--- a/Tests/Fixtures/ATP/946-4DC0-001_C4B_DHM_ATP_Rev-.docx
+++ b/Tests/Fixtures/ATP/946-4DC0-001_C4B_DHM_ATP_Rev-.docx
@@ -6383,51 +6383,25 @@
       <w:r>
         <w:t xml:space="preserve">Table </w:t>
       </w:r>
-      <w:r>
-        <w:fldChar w:fldCharType="begin"/>
-      </w:r>
-      <w:r>
-        <w:instrText xml:space="preserve"> STYLEREF 1 \s </w:instrText>
-      </w:r>
-      <w:r>
-        <w:fldChar w:fldCharType="separate"/>
-      </w:r>
-      <w:r>
-        <w:rPr>
-          <w:noProof/>
-        </w:rPr>
-        <w:t>1</w:t>
-      </w:r>
-      <w:r>
-        <w:rPr>
-          <w:noProof/>
-        </w:rPr>
-        <w:fldChar w:fldCharType="end"/>
-      </w:r>
+      <w:fldSimple w:instr=" STYLEREF 1 \s ">
+        <w:r>
+          <w:rPr>
+            <w:noProof/>
+          </w:rPr>
+          <w:t>1</w:t>
+        </w:r>
+      </w:fldSimple>
       <w:r>
         <w:noBreakHyphen/>
       </w:r>
-      <w:r>
-        <w:fldChar w:fldCharType="begin"/>
-      </w:r>
-      <w:r>
-        <w:instrText xml:space="preserve"> SEQ Table \* ARABIC \s 1 </w:instrText>
-      </w:r>
-      <w:r>
-        <w:fldChar w:fldCharType="separate"/>
-      </w:r>
-      <w:r>
-        <w:rPr>
-          <w:noProof/>
-        </w:rPr>
-        <w:t>1</w:t>
-      </w:r>
-      <w:r>
-        <w:rPr>
-          <w:noProof/>
-        </w:rPr>
-        <w:fldChar w:fldCharType="end"/>
-      </w:r>
+      <w:fldSimple w:instr=" SEQ Table \* ARABIC \s 1 ">
+        <w:r>
+          <w:rPr>
+            <w:noProof/>
+          </w:rPr>
+          <w:t>1</w:t>
+        </w:r>
+      </w:fldSimple>
       <w:bookmarkEnd w:id="9"/>
       <w:r>
         <w:t>, Applicable Hardware</w:t>
@@ -8424,51 +8398,25 @@
       <w:r>
         <w:t xml:space="preserve">Table </w:t>
       </w:r>
-      <w:r>
-        <w:fldChar w:fldCharType="begin"/>
-      </w:r>
-      <w:r>
-        <w:instrText xml:space="preserve"> STYLEREF 1 \s </w:instrText>
-      </w:r>
-      <w:r>
-        <w:fldChar w:fldCharType="separate"/>
-      </w:r>
-      <w:r>
-        <w:rPr>
-          <w:noProof/>
-        </w:rPr>
-        <w:t>2</w:t>
-      </w:r>
-      <w:r>
-        <w:rPr>
-          <w:noProof/>
-        </w:rPr>
-        <w:fldChar w:fldCharType="end"/>
-      </w:r>
+      <w:fldSimple w:instr=" STYLEREF 1 \s ">
+        <w:r>
+          <w:rPr>
+            <w:noProof/>
+          </w:rPr>
+          <w:t>2</w:t>
+        </w:r>
+      </w:fldSimple>
       <w:r>
         <w:noBreakHyphen/>
       </w:r>
-      <w:r>
-        <w:fldChar w:fldCharType="begin"/>
-      </w:r>
-      <w:r>
-        <w:instrText xml:space="preserve"> SEQ Table \* ARABIC \s 1 </w:instrText>
-      </w:r>
-      <w:r>
-        <w:fldChar w:fldCharType="separate"/>
-      </w:r>
-      <w:r>
-        <w:rPr>
-          <w:noProof/>
-        </w:rPr>
-        <w:t>1</w:t>
-      </w:r>
-      <w:r>
-        <w:rPr>
-          <w:noProof/>
-        </w:rPr>
-        <w:fldChar w:fldCharType="end"/>
-      </w:r>
+      <w:fldSimple w:instr=" SEQ Table \* ARABIC \s 1 ">
+        <w:r>
+          <w:rPr>
+            <w:noProof/>
+          </w:rPr>
+          <w:t>1</w:t>
+        </w:r>
+      </w:fldSimple>
       <w:bookmarkEnd w:id="48"/>
       <w:r>
         <w:t>, Power Requirements</w:t>
@@ -9301,7 +9249,7 @@
         <w:pStyle w:val="para"/>
         <w:numPr>
           <w:ilvl w:val="0"/>
-          <w:numId w:val="45"/>
+          <w:numId w:val="27"/>
         </w:numPr>
       </w:pPr>
       <w:r>
@@ -9316,7 +9264,7 @@
         <w:pStyle w:val="para"/>
         <w:numPr>
           <w:ilvl w:val="0"/>
-          <w:numId w:val="45"/>
+          <w:numId w:val="27"/>
         </w:numPr>
       </w:pPr>
       <w:r>
@@ -9331,7 +9279,7 @@
         <w:pStyle w:val="para"/>
         <w:numPr>
           <w:ilvl w:val="0"/>
-          <w:numId w:val="45"/>
+          <w:numId w:val="27"/>
         </w:numPr>
       </w:pPr>
       <w:r>
@@ -9346,7 +9294,7 @@
         <w:pStyle w:val="para"/>
         <w:numPr>
           <w:ilvl w:val="0"/>
-          <w:numId w:val="45"/>
+          <w:numId w:val="27"/>
         </w:numPr>
       </w:pPr>
       <w:r>
@@ -9361,7 +9309,7 @@
         <w:pStyle w:val="para"/>
         <w:numPr>
           <w:ilvl w:val="0"/>
-          <w:numId w:val="45"/>
+          <w:numId w:val="27"/>
         </w:numPr>
       </w:pPr>
       <w:r>
@@ -9469,7 +9417,7 @@
         <w:pStyle w:val="para"/>
         <w:numPr>
           <w:ilvl w:val="0"/>
-          <w:numId w:val="44"/>
+          <w:numId w:val="26"/>
         </w:numPr>
       </w:pPr>
       <w:r>
@@ -9481,7 +9429,7 @@
         <w:pStyle w:val="para"/>
         <w:numPr>
           <w:ilvl w:val="0"/>
-          <w:numId w:val="44"/>
+          <w:numId w:val="26"/>
         </w:numPr>
       </w:pPr>
       <w:r>
@@ -9505,7 +9453,7 @@
         <w:pStyle w:val="para"/>
         <w:numPr>
           <w:ilvl w:val="0"/>
-          <w:numId w:val="44"/>
+          <w:numId w:val="26"/>
         </w:numPr>
       </w:pPr>
       <w:r>
@@ -9523,7 +9471,7 @@
         <w:pStyle w:val="para"/>
         <w:numPr>
           <w:ilvl w:val="0"/>
-          <w:numId w:val="44"/>
+          <w:numId w:val="26"/>
         </w:numPr>
       </w:pPr>
       <w:r>
@@ -9615,7 +9563,7 @@
         <w:pStyle w:val="para"/>
         <w:numPr>
           <w:ilvl w:val="0"/>
-          <w:numId w:val="46"/>
+          <w:numId w:val="28"/>
         </w:numPr>
       </w:pPr>
       <w:r>
@@ -9630,7 +9578,7 @@
         <w:pStyle w:val="para"/>
         <w:numPr>
           <w:ilvl w:val="0"/>
-          <w:numId w:val="46"/>
+          <w:numId w:val="28"/>
         </w:numPr>
       </w:pPr>
       <w:r>
@@ -9648,7 +9596,7 @@
         <w:pStyle w:val="para"/>
         <w:numPr>
           <w:ilvl w:val="0"/>
-          <w:numId w:val="46"/>
+          <w:numId w:val="28"/>
         </w:numPr>
       </w:pPr>
       <w:r>
@@ -9672,7 +9620,7 @@
         <w:pStyle w:val="para"/>
         <w:numPr>
           <w:ilvl w:val="0"/>
-          <w:numId w:val="46"/>
+          <w:numId w:val="28"/>
         </w:numPr>
       </w:pPr>
       <w:r>
@@ -9951,7 +9899,7 @@
         <w:pStyle w:val="NormalIndent"/>
         <w:numPr>
           <w:ilvl w:val="0"/>
-          <w:numId w:val="48"/>
+          <w:numId w:val="29"/>
         </w:numPr>
         <w:rPr>
           <w:sz w:val="20"/>
@@ -10123,7 +10071,7 @@
         <w:pStyle w:val="NormalIndent"/>
         <w:numPr>
           <w:ilvl w:val="0"/>
-          <w:numId w:val="48"/>
+          <w:numId w:val="29"/>
         </w:numPr>
       </w:pPr>
       <w:r>
@@ -14513,27 +14461,14 @@
       <w:r>
         <w:t xml:space="preserve">Equation </w:t>
       </w:r>
-      <w:r>
-        <w:fldChar w:fldCharType="begin"/>
-      </w:r>
-      <w:r>
-        <w:instrText xml:space="preserve"> SEQ Equation \* ARABIC </w:instrText>
-      </w:r>
-      <w:r>
-        <w:fldChar w:fldCharType="separate"/>
-      </w:r>
-      <w:r>
-        <w:rPr>
-          <w:noProof/>
-        </w:rPr>
-        <w:t>14</w:t>
-      </w:r>
-      <w:r>
-        <w:rPr>
-          <w:noProof/>
-        </w:rPr>
-        <w:fldChar w:fldCharType="end"/>
-      </w:r>
+      <w:fldSimple w:instr=" SEQ Equation \* ARABIC ">
+        <w:r>
+          <w:rPr>
+            <w:noProof/>
+          </w:rPr>
+          <w:t>14</w:t>
+        </w:r>
+      </w:fldSimple>
       <w:bookmarkEnd w:id="142"/>
       <w:r>
         <w:t>, Temperature Sensor</w:t>
@@ -14644,27 +14579,14 @@
       <w:r>
         <w:t xml:space="preserve">Equation </w:t>
       </w:r>
-      <w:r>
-        <w:fldChar w:fldCharType="begin"/>
-      </w:r>
-      <w:r>
-        <w:instrText xml:space="preserve"> SEQ Equation \* ARABIC </w:instrText>
-      </w:r>
-      <w:r>
-        <w:fldChar w:fldCharType="separate"/>
-      </w:r>
-      <w:r>
-        <w:rPr>
-          <w:noProof/>
-        </w:rPr>
-        <w:t>15</w:t>
-      </w:r>
-      <w:r>
-        <w:rPr>
-          <w:noProof/>
-        </w:rPr>
-        <w:fldChar w:fldCharType="end"/>
-      </w:r>
+      <w:fldSimple w:instr=" SEQ Equation \* ARABIC ">
+        <w:r>
+          <w:rPr>
+            <w:noProof/>
+          </w:rPr>
+          <w:t>15</w:t>
+        </w:r>
+      </w:fldSimple>
       <w:bookmarkEnd w:id="147"/>
       <w:r>
         <w:t>, ITO Heater Current Conversion</w:t>
@@ -14840,27 +14762,14 @@
       <w:r>
         <w:t xml:space="preserve">Equation </w:t>
       </w:r>
-      <w:r>
-        <w:fldChar w:fldCharType="begin"/>
-      </w:r>
-      <w:r>
-        <w:instrText xml:space="preserve"> SEQ Equation \* ARABIC </w:instrText>
-      </w:r>
-      <w:r>
-        <w:fldChar w:fldCharType="separate"/>
-      </w:r>
-      <w:r>
-        <w:rPr>
-          <w:noProof/>
-        </w:rPr>
-        <w:t>16</w:t>
-      </w:r>
-      <w:r>
-        <w:rPr>
-          <w:noProof/>
-        </w:rPr>
-        <w:fldChar w:fldCharType="end"/>
-      </w:r>
+      <w:fldSimple w:instr=" SEQ Equation \* ARABIC ">
+        <w:r>
+          <w:rPr>
+            <w:noProof/>
+          </w:rPr>
+          <w:t>16</w:t>
+        </w:r>
+      </w:fldSimple>
       <w:bookmarkEnd w:id="150"/>
       <w:r>
         <w:t>, Heater Power Calculation</w:t>
@@ -16400,7 +16309,7 @@
         <w:pStyle w:val="para"/>
         <w:numPr>
           <w:ilvl w:val="0"/>
-          <w:numId w:val="25"/>
+          <w:numId w:val="24"/>
         </w:numPr>
       </w:pPr>
       <w:r>
@@ -16420,7 +16329,7 @@
         <w:pStyle w:val="para"/>
         <w:numPr>
           <w:ilvl w:val="0"/>
-          <w:numId w:val="25"/>
+          <w:numId w:val="24"/>
         </w:numPr>
       </w:pPr>
       <w:r>
@@ -16440,7 +16349,7 @@
         <w:pStyle w:val="para"/>
         <w:numPr>
           <w:ilvl w:val="0"/>
-          <w:numId w:val="25"/>
+          <w:numId w:val="24"/>
         </w:numPr>
       </w:pPr>
       <w:r>
@@ -16472,7 +16381,7 @@
         <w:pStyle w:val="para"/>
         <w:numPr>
           <w:ilvl w:val="0"/>
-          <w:numId w:val="25"/>
+          <w:numId w:val="24"/>
         </w:numPr>
       </w:pPr>
       <w:r>
@@ -16513,7 +16422,7 @@
         <w:pStyle w:val="para"/>
         <w:numPr>
           <w:ilvl w:val="0"/>
-          <w:numId w:val="25"/>
+          <w:numId w:val="24"/>
         </w:numPr>
       </w:pPr>
       <w:r>
@@ -16533,7 +16442,7 @@
         <w:pStyle w:val="para"/>
         <w:numPr>
           <w:ilvl w:val="0"/>
-          <w:numId w:val="25"/>
+          <w:numId w:val="24"/>
         </w:numPr>
       </w:pPr>
       <w:r>
@@ -16571,7 +16480,7 @@
         <w:pStyle w:val="para"/>
         <w:numPr>
           <w:ilvl w:val="0"/>
-          <w:numId w:val="25"/>
+          <w:numId w:val="24"/>
         </w:numPr>
       </w:pPr>
       <w:r>
@@ -16597,7 +16506,7 @@
         <w:pStyle w:val="para"/>
         <w:numPr>
           <w:ilvl w:val="0"/>
-          <w:numId w:val="25"/>
+          <w:numId w:val="24"/>
         </w:numPr>
       </w:pPr>
       <w:r>
@@ -16617,7 +16526,7 @@
         <w:pStyle w:val="para"/>
         <w:numPr>
           <w:ilvl w:val="0"/>
-          <w:numId w:val="25"/>
+          <w:numId w:val="24"/>
         </w:numPr>
       </w:pPr>
       <w:r>
@@ -16637,7 +16546,7 @@
         <w:pStyle w:val="para"/>
         <w:numPr>
           <w:ilvl w:val="0"/>
-          <w:numId w:val="25"/>
+          <w:numId w:val="24"/>
         </w:numPr>
       </w:pPr>
       <w:r>
@@ -16666,7 +16575,7 @@
         <w:pStyle w:val="para"/>
         <w:numPr>
           <w:ilvl w:val="0"/>
-          <w:numId w:val="25"/>
+          <w:numId w:val="24"/>
         </w:numPr>
       </w:pPr>
       <w:r>
@@ -16698,7 +16607,7 @@
         <w:pStyle w:val="para"/>
         <w:numPr>
           <w:ilvl w:val="0"/>
-          <w:numId w:val="25"/>
+          <w:numId w:val="24"/>
         </w:numPr>
       </w:pPr>
       <w:r>
@@ -16742,7 +16651,7 @@
         <w:pStyle w:val="para"/>
         <w:numPr>
           <w:ilvl w:val="0"/>
-          <w:numId w:val="25"/>
+          <w:numId w:val="24"/>
         </w:numPr>
       </w:pPr>
       <w:r>
@@ -16769,7 +16678,7 @@
         <w:pStyle w:val="para"/>
         <w:numPr>
           <w:ilvl w:val="0"/>
-          <w:numId w:val="25"/>
+          <w:numId w:val="24"/>
         </w:numPr>
       </w:pPr>
       <w:r>
@@ -16795,7 +16704,7 @@
         <w:pStyle w:val="para"/>
         <w:numPr>
           <w:ilvl w:val="0"/>
-          <w:numId w:val="25"/>
+          <w:numId w:val="24"/>
         </w:numPr>
       </w:pPr>
       <w:r>
@@ -16815,7 +16724,7 @@
         <w:pStyle w:val="para"/>
         <w:numPr>
           <w:ilvl w:val="0"/>
-          <w:numId w:val="25"/>
+          <w:numId w:val="24"/>
         </w:numPr>
       </w:pPr>
       <w:r>
@@ -16847,7 +16756,7 @@
         <w:pStyle w:val="para"/>
         <w:numPr>
           <w:ilvl w:val="0"/>
-          <w:numId w:val="25"/>
+          <w:numId w:val="24"/>
         </w:numPr>
       </w:pPr>
       <w:r>
@@ -16876,7 +16785,7 @@
         <w:pStyle w:val="para"/>
         <w:numPr>
           <w:ilvl w:val="0"/>
-          <w:numId w:val="25"/>
+          <w:numId w:val="24"/>
         </w:numPr>
       </w:pPr>
       <w:r>
@@ -16896,7 +16805,7 @@
         <w:pStyle w:val="para"/>
         <w:numPr>
           <w:ilvl w:val="0"/>
-          <w:numId w:val="25"/>
+          <w:numId w:val="24"/>
         </w:numPr>
       </w:pPr>
       <w:r>
@@ -16919,7 +16828,7 @@
         <w:pStyle w:val="para"/>
         <w:numPr>
           <w:ilvl w:val="0"/>
-          <w:numId w:val="25"/>
+          <w:numId w:val="24"/>
         </w:numPr>
       </w:pPr>
       <w:r>
@@ -16939,7 +16848,7 @@
         <w:pStyle w:val="para"/>
         <w:numPr>
           <w:ilvl w:val="0"/>
-          <w:numId w:val="25"/>
+          <w:numId w:val="24"/>
         </w:numPr>
       </w:pPr>
       <w:r>
@@ -16971,7 +16880,7 @@
         <w:pStyle w:val="para"/>
         <w:numPr>
           <w:ilvl w:val="0"/>
-          <w:numId w:val="25"/>
+          <w:numId w:val="24"/>
         </w:numPr>
       </w:pPr>
       <w:r>
@@ -16991,7 +16900,7 @@
         <w:pStyle w:val="para"/>
         <w:numPr>
           <w:ilvl w:val="0"/>
-          <w:numId w:val="25"/>
+          <w:numId w:val="24"/>
         </w:numPr>
       </w:pPr>
       <w:r>
@@ -17624,7 +17533,7 @@
         <w:pStyle w:val="para"/>
         <w:numPr>
           <w:ilvl w:val="0"/>
-          <w:numId w:val="25"/>
+          <w:numId w:val="24"/>
         </w:numPr>
       </w:pPr>
       <w:r>
@@ -17636,7 +17545,7 @@
         <w:pStyle w:val="para"/>
         <w:numPr>
           <w:ilvl w:val="0"/>
-          <w:numId w:val="25"/>
+          <w:numId w:val="24"/>
         </w:numPr>
       </w:pPr>
       <w:r>
@@ -17648,7 +17557,7 @@
         <w:pStyle w:val="para"/>
         <w:numPr>
           <w:ilvl w:val="0"/>
-          <w:numId w:val="25"/>
+          <w:numId w:val="24"/>
         </w:numPr>
       </w:pPr>
       <w:r>
@@ -17660,7 +17569,7 @@
         <w:pStyle w:val="para"/>
         <w:numPr>
           <w:ilvl w:val="0"/>
-          <w:numId w:val="25"/>
+          <w:numId w:val="24"/>
         </w:numPr>
       </w:pPr>
       <w:r>
@@ -17672,7 +17581,7 @@
         <w:pStyle w:val="para"/>
         <w:numPr>
           <w:ilvl w:val="0"/>
-          <w:numId w:val="25"/>
+          <w:numId w:val="24"/>
         </w:numPr>
       </w:pPr>
       <w:r>
@@ -17690,7 +17599,7 @@
         <w:pStyle w:val="para"/>
         <w:numPr>
           <w:ilvl w:val="0"/>
-          <w:numId w:val="25"/>
+          <w:numId w:val="24"/>
         </w:numPr>
       </w:pPr>
       <w:r>
@@ -17703,7 +17612,7 @@
         <w:pStyle w:val="para"/>
         <w:numPr>
           <w:ilvl w:val="0"/>
-          <w:numId w:val="25"/>
+          <w:numId w:val="24"/>
         </w:numPr>
       </w:pPr>
       <w:r>
@@ -17715,7 +17624,7 @@
         <w:pStyle w:val="para"/>
         <w:numPr>
           <w:ilvl w:val="0"/>
-          <w:numId w:val="25"/>
+          <w:numId w:val="24"/>
         </w:numPr>
       </w:pPr>
       <w:r>
@@ -17886,7 +17795,7 @@
         <w:pStyle w:val="para"/>
         <w:numPr>
           <w:ilvl w:val="0"/>
-          <w:numId w:val="25"/>
+          <w:numId w:val="24"/>
         </w:numPr>
       </w:pPr>
       <w:r>
@@ -17898,7 +17807,7 @@
         <w:pStyle w:val="para"/>
         <w:numPr>
           <w:ilvl w:val="0"/>
-          <w:numId w:val="25"/>
+          <w:numId w:val="24"/>
         </w:numPr>
       </w:pPr>
       <w:r>
@@ -17910,7 +17819,7 @@
         <w:pStyle w:val="para"/>
         <w:numPr>
           <w:ilvl w:val="0"/>
-          <w:numId w:val="25"/>
+          <w:numId w:val="24"/>
         </w:numPr>
       </w:pPr>
       <w:r>
@@ -17922,7 +17831,7 @@
         <w:pStyle w:val="para"/>
         <w:numPr>
           <w:ilvl w:val="0"/>
-          <w:numId w:val="25"/>
+          <w:numId w:val="24"/>
         </w:numPr>
       </w:pPr>
       <w:r>
@@ -18129,7 +18038,7 @@
         <w:pStyle w:val="para"/>
         <w:numPr>
           <w:ilvl w:val="0"/>
-          <w:numId w:val="25"/>
+          <w:numId w:val="24"/>
         </w:numPr>
       </w:pPr>
       <w:r>
@@ -18141,7 +18050,7 @@
         <w:pStyle w:val="para"/>
         <w:numPr>
           <w:ilvl w:val="0"/>
-          <w:numId w:val="25"/>
+          <w:numId w:val="24"/>
         </w:numPr>
       </w:pPr>
       <w:r>
@@ -18159,7 +18068,7 @@
         <w:pStyle w:val="para"/>
         <w:numPr>
           <w:ilvl w:val="0"/>
-          <w:numId w:val="25"/>
+          <w:numId w:val="24"/>
         </w:numPr>
       </w:pPr>
       <w:r>
@@ -18171,7 +18080,7 @@
         <w:pStyle w:val="para"/>
         <w:numPr>
           <w:ilvl w:val="0"/>
-          <w:numId w:val="25"/>
+          <w:numId w:val="24"/>
         </w:numPr>
       </w:pPr>
       <w:r>
@@ -18192,7 +18101,7 @@
         <w:pStyle w:val="para"/>
         <w:numPr>
           <w:ilvl w:val="0"/>
-          <w:numId w:val="25"/>
+          <w:numId w:val="24"/>
         </w:numPr>
       </w:pPr>
       <w:r>
@@ -18204,7 +18113,7 @@
         <w:pStyle w:val="para"/>
         <w:numPr>
           <w:ilvl w:val="0"/>
-          <w:numId w:val="25"/>
+          <w:numId w:val="24"/>
         </w:numPr>
       </w:pPr>
       <w:r>
@@ -18229,7 +18138,7 @@
         <w:pStyle w:val="para"/>
         <w:numPr>
           <w:ilvl w:val="0"/>
-          <w:numId w:val="25"/>
+          <w:numId w:val="24"/>
         </w:numPr>
       </w:pPr>
       <w:r>
@@ -18363,7 +18272,7 @@
         <w:pStyle w:val="para"/>
         <w:numPr>
           <w:ilvl w:val="0"/>
-          <w:numId w:val="25"/>
+          <w:numId w:val="24"/>
         </w:numPr>
       </w:pPr>
       <w:r>
@@ -18375,7 +18284,7 @@
         <w:pStyle w:val="para"/>
         <w:numPr>
           <w:ilvl w:val="0"/>
-          <w:numId w:val="25"/>
+          <w:numId w:val="24"/>
         </w:numPr>
       </w:pPr>
       <w:r>
@@ -18387,7 +18296,7 @@
         <w:pStyle w:val="para"/>
         <w:numPr>
           <w:ilvl w:val="0"/>
-          <w:numId w:val="25"/>
+          <w:numId w:val="24"/>
         </w:numPr>
       </w:pPr>
       <w:r>
@@ -18399,7 +18308,7 @@
         <w:pStyle w:val="para"/>
         <w:numPr>
           <w:ilvl w:val="0"/>
-          <w:numId w:val="25"/>
+          <w:numId w:val="24"/>
         </w:numPr>
       </w:pPr>
       <w:r>
@@ -18499,7 +18408,7 @@
         <w:pStyle w:val="para"/>
         <w:numPr>
           <w:ilvl w:val="0"/>
-          <w:numId w:val="51"/>
+          <w:numId w:val="30"/>
         </w:numPr>
         <w:rPr>
           <w:b/>
@@ -18612,7 +18521,7 @@
         <w:pStyle w:val="para"/>
         <w:numPr>
           <w:ilvl w:val="0"/>
-          <w:numId w:val="25"/>
+          <w:numId w:val="24"/>
         </w:numPr>
       </w:pPr>
       <w:r>
@@ -18745,7 +18654,7 @@
         <w:pStyle w:val="para"/>
         <w:numPr>
           <w:ilvl w:val="0"/>
-          <w:numId w:val="25"/>
+          <w:numId w:val="24"/>
         </w:numPr>
       </w:pPr>
       <w:r>
@@ -18757,7 +18666,7 @@
         <w:pStyle w:val="para"/>
         <w:numPr>
           <w:ilvl w:val="0"/>
-          <w:numId w:val="25"/>
+          <w:numId w:val="24"/>
         </w:numPr>
       </w:pPr>
       <w:r>
@@ -18775,7 +18684,7 @@
         <w:pStyle w:val="para"/>
         <w:numPr>
           <w:ilvl w:val="0"/>
-          <w:numId w:val="25"/>
+          <w:numId w:val="24"/>
         </w:numPr>
       </w:pPr>
       <w:r>
@@ -18975,7 +18884,7 @@
         <w:pStyle w:val="para"/>
         <w:numPr>
           <w:ilvl w:val="0"/>
-          <w:numId w:val="25"/>
+          <w:numId w:val="24"/>
         </w:numPr>
       </w:pPr>
       <w:r>
@@ -18987,7 +18896,7 @@
         <w:pStyle w:val="para"/>
         <w:numPr>
           <w:ilvl w:val="0"/>
-          <w:numId w:val="25"/>
+          <w:numId w:val="24"/>
         </w:numPr>
       </w:pPr>
       <w:r>
@@ -19005,7 +18914,7 @@
         <w:pStyle w:val="para"/>
         <w:numPr>
           <w:ilvl w:val="0"/>
-          <w:numId w:val="25"/>
+          <w:numId w:val="24"/>
         </w:numPr>
       </w:pPr>
       <w:r>
@@ -19023,7 +18932,7 @@
         <w:pStyle w:val="para"/>
         <w:numPr>
           <w:ilvl w:val="0"/>
-          <w:numId w:val="25"/>
+          <w:numId w:val="24"/>
         </w:numPr>
       </w:pPr>
       <w:r>
@@ -19047,7 +18956,7 @@
         <w:pStyle w:val="para"/>
         <w:numPr>
           <w:ilvl w:val="0"/>
-          <w:numId w:val="25"/>
+          <w:numId w:val="24"/>
         </w:numPr>
       </w:pPr>
       <w:r>
@@ -19065,7 +18974,7 @@
         <w:pStyle w:val="para"/>
         <w:numPr>
           <w:ilvl w:val="0"/>
-          <w:numId w:val="25"/>
+          <w:numId w:val="24"/>
         </w:numPr>
       </w:pPr>
       <w:r>
@@ -19089,7 +18998,7 @@
         <w:pStyle w:val="para"/>
         <w:numPr>
           <w:ilvl w:val="0"/>
-          <w:numId w:val="25"/>
+          <w:numId w:val="24"/>
         </w:numPr>
       </w:pPr>
       <w:r>
@@ -19107,7 +19016,7 @@
         <w:pStyle w:val="para"/>
         <w:numPr>
           <w:ilvl w:val="0"/>
-          <w:numId w:val="25"/>
+          <w:numId w:val="24"/>
         </w:numPr>
       </w:pPr>
       <w:r>
@@ -19128,7 +19037,7 @@
         <w:pStyle w:val="para"/>
         <w:numPr>
           <w:ilvl w:val="0"/>
-          <w:numId w:val="25"/>
+          <w:numId w:val="24"/>
         </w:numPr>
       </w:pPr>
       <w:r>
@@ -19146,7 +19055,7 @@
         <w:pStyle w:val="para"/>
         <w:numPr>
           <w:ilvl w:val="0"/>
-          <w:numId w:val="25"/>
+          <w:numId w:val="24"/>
         </w:numPr>
       </w:pPr>
       <w:r>
@@ -19167,7 +19076,7 @@
         <w:pStyle w:val="para"/>
         <w:numPr>
           <w:ilvl w:val="0"/>
-          <w:numId w:val="25"/>
+          <w:numId w:val="24"/>
         </w:numPr>
       </w:pPr>
       <w:r>
@@ -19185,7 +19094,7 @@
         <w:pStyle w:val="para"/>
         <w:numPr>
           <w:ilvl w:val="0"/>
-          <w:numId w:val="25"/>
+          <w:numId w:val="24"/>
         </w:numPr>
       </w:pPr>
       <w:r>
@@ -19210,7 +19119,7 @@
         <w:pStyle w:val="para"/>
         <w:numPr>
           <w:ilvl w:val="0"/>
-          <w:numId w:val="25"/>
+          <w:numId w:val="24"/>
         </w:numPr>
       </w:pPr>
       <w:r>
@@ -19231,7 +19140,7 @@
         <w:pStyle w:val="para"/>
         <w:numPr>
           <w:ilvl w:val="0"/>
-          <w:numId w:val="25"/>
+          <w:numId w:val="24"/>
         </w:numPr>
       </w:pPr>
       <w:r>
@@ -19255,7 +19164,7 @@
         <w:pStyle w:val="para"/>
         <w:numPr>
           <w:ilvl w:val="0"/>
-          <w:numId w:val="25"/>
+          <w:numId w:val="24"/>
         </w:numPr>
       </w:pPr>
       <w:r>
@@ -19276,7 +19185,7 @@
         <w:pStyle w:val="para"/>
         <w:numPr>
           <w:ilvl w:val="0"/>
-          <w:numId w:val="25"/>
+          <w:numId w:val="24"/>
         </w:numPr>
       </w:pPr>
       <w:r>
@@ -19300,7 +19209,7 @@
         <w:pStyle w:val="para"/>
         <w:numPr>
           <w:ilvl w:val="0"/>
-          <w:numId w:val="25"/>
+          <w:numId w:val="24"/>
         </w:numPr>
       </w:pPr>
       <w:r>
@@ -19318,7 +19227,7 @@
         <w:pStyle w:val="para"/>
         <w:numPr>
           <w:ilvl w:val="0"/>
-          <w:numId w:val="25"/>
+          <w:numId w:val="24"/>
         </w:numPr>
       </w:pPr>
       <w:r>
@@ -19627,7 +19536,7 @@
         <w:pStyle w:val="para"/>
         <w:numPr>
           <w:ilvl w:val="0"/>
-          <w:numId w:val="25"/>
+          <w:numId w:val="24"/>
         </w:numPr>
       </w:pPr>
       <w:r>
@@ -19639,7 +19548,7 @@
         <w:pStyle w:val="xmsolistparagraph"/>
         <w:numPr>
           <w:ilvl w:val="0"/>
-          <w:numId w:val="25"/>
+          <w:numId w:val="24"/>
         </w:numPr>
         <w:shd w:val="clear" w:color="auto" w:fill="FFFFFF"/>
         <w:spacing w:before="120" w:beforeAutospacing="0" w:after="0" w:afterAutospacing="0"/>
@@ -19663,7 +19572,7 @@
         <w:pStyle w:val="para"/>
         <w:numPr>
           <w:ilvl w:val="0"/>
-          <w:numId w:val="25"/>
+          <w:numId w:val="24"/>
         </w:numPr>
       </w:pPr>
       <w:r>
@@ -19678,7 +19587,7 @@
         <w:pStyle w:val="para"/>
         <w:numPr>
           <w:ilvl w:val="0"/>
-          <w:numId w:val="25"/>
+          <w:numId w:val="24"/>
         </w:numPr>
       </w:pPr>
       <w:r>
@@ -19690,7 +19599,7 @@
         <w:pStyle w:val="para"/>
         <w:numPr>
           <w:ilvl w:val="0"/>
-          <w:numId w:val="25"/>
+          <w:numId w:val="24"/>
         </w:numPr>
         <w:rPr>
           <w:highlight w:val="yellow"/>
@@ -19708,7 +19617,7 @@
         <w:pStyle w:val="para"/>
         <w:numPr>
           <w:ilvl w:val="0"/>
-          <w:numId w:val="25"/>
+          <w:numId w:val="24"/>
         </w:numPr>
       </w:pPr>
       <w:r>
@@ -19720,7 +19629,7 @@
         <w:pStyle w:val="para"/>
         <w:numPr>
           <w:ilvl w:val="0"/>
-          <w:numId w:val="25"/>
+          <w:numId w:val="24"/>
         </w:numPr>
       </w:pPr>
       <w:r>
@@ -19732,7 +19641,7 @@
         <w:pStyle w:val="para"/>
         <w:numPr>
           <w:ilvl w:val="0"/>
-          <w:numId w:val="25"/>
+          <w:numId w:val="24"/>
         </w:numPr>
       </w:pPr>
       <w:r>
@@ -19744,7 +19653,7 @@
         <w:pStyle w:val="para"/>
         <w:numPr>
           <w:ilvl w:val="0"/>
-          <w:numId w:val="25"/>
+          <w:numId w:val="24"/>
         </w:numPr>
       </w:pPr>
       <w:r>
@@ -19757,7 +19666,7 @@
         <w:pStyle w:val="para"/>
         <w:numPr>
           <w:ilvl w:val="0"/>
-          <w:numId w:val="25"/>
+          <w:numId w:val="24"/>
         </w:numPr>
       </w:pPr>
       <w:r>
@@ -19769,7 +19678,7 @@
         <w:pStyle w:val="para"/>
         <w:numPr>
           <w:ilvl w:val="0"/>
-          <w:numId w:val="25"/>
+          <w:numId w:val="24"/>
         </w:numPr>
       </w:pPr>
       <w:r>
@@ -19781,7 +19690,7 @@
         <w:pStyle w:val="para"/>
         <w:numPr>
           <w:ilvl w:val="0"/>
-          <w:numId w:val="25"/>
+          <w:numId w:val="24"/>
         </w:numPr>
       </w:pPr>
       <w:r>
@@ -19793,7 +19702,7 @@
         <w:pStyle w:val="para"/>
         <w:numPr>
           <w:ilvl w:val="0"/>
-          <w:numId w:val="25"/>
+          <w:numId w:val="24"/>
         </w:numPr>
       </w:pPr>
       <w:r>
@@ -19805,7 +19714,7 @@
         <w:pStyle w:val="para"/>
         <w:numPr>
           <w:ilvl w:val="0"/>
-          <w:numId w:val="25"/>
+          <w:numId w:val="24"/>
         </w:numPr>
       </w:pPr>
       <w:r>
@@ -19910,7 +19819,7 @@
         <w:pStyle w:val="para"/>
         <w:numPr>
           <w:ilvl w:val="0"/>
-          <w:numId w:val="25"/>
+          <w:numId w:val="24"/>
         </w:numPr>
       </w:pPr>
       <w:r>
@@ -19928,7 +19837,7 @@
         <w:pStyle w:val="xmsolistparagraph"/>
         <w:numPr>
           <w:ilvl w:val="0"/>
-          <w:numId w:val="25"/>
+          <w:numId w:val="24"/>
         </w:numPr>
         <w:shd w:val="clear" w:color="auto" w:fill="FFFFFF"/>
         <w:spacing w:before="120" w:beforeAutospacing="0" w:after="0" w:afterAutospacing="0"/>
@@ -19952,7 +19861,7 @@
         <w:pStyle w:val="para"/>
         <w:numPr>
           <w:ilvl w:val="0"/>
-          <w:numId w:val="25"/>
+          <w:numId w:val="24"/>
         </w:numPr>
       </w:pPr>
       <w:r>
@@ -19970,7 +19879,7 @@
         <w:pStyle w:val="para"/>
         <w:numPr>
           <w:ilvl w:val="0"/>
-          <w:numId w:val="25"/>
+          <w:numId w:val="24"/>
         </w:numPr>
       </w:pPr>
       <w:r>
@@ -20000,7 +19909,7 @@
         <w:pStyle w:val="para"/>
         <w:numPr>
           <w:ilvl w:val="0"/>
-          <w:numId w:val="25"/>
+          <w:numId w:val="24"/>
         </w:numPr>
       </w:pPr>
       <w:r>
@@ -20066,7 +19975,7 @@
         <w:pStyle w:val="para"/>
         <w:numPr>
           <w:ilvl w:val="0"/>
-          <w:numId w:val="25"/>
+          <w:numId w:val="24"/>
         </w:numPr>
       </w:pPr>
       <w:r>
@@ -20273,7 +20182,7 @@
         <w:pStyle w:val="para"/>
         <w:numPr>
           <w:ilvl w:val="0"/>
-          <w:numId w:val="25"/>
+          <w:numId w:val="24"/>
         </w:numPr>
       </w:pPr>
       <w:r>
@@ -20291,7 +20200,7 @@
         <w:pStyle w:val="xmsolistparagraph"/>
         <w:numPr>
           <w:ilvl w:val="0"/>
-          <w:numId w:val="25"/>
+          <w:numId w:val="24"/>
         </w:numPr>
         <w:shd w:val="clear" w:color="auto" w:fill="FFFFFF"/>
         <w:spacing w:before="120" w:beforeAutospacing="0" w:after="0" w:afterAutospacing="0"/>
@@ -20317,7 +20226,7 @@
         <w:pStyle w:val="para"/>
         <w:numPr>
           <w:ilvl w:val="0"/>
-          <w:numId w:val="25"/>
+          <w:numId w:val="24"/>
         </w:numPr>
       </w:pPr>
       <w:r>
@@ -20335,7 +20244,7 @@
         <w:pStyle w:val="para"/>
         <w:numPr>
           <w:ilvl w:val="0"/>
-          <w:numId w:val="25"/>
+          <w:numId w:val="24"/>
         </w:numPr>
       </w:pPr>
       <w:r>
@@ -20381,7 +20290,7 @@
         <w:pStyle w:val="para"/>
         <w:numPr>
           <w:ilvl w:val="0"/>
-          <w:numId w:val="25"/>
+          <w:numId w:val="24"/>
         </w:numPr>
       </w:pPr>
       <w:r>
@@ -20426,7 +20335,7 @@
         <w:pStyle w:val="para"/>
         <w:numPr>
           <w:ilvl w:val="0"/>
-          <w:numId w:val="25"/>
+          <w:numId w:val="24"/>
         </w:numPr>
       </w:pPr>
       <w:r>
@@ -20456,7 +20365,7 @@
         <w:pStyle w:val="para"/>
         <w:numPr>
           <w:ilvl w:val="0"/>
-          <w:numId w:val="25"/>
+          <w:numId w:val="24"/>
         </w:numPr>
       </w:pPr>
       <w:r>
@@ -20516,7 +20425,7 @@
         <w:pStyle w:val="para"/>
         <w:numPr>
           <w:ilvl w:val="0"/>
-          <w:numId w:val="25"/>
+          <w:numId w:val="24"/>
         </w:numPr>
       </w:pPr>
       <w:r>
@@ -20534,7 +20443,7 @@
         <w:pStyle w:val="para"/>
         <w:numPr>
           <w:ilvl w:val="0"/>
-          <w:numId w:val="25"/>
+          <w:numId w:val="24"/>
         </w:numPr>
       </w:pPr>
       <w:r>
@@ -20579,7 +20488,7 @@
         <w:pStyle w:val="para"/>
         <w:numPr>
           <w:ilvl w:val="0"/>
-          <w:numId w:val="25"/>
+          <w:numId w:val="24"/>
         </w:numPr>
       </w:pPr>
       <w:r>
@@ -20606,7 +20515,7 @@
         <w:pStyle w:val="para"/>
         <w:numPr>
           <w:ilvl w:val="0"/>
-          <w:numId w:val="25"/>
+          <w:numId w:val="24"/>
         </w:numPr>
       </w:pPr>
       <w:r>
@@ -20666,7 +20575,7 @@
         <w:pStyle w:val="para"/>
         <w:numPr>
           <w:ilvl w:val="0"/>
-          <w:numId w:val="25"/>
+          <w:numId w:val="24"/>
         </w:numPr>
       </w:pPr>
       <w:r>
@@ -20690,7 +20599,7 @@
         <w:pStyle w:val="para"/>
         <w:numPr>
           <w:ilvl w:val="0"/>
-          <w:numId w:val="25"/>
+          <w:numId w:val="24"/>
         </w:numPr>
       </w:pPr>
       <w:r>
@@ -20857,7 +20766,7 @@
         <w:pStyle w:val="para"/>
         <w:numPr>
           <w:ilvl w:val="0"/>
-          <w:numId w:val="25"/>
+          <w:numId w:val="24"/>
         </w:numPr>
       </w:pPr>
       <w:r>
@@ -20869,7 +20778,7 @@
         <w:pStyle w:val="para"/>
         <w:numPr>
           <w:ilvl w:val="0"/>
-          <w:numId w:val="25"/>
+          <w:numId w:val="24"/>
         </w:numPr>
       </w:pPr>
       <w:r>
@@ -20884,7 +20793,7 @@
         <w:pStyle w:val="xmsolistparagraph"/>
         <w:numPr>
           <w:ilvl w:val="0"/>
-          <w:numId w:val="25"/>
+          <w:numId w:val="24"/>
         </w:numPr>
         <w:shd w:val="clear" w:color="auto" w:fill="FFFFFF"/>
         <w:spacing w:before="120" w:beforeAutospacing="0" w:after="0" w:afterAutospacing="0"/>
@@ -20910,7 +20819,7 @@
         <w:pStyle w:val="para"/>
         <w:numPr>
           <w:ilvl w:val="0"/>
-          <w:numId w:val="25"/>
+          <w:numId w:val="24"/>
         </w:numPr>
       </w:pPr>
       <w:r>
@@ -20922,7 +20831,7 @@
         <w:pStyle w:val="para"/>
         <w:numPr>
           <w:ilvl w:val="1"/>
-          <w:numId w:val="25"/>
+          <w:numId w:val="24"/>
         </w:numPr>
       </w:pPr>
       <w:r>
@@ -20934,7 +20843,7 @@
         <w:pStyle w:val="para"/>
         <w:numPr>
           <w:ilvl w:val="2"/>
-          <w:numId w:val="25"/>
+          <w:numId w:val="24"/>
         </w:numPr>
       </w:pPr>
       <w:r>
@@ -20946,7 +20855,7 @@
         <w:pStyle w:val="para"/>
         <w:numPr>
           <w:ilvl w:val="2"/>
-          <w:numId w:val="25"/>
+          <w:numId w:val="24"/>
         </w:numPr>
       </w:pPr>
       <w:r>
@@ -20958,7 +20867,7 @@
         <w:pStyle w:val="para"/>
         <w:numPr>
           <w:ilvl w:val="2"/>
-          <w:numId w:val="25"/>
+          <w:numId w:val="24"/>
         </w:numPr>
       </w:pPr>
       <w:r>
@@ -20970,7 +20879,7 @@
         <w:pStyle w:val="para"/>
         <w:numPr>
           <w:ilvl w:val="2"/>
-          <w:numId w:val="25"/>
+          <w:numId w:val="24"/>
         </w:numPr>
       </w:pPr>
       <w:r>
@@ -20982,7 +20891,7 @@
         <w:pStyle w:val="para"/>
         <w:numPr>
           <w:ilvl w:val="2"/>
-          <w:numId w:val="25"/>
+          <w:numId w:val="24"/>
         </w:numPr>
       </w:pPr>
       <w:r>
@@ -20994,7 +20903,7 @@
         <w:pStyle w:val="para"/>
         <w:numPr>
           <w:ilvl w:val="0"/>
-          <w:numId w:val="25"/>
+          <w:numId w:val="24"/>
         </w:numPr>
       </w:pPr>
       <w:r>
@@ -21042,7 +20951,7 @@
         <w:pStyle w:val="para"/>
         <w:numPr>
           <w:ilvl w:val="1"/>
-          <w:numId w:val="25"/>
+          <w:numId w:val="24"/>
         </w:numPr>
       </w:pPr>
       <w:r>
@@ -21054,7 +20963,7 @@
         <w:pStyle w:val="para"/>
         <w:numPr>
           <w:ilvl w:val="0"/>
-          <w:numId w:val="25"/>
+          <w:numId w:val="24"/>
         </w:numPr>
       </w:pPr>
       <w:r>
@@ -21081,7 +20990,7 @@
         <w:pStyle w:val="para"/>
         <w:numPr>
           <w:ilvl w:val="1"/>
-          <w:numId w:val="25"/>
+          <w:numId w:val="24"/>
         </w:numPr>
       </w:pPr>
       <w:r>
@@ -21093,7 +21002,7 @@
         <w:pStyle w:val="para"/>
         <w:numPr>
           <w:ilvl w:val="0"/>
-          <w:numId w:val="25"/>
+          <w:numId w:val="24"/>
         </w:numPr>
       </w:pPr>
       <w:r>
@@ -21188,7 +21097,7 @@
         <w:pStyle w:val="para"/>
         <w:numPr>
           <w:ilvl w:val="0"/>
-          <w:numId w:val="25"/>
+          <w:numId w:val="24"/>
         </w:numPr>
       </w:pPr>
       <w:r>
@@ -21203,7 +21112,7 @@
         <w:pStyle w:val="xmsolistparagraph"/>
         <w:numPr>
           <w:ilvl w:val="0"/>
-          <w:numId w:val="25"/>
+          <w:numId w:val="24"/>
         </w:numPr>
         <w:shd w:val="clear" w:color="auto" w:fill="FFFFFF"/>
         <w:spacing w:before="120" w:beforeAutospacing="0" w:after="0" w:afterAutospacing="0"/>
@@ -21229,7 +21138,7 @@
         <w:pStyle w:val="para"/>
         <w:numPr>
           <w:ilvl w:val="0"/>
-          <w:numId w:val="25"/>
+          <w:numId w:val="24"/>
         </w:numPr>
       </w:pPr>
       <w:r>
@@ -21244,7 +21153,7 @@
         <w:pStyle w:val="para"/>
         <w:numPr>
           <w:ilvl w:val="0"/>
-          <w:numId w:val="25"/>
+          <w:numId w:val="24"/>
         </w:numPr>
       </w:pPr>
       <w:r>
@@ -21274,7 +21183,7 @@
         <w:pStyle w:val="para"/>
         <w:numPr>
           <w:ilvl w:val="0"/>
-          <w:numId w:val="25"/>
+          <w:numId w:val="24"/>
         </w:numPr>
       </w:pPr>
       <w:r>
@@ -21319,7 +21228,7 @@
         <w:pStyle w:val="para"/>
         <w:numPr>
           <w:ilvl w:val="0"/>
-          <w:numId w:val="25"/>
+          <w:numId w:val="24"/>
         </w:numPr>
       </w:pPr>
       <w:r>
@@ -21432,7 +21341,7 @@
         <w:pStyle w:val="para"/>
         <w:numPr>
           <w:ilvl w:val="0"/>
-          <w:numId w:val="25"/>
+          <w:numId w:val="24"/>
         </w:numPr>
       </w:pPr>
       <w:r>
@@ -21444,7 +21353,7 @@
         <w:pStyle w:val="xmsolistparagraph"/>
         <w:numPr>
           <w:ilvl w:val="0"/>
-          <w:numId w:val="25"/>
+          <w:numId w:val="24"/>
         </w:numPr>
         <w:shd w:val="clear" w:color="auto" w:fill="FFFFFF"/>
         <w:spacing w:before="120" w:beforeAutospacing="0" w:after="0" w:afterAutospacing="0"/>
@@ -21470,7 +21379,7 @@
         <w:pStyle w:val="para"/>
         <w:numPr>
           <w:ilvl w:val="0"/>
-          <w:numId w:val="25"/>
+          <w:numId w:val="24"/>
         </w:numPr>
       </w:pPr>
       <w:r>
@@ -21485,7 +21394,7 @@
         <w:pStyle w:val="para"/>
         <w:numPr>
           <w:ilvl w:val="0"/>
-          <w:numId w:val="25"/>
+          <w:numId w:val="24"/>
         </w:numPr>
       </w:pPr>
       <w:r>
@@ -21512,7 +21421,7 @@
         <w:pStyle w:val="para"/>
         <w:numPr>
           <w:ilvl w:val="0"/>
-          <w:numId w:val="25"/>
+          <w:numId w:val="24"/>
         </w:numPr>
       </w:pPr>
       <w:r>
@@ -21524,7 +21433,7 @@
         <w:pStyle w:val="para"/>
         <w:numPr>
           <w:ilvl w:val="0"/>
-          <w:numId w:val="25"/>
+          <w:numId w:val="24"/>
         </w:numPr>
       </w:pPr>
       <w:r>
@@ -21539,7 +21448,7 @@
         <w:pStyle w:val="para"/>
         <w:numPr>
           <w:ilvl w:val="0"/>
-          <w:numId w:val="25"/>
+          <w:numId w:val="24"/>
         </w:numPr>
       </w:pPr>
       <w:r>
@@ -21689,7 +21598,7 @@
         <w:pStyle w:val="para"/>
         <w:numPr>
           <w:ilvl w:val="0"/>
-          <w:numId w:val="25"/>
+          <w:numId w:val="24"/>
         </w:numPr>
       </w:pPr>
       <w:r>
@@ -21701,7 +21610,7 @@
         <w:pStyle w:val="para"/>
         <w:numPr>
           <w:ilvl w:val="0"/>
-          <w:numId w:val="25"/>
+          <w:numId w:val="24"/>
         </w:numPr>
       </w:pPr>
       <w:r>
@@ -21725,7 +21634,7 @@
         <w:pStyle w:val="xmsolistparagraph"/>
         <w:numPr>
           <w:ilvl w:val="0"/>
-          <w:numId w:val="25"/>
+          <w:numId w:val="24"/>
         </w:numPr>
         <w:shd w:val="clear" w:color="auto" w:fill="FFFFFF"/>
         <w:spacing w:before="120" w:beforeAutospacing="0" w:after="0" w:afterAutospacing="0"/>
@@ -21751,7 +21660,7 @@
         <w:pStyle w:val="para"/>
         <w:numPr>
           <w:ilvl w:val="0"/>
-          <w:numId w:val="25"/>
+          <w:numId w:val="24"/>
         </w:numPr>
       </w:pPr>
       <w:r>
@@ -21763,7 +21672,7 @@
         <w:pStyle w:val="para"/>
         <w:numPr>
           <w:ilvl w:val="0"/>
-          <w:numId w:val="25"/>
+          <w:numId w:val="24"/>
         </w:numPr>
       </w:pPr>
       <w:r>
@@ -21793,7 +21702,7 @@
         <w:pStyle w:val="para"/>
         <w:numPr>
           <w:ilvl w:val="0"/>
-          <w:numId w:val="25"/>
+          <w:numId w:val="24"/>
         </w:numPr>
       </w:pPr>
       <w:r>
@@ -21808,7 +21717,7 @@
         <w:pStyle w:val="para"/>
         <w:numPr>
           <w:ilvl w:val="0"/>
-          <w:numId w:val="25"/>
+          <w:numId w:val="24"/>
         </w:numPr>
       </w:pPr>
       <w:r>
@@ -21820,7 +21729,7 @@
         <w:pStyle w:val="para"/>
         <w:numPr>
           <w:ilvl w:val="0"/>
-          <w:numId w:val="25"/>
+          <w:numId w:val="24"/>
         </w:numPr>
       </w:pPr>
       <w:r>
@@ -21838,7 +21747,7 @@
         <w:pStyle w:val="para"/>
         <w:numPr>
           <w:ilvl w:val="0"/>
-          <w:numId w:val="25"/>
+          <w:numId w:val="24"/>
         </w:numPr>
       </w:pPr>
       <w:r>
@@ -21850,7 +21759,7 @@
         <w:pStyle w:val="para"/>
         <w:numPr>
           <w:ilvl w:val="0"/>
-          <w:numId w:val="25"/>
+          <w:numId w:val="24"/>
         </w:numPr>
       </w:pPr>
       <w:r>
@@ -21871,7 +21780,7 @@
         <w:pStyle w:val="para"/>
         <w:numPr>
           <w:ilvl w:val="0"/>
-          <w:numId w:val="25"/>
+          <w:numId w:val="24"/>
         </w:numPr>
       </w:pPr>
       <w:r>
@@ -21883,7 +21792,7 @@
         <w:pStyle w:val="para"/>
         <w:numPr>
           <w:ilvl w:val="0"/>
-          <w:numId w:val="25"/>
+          <w:numId w:val="24"/>
         </w:numPr>
       </w:pPr>
       <w:r>
@@ -21898,7 +21807,7 @@
         <w:pStyle w:val="para"/>
         <w:numPr>
           <w:ilvl w:val="0"/>
-          <w:numId w:val="25"/>
+          <w:numId w:val="24"/>
         </w:numPr>
       </w:pPr>
       <w:r>
@@ -21910,7 +21819,7 @@
         <w:pStyle w:val="para"/>
         <w:numPr>
           <w:ilvl w:val="0"/>
-          <w:numId w:val="25"/>
+          <w:numId w:val="24"/>
         </w:numPr>
       </w:pPr>
       <w:r>
@@ -21922,7 +21831,7 @@
         <w:pStyle w:val="para"/>
         <w:numPr>
           <w:ilvl w:val="0"/>
-          <w:numId w:val="25"/>
+          <w:numId w:val="24"/>
         </w:numPr>
       </w:pPr>
       <w:r>
@@ -22268,7 +22177,7 @@
         <w:pStyle w:val="para"/>
         <w:numPr>
           <w:ilvl w:val="0"/>
-          <w:numId w:val="25"/>
+          <w:numId w:val="24"/>
         </w:numPr>
       </w:pPr>
       <w:r>
@@ -22280,7 +22189,7 @@
         <w:pStyle w:val="xmsolistparagraph"/>
         <w:numPr>
           <w:ilvl w:val="0"/>
-          <w:numId w:val="25"/>
+          <w:numId w:val="24"/>
         </w:numPr>
         <w:shd w:val="clear" w:color="auto" w:fill="FFFFFF"/>
         <w:spacing w:before="120" w:beforeAutospacing="0" w:after="0" w:afterAutospacing="0"/>
@@ -22306,7 +22215,7 @@
         <w:pStyle w:val="para"/>
         <w:numPr>
           <w:ilvl w:val="0"/>
-          <w:numId w:val="25"/>
+          <w:numId w:val="24"/>
         </w:numPr>
       </w:pPr>
       <w:r>
@@ -22321,7 +22230,7 @@
         <w:pStyle w:val="para"/>
         <w:numPr>
           <w:ilvl w:val="0"/>
-          <w:numId w:val="25"/>
+          <w:numId w:val="24"/>
         </w:numPr>
       </w:pPr>
       <w:r>
@@ -22333,7 +22242,7 @@
         <w:pStyle w:val="para"/>
         <w:numPr>
           <w:ilvl w:val="0"/>
-          <w:numId w:val="25"/>
+          <w:numId w:val="24"/>
         </w:numPr>
       </w:pPr>
       <w:r>
@@ -22372,7 +22281,7 @@
         <w:pStyle w:val="para"/>
         <w:numPr>
           <w:ilvl w:val="0"/>
-          <w:numId w:val="25"/>
+          <w:numId w:val="24"/>
         </w:numPr>
       </w:pPr>
       <w:r>
@@ -22408,7 +22317,7 @@
         <w:pStyle w:val="para"/>
         <w:numPr>
           <w:ilvl w:val="0"/>
-          <w:numId w:val="25"/>
+          <w:numId w:val="24"/>
         </w:numPr>
       </w:pPr>
       <w:r>
@@ -22432,7 +22341,7 @@
         <w:pStyle w:val="para"/>
         <w:numPr>
           <w:ilvl w:val="0"/>
-          <w:numId w:val="25"/>
+          <w:numId w:val="24"/>
         </w:numPr>
       </w:pPr>
       <w:r>
@@ -22447,7 +22356,7 @@
         <w:pStyle w:val="para"/>
         <w:numPr>
           <w:ilvl w:val="0"/>
-          <w:numId w:val="25"/>
+          <w:numId w:val="24"/>
         </w:numPr>
       </w:pPr>
       <w:r>
@@ -22462,7 +22371,7 @@
         <w:pStyle w:val="para"/>
         <w:numPr>
           <w:ilvl w:val="0"/>
-          <w:numId w:val="25"/>
+          <w:numId w:val="24"/>
         </w:numPr>
       </w:pPr>
       <w:r>
@@ -22483,7 +22392,7 @@
         <w:pStyle w:val="para"/>
         <w:numPr>
           <w:ilvl w:val="1"/>
-          <w:numId w:val="25"/>
+          <w:numId w:val="24"/>
         </w:numPr>
       </w:pPr>
       <w:r>
@@ -22495,7 +22404,7 @@
         <w:pStyle w:val="para"/>
         <w:numPr>
           <w:ilvl w:val="1"/>
-          <w:numId w:val="25"/>
+          <w:numId w:val="24"/>
         </w:numPr>
       </w:pPr>
       <w:r>
@@ -22565,7 +22474,7 @@
         <w:pStyle w:val="para"/>
         <w:numPr>
           <w:ilvl w:val="1"/>
-          <w:numId w:val="25"/>
+          <w:numId w:val="24"/>
         </w:numPr>
       </w:pPr>
       <w:r>
@@ -22613,7 +22522,7 @@
         <w:pStyle w:val="para"/>
         <w:numPr>
           <w:ilvl w:val="1"/>
-          <w:numId w:val="25"/>
+          <w:numId w:val="24"/>
         </w:numPr>
       </w:pPr>
       <w:r>
@@ -22649,7 +22558,7 @@
         <w:pStyle w:val="para"/>
         <w:numPr>
           <w:ilvl w:val="0"/>
-          <w:numId w:val="25"/>
+          <w:numId w:val="24"/>
         </w:numPr>
       </w:pPr>
       <w:r>
@@ -22676,7 +22585,7 @@
         <w:pStyle w:val="para"/>
         <w:numPr>
           <w:ilvl w:val="0"/>
-          <w:numId w:val="25"/>
+          <w:numId w:val="24"/>
         </w:numPr>
       </w:pPr>
       <w:r>
@@ -22688,7 +22597,7 @@
         <w:pStyle w:val="para"/>
         <w:numPr>
           <w:ilvl w:val="1"/>
-          <w:numId w:val="25"/>
+          <w:numId w:val="24"/>
         </w:numPr>
       </w:pPr>
       <w:r>
@@ -22700,7 +22609,7 @@
         <w:pStyle w:val="para"/>
         <w:numPr>
           <w:ilvl w:val="1"/>
-          <w:numId w:val="25"/>
+          <w:numId w:val="24"/>
         </w:numPr>
       </w:pPr>
       <w:r>
@@ -22769,7 +22678,7 @@
         <w:pStyle w:val="para"/>
         <w:numPr>
           <w:ilvl w:val="1"/>
-          <w:numId w:val="25"/>
+          <w:numId w:val="24"/>
         </w:numPr>
       </w:pPr>
       <w:r>
@@ -22817,7 +22726,7 @@
         <w:pStyle w:val="para"/>
         <w:numPr>
           <w:ilvl w:val="1"/>
-          <w:numId w:val="25"/>
+          <w:numId w:val="24"/>
         </w:numPr>
       </w:pPr>
       <w:r>
@@ -22853,7 +22762,7 @@
         <w:pStyle w:val="para"/>
         <w:numPr>
           <w:ilvl w:val="0"/>
-          <w:numId w:val="25"/>
+          <w:numId w:val="24"/>
         </w:numPr>
       </w:pPr>
       <w:r>
@@ -22877,7 +22786,7 @@
         <w:pStyle w:val="para"/>
         <w:numPr>
           <w:ilvl w:val="0"/>
-          <w:numId w:val="25"/>
+          <w:numId w:val="24"/>
         </w:numPr>
       </w:pPr>
       <w:r>
@@ -22889,7 +22798,7 @@
         <w:pStyle w:val="para"/>
         <w:numPr>
           <w:ilvl w:val="1"/>
-          <w:numId w:val="25"/>
+          <w:numId w:val="24"/>
         </w:numPr>
       </w:pPr>
       <w:r>
@@ -22901,7 +22810,7 @@
         <w:pStyle w:val="para"/>
         <w:numPr>
           <w:ilvl w:val="1"/>
-          <w:numId w:val="25"/>
+          <w:numId w:val="24"/>
         </w:numPr>
       </w:pPr>
       <w:r>
@@ -22970,7 +22879,7 @@
         <w:pStyle w:val="para"/>
         <w:numPr>
           <w:ilvl w:val="1"/>
-          <w:numId w:val="25"/>
+          <w:numId w:val="24"/>
         </w:numPr>
       </w:pPr>
       <w:r>
@@ -23018,7 +22927,7 @@
         <w:pStyle w:val="para"/>
         <w:numPr>
           <w:ilvl w:val="1"/>
-          <w:numId w:val="25"/>
+          <w:numId w:val="24"/>
         </w:numPr>
       </w:pPr>
       <w:r>
@@ -23054,7 +22963,7 @@
         <w:pStyle w:val="para"/>
         <w:numPr>
           <w:ilvl w:val="0"/>
-          <w:numId w:val="25"/>
+          <w:numId w:val="24"/>
         </w:numPr>
       </w:pPr>
       <w:r>
@@ -23078,7 +22987,7 @@
         <w:pStyle w:val="para"/>
         <w:numPr>
           <w:ilvl w:val="0"/>
-          <w:numId w:val="25"/>
+          <w:numId w:val="24"/>
         </w:numPr>
       </w:pPr>
       <w:r>
@@ -23102,7 +23011,7 @@
         <w:pStyle w:val="para"/>
         <w:numPr>
           <w:ilvl w:val="0"/>
-          <w:numId w:val="25"/>
+          <w:numId w:val="24"/>
         </w:numPr>
       </w:pPr>
       <w:r>
@@ -23141,7 +23050,7 @@
         <w:pStyle w:val="para"/>
         <w:numPr>
           <w:ilvl w:val="0"/>
-          <w:numId w:val="25"/>
+          <w:numId w:val="24"/>
         </w:numPr>
       </w:pPr>
       <w:r>
@@ -23162,7 +23071,7 @@
         <w:pStyle w:val="para"/>
         <w:numPr>
           <w:ilvl w:val="0"/>
-          <w:numId w:val="25"/>
+          <w:numId w:val="24"/>
         </w:numPr>
       </w:pPr>
       <w:r>
@@ -23174,7 +23083,7 @@
         <w:pStyle w:val="para"/>
         <w:numPr>
           <w:ilvl w:val="0"/>
-          <w:numId w:val="25"/>
+          <w:numId w:val="24"/>
         </w:numPr>
       </w:pPr>
       <w:r>
@@ -23210,7 +23119,7 @@
         <w:pStyle w:val="para"/>
         <w:numPr>
           <w:ilvl w:val="0"/>
-          <w:numId w:val="25"/>
+          <w:numId w:val="24"/>
         </w:numPr>
       </w:pPr>
       <w:r>
@@ -23222,7 +23131,7 @@
         <w:pStyle w:val="para"/>
         <w:numPr>
           <w:ilvl w:val="0"/>
-          <w:numId w:val="25"/>
+          <w:numId w:val="24"/>
         </w:numPr>
       </w:pPr>
       <w:r>
@@ -23234,7 +23143,7 @@
         <w:pStyle w:val="para"/>
         <w:numPr>
           <w:ilvl w:val="0"/>
-          <w:numId w:val="25"/>
+          <w:numId w:val="24"/>
         </w:numPr>
       </w:pPr>
       <w:r>
@@ -23270,7 +23179,7 @@
         <w:pStyle w:val="para"/>
         <w:numPr>
           <w:ilvl w:val="0"/>
-          <w:numId w:val="25"/>
+          <w:numId w:val="24"/>
         </w:numPr>
       </w:pPr>
       <w:r>
@@ -23618,7 +23527,7 @@
         <w:pStyle w:val="para"/>
         <w:numPr>
           <w:ilvl w:val="0"/>
-          <w:numId w:val="25"/>
+          <w:numId w:val="24"/>
         </w:numPr>
       </w:pPr>
       <w:r>
@@ -23633,7 +23542,7 @@
         <w:pStyle w:val="para"/>
         <w:numPr>
           <w:ilvl w:val="0"/>
-          <w:numId w:val="25"/>
+          <w:numId w:val="24"/>
         </w:numPr>
       </w:pPr>
       <w:r>
@@ -23648,7 +23557,7 @@
         <w:pStyle w:val="xmsolistparagraph"/>
         <w:numPr>
           <w:ilvl w:val="0"/>
-          <w:numId w:val="25"/>
+          <w:numId w:val="24"/>
         </w:numPr>
         <w:shd w:val="clear" w:color="auto" w:fill="FFFFFF"/>
         <w:spacing w:before="120" w:beforeAutospacing="0" w:after="0" w:afterAutospacing="0"/>
@@ -23674,7 +23583,7 @@
         <w:pStyle w:val="para"/>
         <w:numPr>
           <w:ilvl w:val="0"/>
-          <w:numId w:val="25"/>
+          <w:numId w:val="24"/>
         </w:numPr>
       </w:pPr>
       <w:r>
@@ -23689,7 +23598,7 @@
         <w:pStyle w:val="para"/>
         <w:numPr>
           <w:ilvl w:val="0"/>
-          <w:numId w:val="25"/>
+          <w:numId w:val="24"/>
         </w:numPr>
       </w:pPr>
       <w:r>
@@ -23701,7 +23610,7 @@
         <w:pStyle w:val="para"/>
         <w:numPr>
           <w:ilvl w:val="0"/>
-          <w:numId w:val="25"/>
+          <w:numId w:val="24"/>
         </w:numPr>
       </w:pPr>
       <w:r>
@@ -23713,7 +23622,7 @@
         <w:pStyle w:val="para"/>
         <w:numPr>
           <w:ilvl w:val="0"/>
-          <w:numId w:val="25"/>
+          <w:numId w:val="24"/>
         </w:numPr>
       </w:pPr>
       <w:r>
@@ -23734,7 +23643,7 @@
         <w:pStyle w:val="para"/>
         <w:numPr>
           <w:ilvl w:val="0"/>
-          <w:numId w:val="25"/>
+          <w:numId w:val="24"/>
         </w:numPr>
       </w:pPr>
       <w:r>
@@ -23794,7 +23703,7 @@
         <w:pStyle w:val="para"/>
         <w:numPr>
           <w:ilvl w:val="0"/>
-          <w:numId w:val="25"/>
+          <w:numId w:val="24"/>
         </w:numPr>
       </w:pPr>
       <w:r>
@@ -23830,7 +23739,7 @@
         <w:pStyle w:val="para"/>
         <w:numPr>
           <w:ilvl w:val="0"/>
-          <w:numId w:val="25"/>
+          <w:numId w:val="24"/>
         </w:numPr>
       </w:pPr>
       <w:r>
@@ -23842,7 +23751,7 @@
         <w:pStyle w:val="para"/>
         <w:numPr>
           <w:ilvl w:val="0"/>
-          <w:numId w:val="25"/>
+          <w:numId w:val="24"/>
         </w:numPr>
       </w:pPr>
       <w:r>
@@ -23857,7 +23766,7 @@
         <w:pStyle w:val="para"/>
         <w:numPr>
           <w:ilvl w:val="0"/>
-          <w:numId w:val="25"/>
+          <w:numId w:val="24"/>
         </w:numPr>
       </w:pPr>
       <w:r>
@@ -23887,7 +23796,7 @@
         <w:pStyle w:val="para"/>
         <w:numPr>
           <w:ilvl w:val="0"/>
-          <w:numId w:val="25"/>
+          <w:numId w:val="24"/>
         </w:numPr>
       </w:pPr>
       <w:r>
@@ -23905,7 +23814,7 @@
         <w:pStyle w:val="para"/>
         <w:numPr>
           <w:ilvl w:val="0"/>
-          <w:numId w:val="25"/>
+          <w:numId w:val="24"/>
         </w:numPr>
       </w:pPr>
       <w:r>
@@ -23962,7 +23871,7 @@
         <w:pStyle w:val="para"/>
         <w:numPr>
           <w:ilvl w:val="0"/>
-          <w:numId w:val="25"/>
+          <w:numId w:val="24"/>
         </w:numPr>
       </w:pPr>
       <w:r>
@@ -23998,7 +23907,7 @@
         <w:pStyle w:val="para"/>
         <w:numPr>
           <w:ilvl w:val="0"/>
-          <w:numId w:val="25"/>
+          <w:numId w:val="24"/>
         </w:numPr>
       </w:pPr>
       <w:r>
@@ -24010,7 +23919,7 @@
         <w:pStyle w:val="para"/>
         <w:numPr>
           <w:ilvl w:val="0"/>
-          <w:numId w:val="25"/>
+          <w:numId w:val="24"/>
         </w:numPr>
       </w:pPr>
       <w:r>
@@ -24022,7 +23931,7 @@
         <w:pStyle w:val="para"/>
         <w:numPr>
           <w:ilvl w:val="0"/>
-          <w:numId w:val="25"/>
+          <w:numId w:val="24"/>
         </w:numPr>
       </w:pPr>
       <w:r>
@@ -24040,7 +23949,7 @@
         <w:pStyle w:val="para"/>
         <w:numPr>
           <w:ilvl w:val="0"/>
-          <w:numId w:val="25"/>
+          <w:numId w:val="24"/>
         </w:numPr>
       </w:pPr>
       <w:r>
@@ -24052,7 +23961,7 @@
         <w:pStyle w:val="para"/>
         <w:numPr>
           <w:ilvl w:val="0"/>
-          <w:numId w:val="25"/>
+          <w:numId w:val="24"/>
         </w:numPr>
       </w:pPr>
       <w:r>
@@ -24064,7 +23973,7 @@
         <w:pStyle w:val="para"/>
         <w:numPr>
           <w:ilvl w:val="1"/>
-          <w:numId w:val="25"/>
+          <w:numId w:val="24"/>
         </w:numPr>
       </w:pPr>
       <w:r>
@@ -24076,7 +23985,7 @@
         <w:pStyle w:val="para"/>
         <w:numPr>
           <w:ilvl w:val="1"/>
-          <w:numId w:val="25"/>
+          <w:numId w:val="24"/>
         </w:numPr>
       </w:pPr>
       <w:r>
@@ -24199,7 +24108,7 @@
         <w:pStyle w:val="para"/>
         <w:numPr>
           <w:ilvl w:val="0"/>
-          <w:numId w:val="25"/>
+          <w:numId w:val="24"/>
         </w:numPr>
       </w:pPr>
       <w:r>
@@ -24217,7 +24126,7 @@
         <w:pStyle w:val="para"/>
         <w:numPr>
           <w:ilvl w:val="0"/>
-          <w:numId w:val="25"/>
+          <w:numId w:val="24"/>
         </w:numPr>
       </w:pPr>
       <w:r>
@@ -24232,7 +24141,7 @@
         <w:pStyle w:val="para"/>
         <w:numPr>
           <w:ilvl w:val="0"/>
-          <w:numId w:val="25"/>
+          <w:numId w:val="24"/>
         </w:numPr>
       </w:pPr>
       <w:r>
@@ -24244,7 +24153,7 @@
         <w:pStyle w:val="para"/>
         <w:numPr>
           <w:ilvl w:val="0"/>
-          <w:numId w:val="25"/>
+          <w:numId w:val="24"/>
         </w:numPr>
       </w:pPr>
       <w:r>
@@ -24283,7 +24192,7 @@
         <w:pStyle w:val="para"/>
         <w:numPr>
           <w:ilvl w:val="0"/>
-          <w:numId w:val="25"/>
+          <w:numId w:val="24"/>
         </w:numPr>
       </w:pPr>
       <w:r>
@@ -24311,7 +24220,7 @@
         <w:pStyle w:val="para"/>
         <w:numPr>
           <w:ilvl w:val="0"/>
-          <w:numId w:val="25"/>
+          <w:numId w:val="24"/>
         </w:numPr>
       </w:pPr>
       <w:r>
@@ -24323,7 +24232,7 @@
         <w:pStyle w:val="para"/>
         <w:numPr>
           <w:ilvl w:val="0"/>
-          <w:numId w:val="25"/>
+          <w:numId w:val="24"/>
         </w:numPr>
       </w:pPr>
       <w:r>
@@ -24335,7 +24244,7 @@
         <w:pStyle w:val="para"/>
         <w:numPr>
           <w:ilvl w:val="0"/>
-          <w:numId w:val="25"/>
+          <w:numId w:val="24"/>
         </w:numPr>
       </w:pPr>
       <w:r>
@@ -24371,7 +24280,7 @@
         <w:pStyle w:val="para"/>
         <w:numPr>
           <w:ilvl w:val="0"/>
-          <w:numId w:val="25"/>
+          <w:numId w:val="24"/>
         </w:numPr>
       </w:pPr>
       <w:r>
@@ -24392,7 +24301,7 @@
         <w:pStyle w:val="para"/>
         <w:numPr>
           <w:ilvl w:val="0"/>
-          <w:numId w:val="25"/>
+          <w:numId w:val="24"/>
         </w:numPr>
       </w:pPr>
       <w:r>
@@ -24404,7 +24313,7 @@
         <w:pStyle w:val="para"/>
         <w:numPr>
           <w:ilvl w:val="0"/>
-          <w:numId w:val="25"/>
+          <w:numId w:val="24"/>
         </w:numPr>
       </w:pPr>
       <w:r>
@@ -24425,7 +24334,7 @@
         <w:pStyle w:val="para"/>
         <w:numPr>
           <w:ilvl w:val="0"/>
-          <w:numId w:val="25"/>
+          <w:numId w:val="24"/>
         </w:numPr>
       </w:pPr>
       <w:r>
@@ -24443,7 +24352,7 @@
         <w:pStyle w:val="para"/>
         <w:numPr>
           <w:ilvl w:val="0"/>
-          <w:numId w:val="25"/>
+          <w:numId w:val="24"/>
         </w:numPr>
       </w:pPr>
       <w:r>
@@ -24455,7 +24364,7 @@
         <w:pStyle w:val="para"/>
         <w:numPr>
           <w:ilvl w:val="0"/>
-          <w:numId w:val="25"/>
+          <w:numId w:val="24"/>
         </w:numPr>
       </w:pPr>
       <w:r>
@@ -24479,7 +24388,7 @@
         <w:pStyle w:val="para"/>
         <w:numPr>
           <w:ilvl w:val="0"/>
-          <w:numId w:val="25"/>
+          <w:numId w:val="24"/>
         </w:numPr>
       </w:pPr>
       <w:r>
@@ -24491,7 +24400,7 @@
         <w:pStyle w:val="para"/>
         <w:numPr>
           <w:ilvl w:val="0"/>
-          <w:numId w:val="25"/>
+          <w:numId w:val="24"/>
         </w:numPr>
       </w:pPr>
       <w:r>
@@ -24503,7 +24412,7 @@
         <w:pStyle w:val="para"/>
         <w:numPr>
           <w:ilvl w:val="0"/>
-          <w:numId w:val="25"/>
+          <w:numId w:val="24"/>
         </w:numPr>
       </w:pPr>
       <w:r>
@@ -24515,7 +24424,7 @@
         <w:pStyle w:val="para"/>
         <w:numPr>
           <w:ilvl w:val="0"/>
-          <w:numId w:val="25"/>
+          <w:numId w:val="24"/>
         </w:numPr>
       </w:pPr>
       <w:r>
@@ -24533,7 +24442,7 @@
         <w:pStyle w:val="para"/>
         <w:numPr>
           <w:ilvl w:val="0"/>
-          <w:numId w:val="25"/>
+          <w:numId w:val="24"/>
         </w:numPr>
       </w:pPr>
       <w:r>
@@ -24545,7 +24454,7 @@
         <w:pStyle w:val="para"/>
         <w:numPr>
           <w:ilvl w:val="0"/>
-          <w:numId w:val="25"/>
+          <w:numId w:val="24"/>
         </w:numPr>
       </w:pPr>
       <w:r>
@@ -24566,7 +24475,7 @@
         <w:pStyle w:val="para"/>
         <w:numPr>
           <w:ilvl w:val="0"/>
-          <w:numId w:val="25"/>
+          <w:numId w:val="24"/>
         </w:numPr>
       </w:pPr>
       <w:r>
@@ -24578,7 +24487,7 @@
         <w:pStyle w:val="para"/>
         <w:numPr>
           <w:ilvl w:val="0"/>
-          <w:numId w:val="25"/>
+          <w:numId w:val="24"/>
         </w:numPr>
       </w:pPr>
       <w:r>
@@ -24590,7 +24499,7 @@
         <w:pStyle w:val="para"/>
         <w:numPr>
           <w:ilvl w:val="0"/>
-          <w:numId w:val="25"/>
+          <w:numId w:val="24"/>
         </w:numPr>
       </w:pPr>
       <w:r>
@@ -24602,7 +24511,7 @@
         <w:pStyle w:val="para"/>
         <w:numPr>
           <w:ilvl w:val="0"/>
-          <w:numId w:val="25"/>
+          <w:numId w:val="24"/>
         </w:numPr>
       </w:pPr>
       <w:r>
@@ -24614,7 +24523,7 @@
         <w:pStyle w:val="para"/>
         <w:numPr>
           <w:ilvl w:val="0"/>
-          <w:numId w:val="25"/>
+          <w:numId w:val="24"/>
         </w:numPr>
       </w:pPr>
       <w:r>
@@ -24626,7 +24535,7 @@
         <w:pStyle w:val="para"/>
         <w:numPr>
           <w:ilvl w:val="0"/>
-          <w:numId w:val="25"/>
+          <w:numId w:val="24"/>
         </w:numPr>
       </w:pPr>
       <w:r>
@@ -24638,7 +24547,7 @@
         <w:pStyle w:val="para"/>
         <w:numPr>
           <w:ilvl w:val="0"/>
-          <w:numId w:val="25"/>
+          <w:numId w:val="24"/>
         </w:numPr>
       </w:pPr>
       <w:r>
@@ -24650,7 +24559,7 @@
         <w:pStyle w:val="para"/>
         <w:numPr>
           <w:ilvl w:val="0"/>
-          <w:numId w:val="25"/>
+          <w:numId w:val="24"/>
         </w:numPr>
       </w:pPr>
       <w:r>
@@ -24662,7 +24571,7 @@
         <w:pStyle w:val="para"/>
         <w:numPr>
           <w:ilvl w:val="0"/>
-          <w:numId w:val="25"/>
+          <w:numId w:val="24"/>
         </w:numPr>
       </w:pPr>
       <w:r>
@@ -24674,7 +24583,7 @@
         <w:pStyle w:val="para"/>
         <w:numPr>
           <w:ilvl w:val="0"/>
-          <w:numId w:val="25"/>
+          <w:numId w:val="24"/>
         </w:numPr>
       </w:pPr>
       <w:r>
@@ -24717,7 +24626,7 @@
         <w:pStyle w:val="para"/>
         <w:numPr>
           <w:ilvl w:val="0"/>
-          <w:numId w:val="25"/>
+          <w:numId w:val="24"/>
         </w:numPr>
       </w:pPr>
       <w:r>
@@ -24729,7 +24638,7 @@
         <w:pStyle w:val="para"/>
         <w:numPr>
           <w:ilvl w:val="0"/>
-          <w:numId w:val="25"/>
+          <w:numId w:val="24"/>
         </w:numPr>
       </w:pPr>
       <w:r>
@@ -24747,7 +24656,7 @@
         <w:pStyle w:val="para"/>
         <w:numPr>
           <w:ilvl w:val="1"/>
-          <w:numId w:val="25"/>
+          <w:numId w:val="24"/>
         </w:numPr>
       </w:pPr>
       <w:r>
@@ -24759,7 +24668,7 @@
         <w:pStyle w:val="para"/>
         <w:numPr>
           <w:ilvl w:val="0"/>
-          <w:numId w:val="25"/>
+          <w:numId w:val="24"/>
         </w:numPr>
       </w:pPr>
       <w:r>
@@ -24771,7 +24680,7 @@
         <w:pStyle w:val="para"/>
         <w:numPr>
           <w:ilvl w:val="0"/>
-          <w:numId w:val="25"/>
+          <w:numId w:val="24"/>
         </w:numPr>
       </w:pPr>
       <w:r>
@@ -24783,7 +24692,7 @@
         <w:pStyle w:val="para"/>
         <w:numPr>
           <w:ilvl w:val="0"/>
-          <w:numId w:val="25"/>
+          <w:numId w:val="24"/>
         </w:numPr>
       </w:pPr>
       <w:r>
@@ -24808,7 +24717,7 @@
         <w:pStyle w:val="para"/>
         <w:numPr>
           <w:ilvl w:val="0"/>
-          <w:numId w:val="25"/>
+          <w:numId w:val="24"/>
         </w:numPr>
       </w:pPr>
       <w:r>
@@ -24851,7 +24760,7 @@
         <w:pStyle w:val="para"/>
         <w:numPr>
           <w:ilvl w:val="0"/>
-          <w:numId w:val="25"/>
+          <w:numId w:val="24"/>
         </w:numPr>
       </w:pPr>
       <w:r>
@@ -24863,7 +24772,7 @@
         <w:pStyle w:val="para"/>
         <w:numPr>
           <w:ilvl w:val="0"/>
-          <w:numId w:val="25"/>
+          <w:numId w:val="24"/>
         </w:numPr>
       </w:pPr>
       <w:r>
@@ -24875,7 +24784,7 @@
         <w:pStyle w:val="para"/>
         <w:numPr>
           <w:ilvl w:val="0"/>
-          <w:numId w:val="25"/>
+          <w:numId w:val="24"/>
         </w:numPr>
       </w:pPr>
       <w:r>
@@ -24887,7 +24796,7 @@
         <w:pStyle w:val="para"/>
         <w:numPr>
           <w:ilvl w:val="0"/>
-          <w:numId w:val="25"/>
+          <w:numId w:val="24"/>
         </w:numPr>
       </w:pPr>
       <w:r>
@@ -24899,7 +24808,7 @@
         <w:pStyle w:val="para"/>
         <w:numPr>
           <w:ilvl w:val="0"/>
-          <w:numId w:val="25"/>
+          <w:numId w:val="24"/>
         </w:numPr>
       </w:pPr>
       <w:r>
@@ -24911,7 +24820,7 @@
         <w:pStyle w:val="para"/>
         <w:numPr>
           <w:ilvl w:val="0"/>
-          <w:numId w:val="25"/>
+          <w:numId w:val="24"/>
         </w:numPr>
       </w:pPr>
       <w:r>
@@ -24929,7 +24838,7 @@
         <w:pStyle w:val="para"/>
         <w:numPr>
           <w:ilvl w:val="1"/>
-          <w:numId w:val="25"/>
+          <w:numId w:val="24"/>
         </w:numPr>
       </w:pPr>
       <w:r>
@@ -24941,7 +24850,7 @@
         <w:pStyle w:val="para"/>
         <w:numPr>
           <w:ilvl w:val="0"/>
-          <w:numId w:val="25"/>
+          <w:numId w:val="24"/>
         </w:numPr>
       </w:pPr>
       <w:r>
@@ -24953,7 +24862,7 @@
         <w:pStyle w:val="para"/>
         <w:numPr>
           <w:ilvl w:val="0"/>
-          <w:numId w:val="25"/>
+          <w:numId w:val="24"/>
         </w:numPr>
       </w:pPr>
       <w:r>
@@ -24965,7 +24874,7 @@
         <w:pStyle w:val="para"/>
         <w:numPr>
           <w:ilvl w:val="0"/>
-          <w:numId w:val="25"/>
+          <w:numId w:val="24"/>
         </w:numPr>
       </w:pPr>
       <w:r>
@@ -24977,7 +24886,7 @@
         <w:pStyle w:val="para"/>
         <w:numPr>
           <w:ilvl w:val="0"/>
-          <w:numId w:val="25"/>
+          <w:numId w:val="24"/>
         </w:numPr>
       </w:pPr>
       <w:r>
@@ -25020,7 +24929,7 @@
         <w:pStyle w:val="para"/>
         <w:numPr>
           <w:ilvl w:val="0"/>
-          <w:numId w:val="25"/>
+          <w:numId w:val="24"/>
         </w:numPr>
       </w:pPr>
       <w:r>
@@ -25032,7 +24941,7 @@
         <w:pStyle w:val="para"/>
         <w:numPr>
           <w:ilvl w:val="0"/>
-          <w:numId w:val="25"/>
+          <w:numId w:val="24"/>
         </w:numPr>
       </w:pPr>
       <w:r>
@@ -25044,7 +24953,7 @@
         <w:pStyle w:val="para"/>
         <w:numPr>
           <w:ilvl w:val="0"/>
-          <w:numId w:val="25"/>
+          <w:numId w:val="24"/>
         </w:numPr>
       </w:pPr>
       <w:r>
@@ -25056,7 +24965,7 @@
         <w:pStyle w:val="para"/>
         <w:numPr>
           <w:ilvl w:val="0"/>
-          <w:numId w:val="25"/>
+          <w:numId w:val="24"/>
         </w:numPr>
       </w:pPr>
       <w:r>
@@ -25068,7 +24977,7 @@
         <w:pStyle w:val="para"/>
         <w:numPr>
           <w:ilvl w:val="0"/>
-          <w:numId w:val="25"/>
+          <w:numId w:val="24"/>
         </w:numPr>
       </w:pPr>
       <w:r>
@@ -25080,7 +24989,7 @@
         <w:pStyle w:val="para"/>
         <w:numPr>
           <w:ilvl w:val="0"/>
-          <w:numId w:val="25"/>
+          <w:numId w:val="24"/>
         </w:numPr>
       </w:pPr>
       <w:r>
@@ -25098,7 +25007,7 @@
         <w:pStyle w:val="para"/>
         <w:numPr>
           <w:ilvl w:val="1"/>
-          <w:numId w:val="25"/>
+          <w:numId w:val="24"/>
         </w:numPr>
       </w:pPr>
       <w:r>
@@ -25110,7 +25019,7 @@
         <w:pStyle w:val="para"/>
         <w:numPr>
           <w:ilvl w:val="0"/>
-          <w:numId w:val="25"/>
+          <w:numId w:val="24"/>
         </w:numPr>
       </w:pPr>
       <w:r>
@@ -25122,7 +25031,7 @@
         <w:pStyle w:val="para"/>
         <w:numPr>
           <w:ilvl w:val="0"/>
-          <w:numId w:val="25"/>
+          <w:numId w:val="24"/>
         </w:numPr>
       </w:pPr>
       <w:r>
@@ -25134,7 +25043,7 @@
         <w:pStyle w:val="para"/>
         <w:numPr>
           <w:ilvl w:val="0"/>
-          <w:numId w:val="25"/>
+          <w:numId w:val="24"/>
         </w:numPr>
       </w:pPr>
       <w:r>
@@ -25146,7 +25055,7 @@
         <w:pStyle w:val="para"/>
         <w:numPr>
           <w:ilvl w:val="0"/>
-          <w:numId w:val="25"/>
+          <w:numId w:val="24"/>
         </w:numPr>
       </w:pPr>
       <w:r>
@@ -25158,7 +25067,7 @@
         <w:pStyle w:val="para"/>
         <w:numPr>
           <w:ilvl w:val="0"/>
-          <w:numId w:val="25"/>
+          <w:numId w:val="24"/>
         </w:numPr>
       </w:pPr>
       <w:r>
@@ -25301,7 +25210,7 @@
         <w:pStyle w:val="para"/>
         <w:numPr>
           <w:ilvl w:val="0"/>
-          <w:numId w:val="25"/>
+          <w:numId w:val="24"/>
         </w:numPr>
       </w:pPr>
       <w:r>
@@ -25313,7 +25222,7 @@
         <w:pStyle w:val="xmsolistparagraph"/>
         <w:numPr>
           <w:ilvl w:val="0"/>
-          <w:numId w:val="25"/>
+          <w:numId w:val="24"/>
         </w:numPr>
         <w:shd w:val="clear" w:color="auto" w:fill="FFFFFF"/>
         <w:spacing w:before="120" w:beforeAutospacing="0" w:after="0" w:afterAutospacing="0"/>
@@ -25339,7 +25248,7 @@
         <w:pStyle w:val="para"/>
         <w:numPr>
           <w:ilvl w:val="0"/>
-          <w:numId w:val="25"/>
+          <w:numId w:val="24"/>
         </w:numPr>
       </w:pPr>
       <w:r>
@@ -25354,7 +25263,7 @@
         <w:pStyle w:val="para"/>
         <w:numPr>
           <w:ilvl w:val="0"/>
-          <w:numId w:val="25"/>
+          <w:numId w:val="24"/>
         </w:numPr>
       </w:pPr>
       <w:r>
@@ -25366,7 +25275,7 @@
         <w:pStyle w:val="para"/>
         <w:numPr>
           <w:ilvl w:val="0"/>
-          <w:numId w:val="25"/>
+          <w:numId w:val="24"/>
         </w:numPr>
       </w:pPr>
       <w:r>
@@ -25378,7 +25287,7 @@
         <w:pStyle w:val="para"/>
         <w:numPr>
           <w:ilvl w:val="0"/>
-          <w:numId w:val="25"/>
+          <w:numId w:val="24"/>
         </w:numPr>
       </w:pPr>
       <w:r>
@@ -25390,7 +25299,7 @@
         <w:pStyle w:val="para"/>
         <w:numPr>
           <w:ilvl w:val="0"/>
-          <w:numId w:val="25"/>
+          <w:numId w:val="24"/>
         </w:numPr>
       </w:pPr>
       <w:r>
@@ -25402,7 +25311,7 @@
         <w:pStyle w:val="para"/>
         <w:numPr>
           <w:ilvl w:val="0"/>
-          <w:numId w:val="25"/>
+          <w:numId w:val="24"/>
         </w:numPr>
       </w:pPr>
       <w:r>
@@ -25435,7 +25344,7 @@
         <w:pStyle w:val="para"/>
         <w:numPr>
           <w:ilvl w:val="0"/>
-          <w:numId w:val="25"/>
+          <w:numId w:val="24"/>
         </w:numPr>
       </w:pPr>
       <w:r>
@@ -25566,7 +25475,7 @@
         <w:pStyle w:val="para"/>
         <w:numPr>
           <w:ilvl w:val="0"/>
-          <w:numId w:val="25"/>
+          <w:numId w:val="24"/>
         </w:numPr>
       </w:pPr>
       <w:r>
@@ -25578,7 +25487,7 @@
         <w:pStyle w:val="para"/>
         <w:numPr>
           <w:ilvl w:val="0"/>
-          <w:numId w:val="25"/>
+          <w:numId w:val="24"/>
         </w:numPr>
       </w:pPr>
       <w:r>
@@ -25590,7 +25499,7 @@
         <w:pStyle w:val="para"/>
         <w:numPr>
           <w:ilvl w:val="0"/>
-          <w:numId w:val="25"/>
+          <w:numId w:val="24"/>
         </w:numPr>
       </w:pPr>
       <w:r>
@@ -25602,7 +25511,7 @@
         <w:pStyle w:val="para"/>
         <w:numPr>
           <w:ilvl w:val="0"/>
-          <w:numId w:val="25"/>
+          <w:numId w:val="24"/>
         </w:numPr>
       </w:pPr>
       <w:r>
@@ -25614,7 +25523,7 @@
         <w:pStyle w:val="para"/>
         <w:numPr>
           <w:ilvl w:val="0"/>
-          <w:numId w:val="25"/>
+          <w:numId w:val="24"/>
         </w:numPr>
       </w:pPr>
       <w:r>
@@ -25626,7 +25535,7 @@
         <w:pStyle w:val="para"/>
         <w:numPr>
           <w:ilvl w:val="0"/>
-          <w:numId w:val="25"/>
+          <w:numId w:val="24"/>
         </w:numPr>
       </w:pPr>
       <w:r>
@@ -25650,7 +25559,7 @@
         <w:pStyle w:val="para"/>
         <w:numPr>
           <w:ilvl w:val="0"/>
-          <w:numId w:val="25"/>
+          <w:numId w:val="24"/>
         </w:numPr>
       </w:pPr>
       <w:r>
@@ -25662,7 +25571,7 @@
         <w:pStyle w:val="para"/>
         <w:numPr>
           <w:ilvl w:val="0"/>
-          <w:numId w:val="25"/>
+          <w:numId w:val="24"/>
         </w:numPr>
       </w:pPr>
       <w:r>
@@ -25674,7 +25583,7 @@
         <w:pStyle w:val="para"/>
         <w:numPr>
           <w:ilvl w:val="0"/>
-          <w:numId w:val="25"/>
+          <w:numId w:val="24"/>
         </w:numPr>
       </w:pPr>
       <w:r>
@@ -25692,7 +25601,7 @@
         <w:pStyle w:val="para"/>
         <w:numPr>
           <w:ilvl w:val="1"/>
-          <w:numId w:val="25"/>
+          <w:numId w:val="24"/>
         </w:numPr>
       </w:pPr>
       <w:r>
@@ -25716,7 +25625,7 @@
         <w:pStyle w:val="para"/>
         <w:numPr>
           <w:ilvl w:val="1"/>
-          <w:numId w:val="25"/>
+          <w:numId w:val="24"/>
         </w:numPr>
       </w:pPr>
       <w:r>
@@ -25728,7 +25637,7 @@
         <w:pStyle w:val="para"/>
         <w:numPr>
           <w:ilvl w:val="1"/>
-          <w:numId w:val="25"/>
+          <w:numId w:val="24"/>
         </w:numPr>
       </w:pPr>
       <w:r>
@@ -25740,7 +25649,7 @@
         <w:pStyle w:val="para"/>
         <w:numPr>
           <w:ilvl w:val="1"/>
-          <w:numId w:val="25"/>
+          <w:numId w:val="24"/>
         </w:numPr>
       </w:pPr>
       <w:r>
@@ -25752,7 +25661,7 @@
         <w:pStyle w:val="para"/>
         <w:numPr>
           <w:ilvl w:val="0"/>
-          <w:numId w:val="25"/>
+          <w:numId w:val="24"/>
         </w:numPr>
       </w:pPr>
       <w:r>
@@ -25764,7 +25673,7 @@
         <w:pStyle w:val="para"/>
         <w:numPr>
           <w:ilvl w:val="0"/>
-          <w:numId w:val="25"/>
+          <w:numId w:val="24"/>
         </w:numPr>
       </w:pPr>
       <w:r>
@@ -25776,7 +25685,7 @@
         <w:pStyle w:val="para"/>
         <w:numPr>
           <w:ilvl w:val="0"/>
-          <w:numId w:val="25"/>
+          <w:numId w:val="24"/>
         </w:numPr>
       </w:pPr>
       <w:r>
@@ -25788,7 +25697,7 @@
         <w:pStyle w:val="para"/>
         <w:numPr>
           <w:ilvl w:val="1"/>
-          <w:numId w:val="25"/>
+          <w:numId w:val="24"/>
         </w:numPr>
       </w:pPr>
       <w:r>
@@ -25800,7 +25709,7 @@
         <w:pStyle w:val="para"/>
         <w:numPr>
           <w:ilvl w:val="1"/>
-          <w:numId w:val="25"/>
+          <w:numId w:val="24"/>
         </w:numPr>
       </w:pPr>
       <w:r>
@@ -25812,7 +25721,7 @@
         <w:pStyle w:val="para"/>
         <w:numPr>
           <w:ilvl w:val="1"/>
-          <w:numId w:val="25"/>
+          <w:numId w:val="24"/>
         </w:numPr>
       </w:pPr>
       <w:r>
@@ -25824,7 +25733,7 @@
         <w:pStyle w:val="para"/>
         <w:numPr>
           <w:ilvl w:val="1"/>
-          <w:numId w:val="25"/>
+          <w:numId w:val="24"/>
         </w:numPr>
       </w:pPr>
       <w:r>
@@ -26099,7 +26008,7 @@
         <w:pStyle w:val="para"/>
         <w:numPr>
           <w:ilvl w:val="0"/>
-          <w:numId w:val="25"/>
+          <w:numId w:val="24"/>
         </w:numPr>
       </w:pPr>
       <w:r>
@@ -26111,7 +26020,7 @@
         <w:pStyle w:val="xmsolistparagraph"/>
         <w:numPr>
           <w:ilvl w:val="0"/>
-          <w:numId w:val="25"/>
+          <w:numId w:val="24"/>
         </w:numPr>
         <w:shd w:val="clear" w:color="auto" w:fill="FFFFFF"/>
         <w:spacing w:before="120" w:beforeAutospacing="0" w:after="0" w:afterAutospacing="0"/>
@@ -26137,7 +26046,7 @@
         <w:pStyle w:val="para"/>
         <w:numPr>
           <w:ilvl w:val="0"/>
-          <w:numId w:val="25"/>
+          <w:numId w:val="24"/>
         </w:numPr>
       </w:pPr>
       <w:r>
@@ -26152,7 +26061,7 @@
         <w:pStyle w:val="para"/>
         <w:numPr>
           <w:ilvl w:val="0"/>
-          <w:numId w:val="25"/>
+          <w:numId w:val="24"/>
         </w:numPr>
       </w:pPr>
       <w:r>
@@ -26164,7 +26073,7 @@
         <w:pStyle w:val="para"/>
         <w:numPr>
           <w:ilvl w:val="0"/>
-          <w:numId w:val="25"/>
+          <w:numId w:val="24"/>
         </w:numPr>
       </w:pPr>
       <w:r>
@@ -26176,7 +26085,7 @@
         <w:pStyle w:val="para"/>
         <w:numPr>
           <w:ilvl w:val="0"/>
-          <w:numId w:val="25"/>
+          <w:numId w:val="24"/>
         </w:numPr>
       </w:pPr>
       <w:r>
@@ -26188,7 +26097,7 @@
         <w:pStyle w:val="para"/>
         <w:numPr>
           <w:ilvl w:val="0"/>
-          <w:numId w:val="25"/>
+          <w:numId w:val="24"/>
         </w:numPr>
       </w:pPr>
       <w:r>
@@ -26200,7 +26109,7 @@
         <w:pStyle w:val="para"/>
         <w:numPr>
           <w:ilvl w:val="0"/>
-          <w:numId w:val="25"/>
+          <w:numId w:val="24"/>
         </w:numPr>
       </w:pPr>
       <w:r>
@@ -26212,7 +26121,7 @@
         <w:pStyle w:val="para"/>
         <w:numPr>
           <w:ilvl w:val="0"/>
-          <w:numId w:val="25"/>
+          <w:numId w:val="24"/>
         </w:numPr>
       </w:pPr>
       <w:r>
@@ -26224,7 +26133,7 @@
         <w:pStyle w:val="para"/>
         <w:numPr>
           <w:ilvl w:val="0"/>
-          <w:numId w:val="25"/>
+          <w:numId w:val="24"/>
         </w:numPr>
       </w:pPr>
       <w:r>
@@ -26242,7 +26151,7 @@
         <w:pStyle w:val="para"/>
         <w:numPr>
           <w:ilvl w:val="0"/>
-          <w:numId w:val="25"/>
+          <w:numId w:val="24"/>
         </w:numPr>
       </w:pPr>
       <w:r>
@@ -26275,7 +26184,7 @@
         <w:pStyle w:val="para"/>
         <w:numPr>
           <w:ilvl w:val="0"/>
-          <w:numId w:val="25"/>
+          <w:numId w:val="24"/>
         </w:numPr>
       </w:pPr>
       <w:r>
@@ -26290,7 +26199,7 @@
         <w:pStyle w:val="para"/>
         <w:numPr>
           <w:ilvl w:val="1"/>
-          <w:numId w:val="25"/>
+          <w:numId w:val="24"/>
         </w:numPr>
       </w:pPr>
       <w:r>
@@ -26320,7 +26229,7 @@
         <w:pStyle w:val="para"/>
         <w:numPr>
           <w:ilvl w:val="0"/>
-          <w:numId w:val="25"/>
+          <w:numId w:val="24"/>
         </w:numPr>
       </w:pPr>
       <w:r>
@@ -26332,7 +26241,7 @@
         <w:pStyle w:val="para"/>
         <w:numPr>
           <w:ilvl w:val="0"/>
-          <w:numId w:val="25"/>
+          <w:numId w:val="24"/>
         </w:numPr>
       </w:pPr>
       <w:r>
@@ -26344,7 +26253,7 @@
         <w:pStyle w:val="para"/>
         <w:numPr>
           <w:ilvl w:val="0"/>
-          <w:numId w:val="25"/>
+          <w:numId w:val="24"/>
         </w:numPr>
       </w:pPr>
       <w:r>
@@ -26371,7 +26280,7 @@
         <w:pStyle w:val="para"/>
         <w:numPr>
           <w:ilvl w:val="0"/>
-          <w:numId w:val="25"/>
+          <w:numId w:val="24"/>
         </w:numPr>
       </w:pPr>
       <w:r>
@@ -26395,7 +26304,7 @@
         <w:pStyle w:val="para"/>
         <w:numPr>
           <w:ilvl w:val="0"/>
-          <w:numId w:val="25"/>
+          <w:numId w:val="24"/>
         </w:numPr>
       </w:pPr>
       <w:r>
@@ -26407,7 +26316,7 @@
         <w:pStyle w:val="para"/>
         <w:numPr>
           <w:ilvl w:val="0"/>
-          <w:numId w:val="25"/>
+          <w:numId w:val="24"/>
         </w:numPr>
       </w:pPr>
       <w:r>
@@ -26419,7 +26328,7 @@
         <w:pStyle w:val="para"/>
         <w:numPr>
           <w:ilvl w:val="0"/>
-          <w:numId w:val="25"/>
+          <w:numId w:val="24"/>
         </w:numPr>
       </w:pPr>
       <w:r>
@@ -26431,7 +26340,7 @@
         <w:pStyle w:val="para"/>
         <w:numPr>
           <w:ilvl w:val="0"/>
-          <w:numId w:val="25"/>
+          <w:numId w:val="24"/>
         </w:numPr>
       </w:pPr>
       <w:r>
@@ -26443,7 +26352,7 @@
         <w:pStyle w:val="para"/>
         <w:numPr>
           <w:ilvl w:val="0"/>
-          <w:numId w:val="25"/>
+          <w:numId w:val="24"/>
         </w:numPr>
       </w:pPr>
       <w:r>
@@ -26455,7 +26364,7 @@
         <w:pStyle w:val="para"/>
         <w:numPr>
           <w:ilvl w:val="0"/>
-          <w:numId w:val="25"/>
+          <w:numId w:val="24"/>
         </w:numPr>
       </w:pPr>
       <w:r>
@@ -26476,7 +26385,7 @@
         <w:pStyle w:val="para"/>
         <w:numPr>
           <w:ilvl w:val="0"/>
-          <w:numId w:val="25"/>
+          <w:numId w:val="24"/>
         </w:numPr>
       </w:pPr>
       <w:r>
@@ -26494,7 +26403,7 @@
         <w:pStyle w:val="para"/>
         <w:numPr>
           <w:ilvl w:val="0"/>
-          <w:numId w:val="25"/>
+          <w:numId w:val="24"/>
         </w:numPr>
       </w:pPr>
       <w:r>
@@ -26557,7 +26466,7 @@
         <w:pStyle w:val="para"/>
         <w:numPr>
           <w:ilvl w:val="0"/>
-          <w:numId w:val="25"/>
+          <w:numId w:val="24"/>
         </w:numPr>
       </w:pPr>
       <w:r>
@@ -26569,7 +26478,7 @@
         <w:pStyle w:val="xmsolistparagraph"/>
         <w:numPr>
           <w:ilvl w:val="0"/>
-          <w:numId w:val="25"/>
+          <w:numId w:val="24"/>
         </w:numPr>
         <w:shd w:val="clear" w:color="auto" w:fill="FFFFFF"/>
         <w:spacing w:before="120" w:beforeAutospacing="0" w:after="0" w:afterAutospacing="0"/>
@@ -26595,7 +26504,7 @@
         <w:pStyle w:val="para"/>
         <w:numPr>
           <w:ilvl w:val="0"/>
-          <w:numId w:val="25"/>
+          <w:numId w:val="24"/>
         </w:numPr>
       </w:pPr>
       <w:r>
@@ -26607,7 +26516,7 @@
         <w:pStyle w:val="para"/>
         <w:numPr>
           <w:ilvl w:val="0"/>
-          <w:numId w:val="25"/>
+          <w:numId w:val="24"/>
         </w:numPr>
       </w:pPr>
       <w:r>
@@ -26619,7 +26528,7 @@
         <w:pStyle w:val="para"/>
         <w:numPr>
           <w:ilvl w:val="0"/>
-          <w:numId w:val="25"/>
+          <w:numId w:val="24"/>
         </w:numPr>
       </w:pPr>
       <w:r>
@@ -26631,7 +26540,7 @@
         <w:pStyle w:val="para"/>
         <w:numPr>
           <w:ilvl w:val="0"/>
-          <w:numId w:val="25"/>
+          <w:numId w:val="24"/>
         </w:numPr>
       </w:pPr>
       <w:r>
@@ -26643,7 +26552,7 @@
         <w:pStyle w:val="para"/>
         <w:numPr>
           <w:ilvl w:val="0"/>
-          <w:numId w:val="25"/>
+          <w:numId w:val="24"/>
         </w:numPr>
       </w:pPr>
       <w:r>
@@ -26655,7 +26564,7 @@
         <w:pStyle w:val="para"/>
         <w:numPr>
           <w:ilvl w:val="0"/>
-          <w:numId w:val="25"/>
+          <w:numId w:val="24"/>
         </w:numPr>
       </w:pPr>
       <w:r>
@@ -26667,7 +26576,7 @@
         <w:pStyle w:val="para"/>
         <w:numPr>
           <w:ilvl w:val="0"/>
-          <w:numId w:val="25"/>
+          <w:numId w:val="24"/>
         </w:numPr>
       </w:pPr>
       <w:r>
@@ -26679,7 +26588,7 @@
         <w:pStyle w:val="para"/>
         <w:numPr>
           <w:ilvl w:val="0"/>
-          <w:numId w:val="25"/>
+          <w:numId w:val="24"/>
         </w:numPr>
       </w:pPr>
       <w:r>
@@ -26691,7 +26600,7 @@
         <w:pStyle w:val="para"/>
         <w:numPr>
           <w:ilvl w:val="0"/>
-          <w:numId w:val="25"/>
+          <w:numId w:val="24"/>
         </w:numPr>
       </w:pPr>
       <w:r>
@@ -26703,7 +26612,7 @@
         <w:pStyle w:val="para"/>
         <w:numPr>
           <w:ilvl w:val="1"/>
-          <w:numId w:val="25"/>
+          <w:numId w:val="24"/>
         </w:numPr>
       </w:pPr>
       <w:r>
@@ -26715,7 +26624,7 @@
         <w:pStyle w:val="para"/>
         <w:numPr>
           <w:ilvl w:val="0"/>
-          <w:numId w:val="25"/>
+          <w:numId w:val="24"/>
         </w:numPr>
       </w:pPr>
       <w:r>
@@ -26727,7 +26636,7 @@
         <w:pStyle w:val="para"/>
         <w:numPr>
           <w:ilvl w:val="0"/>
-          <w:numId w:val="25"/>
+          <w:numId w:val="24"/>
         </w:numPr>
       </w:pPr>
       <w:r>
@@ -26739,7 +26648,7 @@
         <w:pStyle w:val="para"/>
         <w:numPr>
           <w:ilvl w:val="0"/>
-          <w:numId w:val="25"/>
+          <w:numId w:val="24"/>
         </w:numPr>
       </w:pPr>
       <w:r>
@@ -26760,7 +26669,7 @@
         <w:pStyle w:val="para"/>
         <w:numPr>
           <w:ilvl w:val="0"/>
-          <w:numId w:val="25"/>
+          <w:numId w:val="24"/>
         </w:numPr>
       </w:pPr>
       <w:r>
@@ -26772,7 +26681,7 @@
         <w:pStyle w:val="para"/>
         <w:numPr>
           <w:ilvl w:val="0"/>
-          <w:numId w:val="25"/>
+          <w:numId w:val="24"/>
         </w:numPr>
       </w:pPr>
       <w:r>
@@ -26790,7 +26699,7 @@
         <w:pStyle w:val="para"/>
         <w:numPr>
           <w:ilvl w:val="0"/>
-          <w:numId w:val="25"/>
+          <w:numId w:val="24"/>
         </w:numPr>
       </w:pPr>
       <w:r>
@@ -26802,7 +26711,7 @@
         <w:pStyle w:val="para"/>
         <w:numPr>
           <w:ilvl w:val="0"/>
-          <w:numId w:val="25"/>
+          <w:numId w:val="24"/>
         </w:numPr>
       </w:pPr>
       <w:r>
@@ -26814,7 +26723,7 @@
         <w:pStyle w:val="para"/>
         <w:numPr>
           <w:ilvl w:val="0"/>
-          <w:numId w:val="25"/>
+          <w:numId w:val="24"/>
         </w:numPr>
       </w:pPr>
       <w:r>
@@ -26826,7 +26735,7 @@
         <w:pStyle w:val="para"/>
         <w:numPr>
           <w:ilvl w:val="0"/>
-          <w:numId w:val="25"/>
+          <w:numId w:val="24"/>
         </w:numPr>
       </w:pPr>
       <w:r>
@@ -26928,7 +26837,7 @@
         <w:pStyle w:val="para"/>
         <w:numPr>
           <w:ilvl w:val="0"/>
-          <w:numId w:val="25"/>
+          <w:numId w:val="24"/>
         </w:numPr>
       </w:pPr>
       <w:r>
@@ -26940,7 +26849,7 @@
         <w:pStyle w:val="xmsolistparagraph"/>
         <w:numPr>
           <w:ilvl w:val="0"/>
-          <w:numId w:val="25"/>
+          <w:numId w:val="24"/>
         </w:numPr>
         <w:shd w:val="clear" w:color="auto" w:fill="FFFFFF"/>
         <w:spacing w:before="120" w:beforeAutospacing="0" w:after="0" w:afterAutospacing="0"/>
@@ -26966,7 +26875,7 @@
         <w:pStyle w:val="para"/>
         <w:numPr>
           <w:ilvl w:val="0"/>
-          <w:numId w:val="25"/>
+          <w:numId w:val="24"/>
         </w:numPr>
       </w:pPr>
       <w:r>
@@ -26981,7 +26890,7 @@
         <w:pStyle w:val="para"/>
         <w:numPr>
           <w:ilvl w:val="0"/>
-          <w:numId w:val="25"/>
+          <w:numId w:val="24"/>
         </w:numPr>
       </w:pPr>
       <w:r>
@@ -27005,7 +26914,7 @@
         <w:pStyle w:val="para"/>
         <w:numPr>
           <w:ilvl w:val="0"/>
-          <w:numId w:val="25"/>
+          <w:numId w:val="24"/>
         </w:numPr>
       </w:pPr>
       <w:r>
@@ -27047,7 +26956,7 @@
         <w:pStyle w:val="para"/>
         <w:numPr>
           <w:ilvl w:val="0"/>
-          <w:numId w:val="25"/>
+          <w:numId w:val="24"/>
         </w:numPr>
       </w:pPr>
       <w:r>
@@ -27205,7 +27114,7 @@
         <w:pStyle w:val="para"/>
         <w:numPr>
           <w:ilvl w:val="0"/>
-          <w:numId w:val="25"/>
+          <w:numId w:val="24"/>
         </w:numPr>
       </w:pPr>
       <w:r>
@@ -27217,7 +27126,7 @@
         <w:pStyle w:val="xmsolistparagraph"/>
         <w:numPr>
           <w:ilvl w:val="0"/>
-          <w:numId w:val="25"/>
+          <w:numId w:val="24"/>
         </w:numPr>
         <w:shd w:val="clear" w:color="auto" w:fill="FFFFFF"/>
         <w:spacing w:before="120" w:beforeAutospacing="0" w:after="0" w:afterAutospacing="0"/>
@@ -27243,7 +27152,7 @@
         <w:pStyle w:val="para"/>
         <w:numPr>
           <w:ilvl w:val="0"/>
-          <w:numId w:val="25"/>
+          <w:numId w:val="24"/>
         </w:numPr>
       </w:pPr>
       <w:r>
@@ -27255,7 +27164,7 @@
         <w:pStyle w:val="para"/>
         <w:numPr>
           <w:ilvl w:val="0"/>
-          <w:numId w:val="25"/>
+          <w:numId w:val="24"/>
         </w:numPr>
       </w:pPr>
       <w:r>
@@ -27267,7 +27176,7 @@
         <w:pStyle w:val="para"/>
         <w:numPr>
           <w:ilvl w:val="0"/>
-          <w:numId w:val="25"/>
+          <w:numId w:val="24"/>
         </w:numPr>
       </w:pPr>
       <w:r>
@@ -27279,7 +27188,7 @@
         <w:pStyle w:val="para"/>
         <w:numPr>
           <w:ilvl w:val="0"/>
-          <w:numId w:val="25"/>
+          <w:numId w:val="24"/>
         </w:numPr>
       </w:pPr>
       <w:r>
@@ -27291,7 +27200,7 @@
         <w:pStyle w:val="para"/>
         <w:numPr>
           <w:ilvl w:val="0"/>
-          <w:numId w:val="25"/>
+          <w:numId w:val="24"/>
         </w:numPr>
       </w:pPr>
       <w:r>
@@ -27303,7 +27212,7 @@
         <w:pStyle w:val="para"/>
         <w:numPr>
           <w:ilvl w:val="0"/>
-          <w:numId w:val="25"/>
+          <w:numId w:val="24"/>
         </w:numPr>
       </w:pPr>
       <w:r>
@@ -27315,7 +27224,7 @@
         <w:pStyle w:val="para"/>
         <w:numPr>
           <w:ilvl w:val="0"/>
-          <w:numId w:val="25"/>
+          <w:numId w:val="24"/>
         </w:numPr>
       </w:pPr>
       <w:r>
@@ -27327,7 +27236,7 @@
         <w:pStyle w:val="para"/>
         <w:numPr>
           <w:ilvl w:val="0"/>
-          <w:numId w:val="25"/>
+          <w:numId w:val="24"/>
         </w:numPr>
       </w:pPr>
       <w:r>
@@ -27339,7 +27248,7 @@
         <w:pStyle w:val="para"/>
         <w:numPr>
           <w:ilvl w:val="0"/>
-          <w:numId w:val="25"/>
+          <w:numId w:val="24"/>
         </w:numPr>
       </w:pPr>
       <w:r>
@@ -27351,7 +27260,7 @@
         <w:pStyle w:val="para"/>
         <w:numPr>
           <w:ilvl w:val="0"/>
-          <w:numId w:val="25"/>
+          <w:numId w:val="24"/>
         </w:numPr>
       </w:pPr>
       <w:r>
@@ -27363,7 +27272,7 @@
         <w:pStyle w:val="para"/>
         <w:numPr>
           <w:ilvl w:val="0"/>
-          <w:numId w:val="25"/>
+          <w:numId w:val="24"/>
         </w:numPr>
       </w:pPr>
       <w:r>
@@ -27375,7 +27284,7 @@
         <w:pStyle w:val="para"/>
         <w:numPr>
           <w:ilvl w:val="0"/>
-          <w:numId w:val="25"/>
+          <w:numId w:val="24"/>
         </w:numPr>
       </w:pPr>
       <w:r>
@@ -27387,7 +27296,7 @@
         <w:pStyle w:val="para"/>
         <w:numPr>
           <w:ilvl w:val="0"/>
-          <w:numId w:val="25"/>
+          <w:numId w:val="24"/>
         </w:numPr>
       </w:pPr>
       <w:r>
@@ -27399,7 +27308,7 @@
         <w:pStyle w:val="para"/>
         <w:numPr>
           <w:ilvl w:val="0"/>
-          <w:numId w:val="25"/>
+          <w:numId w:val="24"/>
         </w:numPr>
       </w:pPr>
       <w:r>
@@ -27423,7 +27332,7 @@
         <w:pStyle w:val="para"/>
         <w:numPr>
           <w:ilvl w:val="0"/>
-          <w:numId w:val="25"/>
+          <w:numId w:val="24"/>
         </w:numPr>
       </w:pPr>
       <w:r>
@@ -27727,51 +27636,25 @@
       <w:r>
         <w:t xml:space="preserve">Table </w:t>
       </w:r>
-      <w:r>
-        <w:fldChar w:fldCharType="begin"/>
-      </w:r>
-      <w:r>
-        <w:instrText xml:space="preserve"> STYLEREF 1 \s </w:instrText>
-      </w:r>
-      <w:r>
-        <w:fldChar w:fldCharType="separate"/>
-      </w:r>
-      <w:r>
-        <w:rPr>
-          <w:noProof/>
-        </w:rPr>
-        <w:t>4</w:t>
-      </w:r>
-      <w:r>
-        <w:rPr>
-          <w:noProof/>
-        </w:rPr>
-        <w:fldChar w:fldCharType="end"/>
-      </w:r>
+      <w:fldSimple w:instr=" STYLEREF 1 \s ">
+        <w:r>
+          <w:rPr>
+            <w:noProof/>
+          </w:rPr>
+          <w:t>4</w:t>
+        </w:r>
+      </w:fldSimple>
       <w:r>
         <w:noBreakHyphen/>
       </w:r>
-      <w:r>
-        <w:fldChar w:fldCharType="begin"/>
-      </w:r>
-      <w:r>
-        <w:instrText xml:space="preserve"> SEQ Table \* ARABIC \s 1 </w:instrText>
-      </w:r>
-      <w:r>
-        <w:fldChar w:fldCharType="separate"/>
-      </w:r>
-      <w:r>
-        <w:rPr>
-          <w:noProof/>
-        </w:rPr>
-        <w:t>1</w:t>
-      </w:r>
-      <w:r>
-        <w:rPr>
-          <w:noProof/>
-        </w:rPr>
-        <w:fldChar w:fldCharType="end"/>
-      </w:r>
+      <w:fldSimple w:instr=" SEQ Table \* ARABIC \s 1 ">
+        <w:r>
+          <w:rPr>
+            <w:noProof/>
+          </w:rPr>
+          <w:t>1</w:t>
+        </w:r>
+      </w:fldSimple>
       <w:bookmarkEnd w:id="299"/>
       <w:bookmarkEnd w:id="300"/>
       <w:r>
@@ -28204,51 +28087,25 @@
       <w:r>
         <w:t xml:space="preserve">Table </w:t>
       </w:r>
-      <w:r>
-        <w:fldChar w:fldCharType="begin"/>
-      </w:r>
-      <w:r>
-        <w:instrText xml:space="preserve"> STYLEREF 1 \s </w:instrText>
-      </w:r>
-      <w:r>
-        <w:fldChar w:fldCharType="separate"/>
-      </w:r>
-      <w:r>
-        <w:rPr>
-          <w:noProof/>
-        </w:rPr>
-        <w:t>4</w:t>
-      </w:r>
-      <w:r>
-        <w:rPr>
-          <w:noProof/>
-        </w:rPr>
-        <w:fldChar w:fldCharType="end"/>
-      </w:r>
+      <w:fldSimple w:instr=" STYLEREF 1 \s ">
+        <w:r>
+          <w:rPr>
+            <w:noProof/>
+          </w:rPr>
+          <w:t>4</w:t>
+        </w:r>
+      </w:fldSimple>
       <w:r>
         <w:noBreakHyphen/>
       </w:r>
-      <w:r>
-        <w:fldChar w:fldCharType="begin"/>
-      </w:r>
-      <w:r>
-        <w:instrText xml:space="preserve"> SEQ Table \* ARABIC \s 1 </w:instrText>
-      </w:r>
-      <w:r>
-        <w:fldChar w:fldCharType="separate"/>
-      </w:r>
-      <w:r>
-        <w:rPr>
-          <w:noProof/>
-        </w:rPr>
-        <w:t>2</w:t>
-      </w:r>
-      <w:r>
-        <w:rPr>
-          <w:noProof/>
-        </w:rPr>
-        <w:fldChar w:fldCharType="end"/>
-      </w:r>
+      <w:fldSimple w:instr=" SEQ Table \* ARABIC \s 1 ">
+        <w:r>
+          <w:rPr>
+            <w:noProof/>
+          </w:rPr>
+          <w:t>2</w:t>
+        </w:r>
+      </w:fldSimple>
       <w:bookmarkEnd w:id="302"/>
       <w:r>
         <w:t xml:space="preserve">, </w:t>
@@ -30485,7 +30342,7 @@
         <w:pStyle w:val="para"/>
         <w:numPr>
           <w:ilvl w:val="0"/>
-          <w:numId w:val="25"/>
+          <w:numId w:val="24"/>
         </w:numPr>
       </w:pPr>
       <w:r>
@@ -30497,7 +30354,7 @@
         <w:pStyle w:val="xmsolistparagraph"/>
         <w:numPr>
           <w:ilvl w:val="0"/>
-          <w:numId w:val="25"/>
+          <w:numId w:val="24"/>
         </w:numPr>
         <w:shd w:val="clear" w:color="auto" w:fill="FFFFFF"/>
         <w:spacing w:before="120" w:beforeAutospacing="0" w:after="0" w:afterAutospacing="0"/>
@@ -30523,7 +30380,7 @@
         <w:pStyle w:val="para"/>
         <w:numPr>
           <w:ilvl w:val="0"/>
-          <w:numId w:val="25"/>
+          <w:numId w:val="24"/>
         </w:numPr>
       </w:pPr>
       <w:r>
@@ -30538,7 +30395,7 @@
         <w:pStyle w:val="para"/>
         <w:numPr>
           <w:ilvl w:val="0"/>
-          <w:numId w:val="25"/>
+          <w:numId w:val="24"/>
         </w:numPr>
       </w:pPr>
       <w:r>
@@ -30550,7 +30407,7 @@
         <w:pStyle w:val="para"/>
         <w:numPr>
           <w:ilvl w:val="0"/>
-          <w:numId w:val="25"/>
+          <w:numId w:val="24"/>
         </w:numPr>
       </w:pPr>
       <w:r>
@@ -30568,7 +30425,7 @@
         <w:pStyle w:val="para"/>
         <w:numPr>
           <w:ilvl w:val="0"/>
-          <w:numId w:val="25"/>
+          <w:numId w:val="24"/>
         </w:numPr>
       </w:pPr>
       <w:r>
@@ -30580,7 +30437,7 @@
         <w:pStyle w:val="para"/>
         <w:numPr>
           <w:ilvl w:val="0"/>
-          <w:numId w:val="25"/>
+          <w:numId w:val="24"/>
         </w:numPr>
       </w:pPr>
       <w:r>
@@ -30592,7 +30449,7 @@
         <w:pStyle w:val="para"/>
         <w:numPr>
           <w:ilvl w:val="0"/>
-          <w:numId w:val="25"/>
+          <w:numId w:val="24"/>
         </w:numPr>
       </w:pPr>
       <w:r>
@@ -30604,7 +30461,7 @@
         <w:pStyle w:val="para"/>
         <w:numPr>
           <w:ilvl w:val="0"/>
-          <w:numId w:val="25"/>
+          <w:numId w:val="24"/>
         </w:numPr>
       </w:pPr>
       <w:r>
@@ -30616,7 +30473,7 @@
         <w:pStyle w:val="para"/>
         <w:numPr>
           <w:ilvl w:val="1"/>
-          <w:numId w:val="25"/>
+          <w:numId w:val="24"/>
         </w:numPr>
       </w:pPr>
       <w:r>
@@ -30634,7 +30491,7 @@
         <w:pStyle w:val="para"/>
         <w:numPr>
           <w:ilvl w:val="1"/>
-          <w:numId w:val="25"/>
+          <w:numId w:val="24"/>
         </w:numPr>
       </w:pPr>
       <w:r>
@@ -30670,7 +30527,7 @@
         <w:pStyle w:val="para"/>
         <w:numPr>
           <w:ilvl w:val="1"/>
-          <w:numId w:val="25"/>
+          <w:numId w:val="24"/>
         </w:numPr>
       </w:pPr>
       <w:r>
@@ -30682,7 +30539,7 @@
         <w:pStyle w:val="para"/>
         <w:numPr>
           <w:ilvl w:val="1"/>
-          <w:numId w:val="25"/>
+          <w:numId w:val="24"/>
         </w:numPr>
       </w:pPr>
       <w:r>
@@ -30700,7 +30557,7 @@
         <w:pStyle w:val="para"/>
         <w:numPr>
           <w:ilvl w:val="0"/>
-          <w:numId w:val="25"/>
+          <w:numId w:val="24"/>
         </w:numPr>
       </w:pPr>
       <w:r>
@@ -30712,7 +30569,7 @@
         <w:pStyle w:val="para"/>
         <w:numPr>
           <w:ilvl w:val="0"/>
-          <w:numId w:val="25"/>
+          <w:numId w:val="24"/>
         </w:numPr>
       </w:pPr>
       <w:r>
@@ -30724,7 +30581,7 @@
         <w:pStyle w:val="para"/>
         <w:numPr>
           <w:ilvl w:val="1"/>
-          <w:numId w:val="25"/>
+          <w:numId w:val="24"/>
         </w:numPr>
       </w:pPr>
       <w:r>
@@ -30761,7 +30618,7 @@
         <w:pStyle w:val="para"/>
         <w:numPr>
           <w:ilvl w:val="1"/>
-          <w:numId w:val="25"/>
+          <w:numId w:val="24"/>
         </w:numPr>
       </w:pPr>
       <w:r>
@@ -30797,7 +30654,7 @@
         <w:pStyle w:val="para"/>
         <w:numPr>
           <w:ilvl w:val="1"/>
-          <w:numId w:val="25"/>
+          <w:numId w:val="24"/>
         </w:numPr>
       </w:pPr>
       <w:r>
@@ -30815,7 +30672,7 @@
         <w:pStyle w:val="para"/>
         <w:numPr>
           <w:ilvl w:val="1"/>
-          <w:numId w:val="25"/>
+          <w:numId w:val="24"/>
         </w:numPr>
       </w:pPr>
       <w:r>
@@ -30833,7 +30690,7 @@
         <w:pStyle w:val="para"/>
         <w:numPr>
           <w:ilvl w:val="0"/>
-          <w:numId w:val="25"/>
+          <w:numId w:val="24"/>
         </w:numPr>
       </w:pPr>
       <w:r>
@@ -30845,7 +30702,7 @@
         <w:pStyle w:val="para"/>
         <w:numPr>
           <w:ilvl w:val="0"/>
-          <w:numId w:val="25"/>
+          <w:numId w:val="24"/>
         </w:numPr>
       </w:pPr>
       <w:r>
@@ -30866,7 +30723,7 @@
         <w:pStyle w:val="para"/>
         <w:numPr>
           <w:ilvl w:val="0"/>
-          <w:numId w:val="25"/>
+          <w:numId w:val="24"/>
         </w:numPr>
       </w:pPr>
       <w:r>
@@ -30887,7 +30744,7 @@
         <w:pStyle w:val="para"/>
         <w:numPr>
           <w:ilvl w:val="0"/>
-          <w:numId w:val="25"/>
+          <w:numId w:val="24"/>
         </w:numPr>
       </w:pPr>
       <w:r>
@@ -30899,7 +30756,7 @@
         <w:pStyle w:val="para"/>
         <w:numPr>
           <w:ilvl w:val="0"/>
-          <w:numId w:val="25"/>
+          <w:numId w:val="24"/>
         </w:numPr>
       </w:pPr>
       <w:r>
@@ -30917,7 +30774,7 @@
         <w:pStyle w:val="para"/>
         <w:numPr>
           <w:ilvl w:val="0"/>
-          <w:numId w:val="25"/>
+          <w:numId w:val="24"/>
         </w:numPr>
       </w:pPr>
       <w:r>
@@ -30929,7 +30786,7 @@
         <w:pStyle w:val="para"/>
         <w:numPr>
           <w:ilvl w:val="0"/>
-          <w:numId w:val="25"/>
+          <w:numId w:val="24"/>
         </w:numPr>
       </w:pPr>
       <w:r>
@@ -30941,7 +30798,7 @@
         <w:pStyle w:val="para"/>
         <w:numPr>
           <w:ilvl w:val="0"/>
-          <w:numId w:val="25"/>
+          <w:numId w:val="24"/>
         </w:numPr>
       </w:pPr>
       <w:r>
@@ -30959,7 +30816,7 @@
         <w:pStyle w:val="para"/>
         <w:numPr>
           <w:ilvl w:val="0"/>
-          <w:numId w:val="25"/>
+          <w:numId w:val="24"/>
         </w:numPr>
       </w:pPr>
       <w:r>
@@ -30971,7 +30828,7 @@
         <w:pStyle w:val="para"/>
         <w:numPr>
           <w:ilvl w:val="0"/>
-          <w:numId w:val="25"/>
+          <w:numId w:val="24"/>
         </w:numPr>
       </w:pPr>
       <w:r>
@@ -30983,7 +30840,7 @@
         <w:pStyle w:val="para"/>
         <w:numPr>
           <w:ilvl w:val="0"/>
-          <w:numId w:val="25"/>
+          <w:numId w:val="24"/>
         </w:numPr>
       </w:pPr>
       <w:r>
@@ -30995,7 +30852,7 @@
         <w:pStyle w:val="para"/>
         <w:numPr>
           <w:ilvl w:val="0"/>
-          <w:numId w:val="25"/>
+          <w:numId w:val="24"/>
         </w:numPr>
       </w:pPr>
       <w:r>
@@ -31007,7 +30864,7 @@
         <w:pStyle w:val="para"/>
         <w:numPr>
           <w:ilvl w:val="0"/>
-          <w:numId w:val="25"/>
+          <w:numId w:val="24"/>
         </w:numPr>
       </w:pPr>
       <w:r>
@@ -31019,7 +30876,7 @@
         <w:pStyle w:val="para"/>
         <w:numPr>
           <w:ilvl w:val="0"/>
-          <w:numId w:val="25"/>
+          <w:numId w:val="24"/>
         </w:numPr>
       </w:pPr>
       <w:r>
@@ -31031,7 +30888,7 @@
         <w:pStyle w:val="para"/>
         <w:numPr>
           <w:ilvl w:val="0"/>
-          <w:numId w:val="25"/>
+          <w:numId w:val="24"/>
         </w:numPr>
       </w:pPr>
       <w:r>
@@ -31077,7 +30934,7 @@
         <w:pStyle w:val="para"/>
         <w:numPr>
           <w:ilvl w:val="0"/>
-          <w:numId w:val="25"/>
+          <w:numId w:val="24"/>
         </w:numPr>
       </w:pPr>
       <w:r>
@@ -31089,7 +30946,7 @@
         <w:pStyle w:val="xmsolistparagraph"/>
         <w:numPr>
           <w:ilvl w:val="0"/>
-          <w:numId w:val="25"/>
+          <w:numId w:val="24"/>
         </w:numPr>
         <w:shd w:val="clear" w:color="auto" w:fill="FFFFFF"/>
         <w:spacing w:before="120" w:beforeAutospacing="0" w:after="0" w:afterAutospacing="0"/>
@@ -31115,7 +30972,7 @@
         <w:pStyle w:val="para"/>
         <w:numPr>
           <w:ilvl w:val="0"/>
-          <w:numId w:val="25"/>
+          <w:numId w:val="24"/>
         </w:numPr>
       </w:pPr>
       <w:r>
@@ -31127,7 +30984,7 @@
         <w:pStyle w:val="para"/>
         <w:numPr>
           <w:ilvl w:val="0"/>
-          <w:numId w:val="25"/>
+          <w:numId w:val="24"/>
         </w:numPr>
       </w:pPr>
       <w:r>
@@ -31139,7 +30996,7 @@
         <w:pStyle w:val="para"/>
         <w:numPr>
           <w:ilvl w:val="0"/>
-          <w:numId w:val="25"/>
+          <w:numId w:val="24"/>
         </w:numPr>
       </w:pPr>
       <w:r>
@@ -31151,7 +31008,7 @@
         <w:pStyle w:val="para"/>
         <w:numPr>
           <w:ilvl w:val="0"/>
-          <w:numId w:val="25"/>
+          <w:numId w:val="24"/>
         </w:numPr>
       </w:pPr>
       <w:r>
@@ -31163,7 +31020,7 @@
         <w:pStyle w:val="para"/>
         <w:numPr>
           <w:ilvl w:val="0"/>
-          <w:numId w:val="25"/>
+          <w:numId w:val="24"/>
         </w:numPr>
       </w:pPr>
       <w:r>
@@ -31175,7 +31032,7 @@
         <w:pStyle w:val="para"/>
         <w:numPr>
           <w:ilvl w:val="0"/>
-          <w:numId w:val="25"/>
+          <w:numId w:val="24"/>
         </w:numPr>
       </w:pPr>
       <w:r>
@@ -31187,7 +31044,7 @@
         <w:pStyle w:val="para"/>
         <w:numPr>
           <w:ilvl w:val="0"/>
-          <w:numId w:val="25"/>
+          <w:numId w:val="24"/>
         </w:numPr>
       </w:pPr>
       <w:r>
@@ -31205,7 +31062,7 @@
         <w:pStyle w:val="para"/>
         <w:numPr>
           <w:ilvl w:val="0"/>
-          <w:numId w:val="25"/>
+          <w:numId w:val="24"/>
         </w:numPr>
       </w:pPr>
       <w:r>
@@ -31218,7 +31075,7 @@
         <w:pStyle w:val="para"/>
         <w:numPr>
           <w:ilvl w:val="0"/>
-          <w:numId w:val="25"/>
+          <w:numId w:val="24"/>
         </w:numPr>
       </w:pPr>
       <w:r>
@@ -31230,7 +31087,7 @@
         <w:pStyle w:val="para"/>
         <w:numPr>
           <w:ilvl w:val="0"/>
-          <w:numId w:val="25"/>
+          <w:numId w:val="24"/>
         </w:numPr>
       </w:pPr>
       <w:r>
@@ -31248,7 +31105,7 @@
         <w:pStyle w:val="para"/>
         <w:numPr>
           <w:ilvl w:val="0"/>
-          <w:numId w:val="25"/>
+          <w:numId w:val="24"/>
         </w:numPr>
       </w:pPr>
       <w:r>
@@ -31260,7 +31117,7 @@
         <w:pStyle w:val="para"/>
         <w:numPr>
           <w:ilvl w:val="0"/>
-          <w:numId w:val="25"/>
+          <w:numId w:val="24"/>
         </w:numPr>
       </w:pPr>
       <w:r>
@@ -31272,7 +31129,7 @@
         <w:pStyle w:val="para"/>
         <w:numPr>
           <w:ilvl w:val="0"/>
-          <w:numId w:val="25"/>
+          <w:numId w:val="24"/>
         </w:numPr>
       </w:pPr>
       <w:r>
@@ -31290,7 +31147,7 @@
         <w:pStyle w:val="para"/>
         <w:numPr>
           <w:ilvl w:val="0"/>
-          <w:numId w:val="25"/>
+          <w:numId w:val="24"/>
         </w:numPr>
       </w:pPr>
       <w:r>
@@ -31302,7 +31159,7 @@
         <w:pStyle w:val="para"/>
         <w:numPr>
           <w:ilvl w:val="0"/>
-          <w:numId w:val="25"/>
+          <w:numId w:val="24"/>
         </w:numPr>
       </w:pPr>
       <w:r>
@@ -31314,7 +31171,7 @@
         <w:pStyle w:val="para"/>
         <w:numPr>
           <w:ilvl w:val="0"/>
-          <w:numId w:val="25"/>
+          <w:numId w:val="24"/>
         </w:numPr>
       </w:pPr>
       <w:r>
@@ -31332,7 +31189,7 @@
         <w:pStyle w:val="para"/>
         <w:numPr>
           <w:ilvl w:val="0"/>
-          <w:numId w:val="25"/>
+          <w:numId w:val="24"/>
         </w:numPr>
       </w:pPr>
       <w:r>
@@ -32918,7 +32775,7 @@
         <w:pStyle w:val="para"/>
         <w:numPr>
           <w:ilvl w:val="0"/>
-          <w:numId w:val="25"/>
+          <w:numId w:val="24"/>
         </w:numPr>
       </w:pPr>
       <w:r>
@@ -32930,7 +32787,7 @@
         <w:pStyle w:val="xmsolistparagraph"/>
         <w:numPr>
           <w:ilvl w:val="0"/>
-          <w:numId w:val="25"/>
+          <w:numId w:val="24"/>
         </w:numPr>
         <w:shd w:val="clear" w:color="auto" w:fill="FFFFFF"/>
         <w:spacing w:before="120" w:beforeAutospacing="0" w:after="0" w:afterAutospacing="0"/>
@@ -32956,7 +32813,7 @@
         <w:pStyle w:val="para"/>
         <w:numPr>
           <w:ilvl w:val="0"/>
-          <w:numId w:val="25"/>
+          <w:numId w:val="24"/>
         </w:numPr>
       </w:pPr>
       <w:r>
@@ -32971,7 +32828,7 @@
         <w:pStyle w:val="para"/>
         <w:numPr>
           <w:ilvl w:val="0"/>
-          <w:numId w:val="25"/>
+          <w:numId w:val="24"/>
         </w:numPr>
       </w:pPr>
       <w:r>
@@ -32983,7 +32840,7 @@
         <w:pStyle w:val="para"/>
         <w:numPr>
           <w:ilvl w:val="0"/>
-          <w:numId w:val="25"/>
+          <w:numId w:val="24"/>
         </w:numPr>
       </w:pPr>
       <w:r>
@@ -33001,7 +32858,7 @@
         <w:pStyle w:val="para"/>
         <w:numPr>
           <w:ilvl w:val="0"/>
-          <w:numId w:val="25"/>
+          <w:numId w:val="24"/>
         </w:numPr>
       </w:pPr>
       <w:r>
@@ -33013,7 +32870,7 @@
         <w:pStyle w:val="para"/>
         <w:numPr>
           <w:ilvl w:val="0"/>
-          <w:numId w:val="25"/>
+          <w:numId w:val="24"/>
         </w:numPr>
       </w:pPr>
       <w:r>
@@ -33025,7 +32882,7 @@
         <w:pStyle w:val="para"/>
         <w:numPr>
           <w:ilvl w:val="0"/>
-          <w:numId w:val="25"/>
+          <w:numId w:val="24"/>
         </w:numPr>
       </w:pPr>
       <w:r>
@@ -33070,7 +32927,7 @@
         <w:pStyle w:val="para"/>
         <w:numPr>
           <w:ilvl w:val="0"/>
-          <w:numId w:val="25"/>
+          <w:numId w:val="24"/>
         </w:numPr>
       </w:pPr>
       <w:r>
@@ -33082,7 +32939,7 @@
         <w:pStyle w:val="para"/>
         <w:numPr>
           <w:ilvl w:val="0"/>
-          <w:numId w:val="25"/>
+          <w:numId w:val="24"/>
         </w:numPr>
       </w:pPr>
       <w:r>
@@ -33103,7 +32960,7 @@
         <w:pStyle w:val="para"/>
         <w:numPr>
           <w:ilvl w:val="0"/>
-          <w:numId w:val="25"/>
+          <w:numId w:val="24"/>
         </w:numPr>
       </w:pPr>
       <w:r>
@@ -33136,7 +32993,7 @@
         <w:pStyle w:val="para"/>
         <w:numPr>
           <w:ilvl w:val="1"/>
-          <w:numId w:val="25"/>
+          <w:numId w:val="24"/>
         </w:numPr>
       </w:pPr>
       <w:r>
@@ -33154,7 +33011,7 @@
         <w:pStyle w:val="para"/>
         <w:numPr>
           <w:ilvl w:val="0"/>
-          <w:numId w:val="25"/>
+          <w:numId w:val="24"/>
         </w:numPr>
       </w:pPr>
       <w:r>
@@ -33181,7 +33038,7 @@
         <w:pStyle w:val="para"/>
         <w:numPr>
           <w:ilvl w:val="0"/>
-          <w:numId w:val="25"/>
+          <w:numId w:val="24"/>
         </w:numPr>
       </w:pPr>
       <w:r>
@@ -33193,7 +33050,7 @@
         <w:pStyle w:val="para"/>
         <w:numPr>
           <w:ilvl w:val="0"/>
-          <w:numId w:val="25"/>
+          <w:numId w:val="24"/>
         </w:numPr>
       </w:pPr>
       <w:r>
@@ -33205,7 +33062,7 @@
         <w:pStyle w:val="para"/>
         <w:numPr>
           <w:ilvl w:val="1"/>
-          <w:numId w:val="25"/>
+          <w:numId w:val="24"/>
         </w:numPr>
       </w:pPr>
       <w:r>
@@ -33265,7 +33122,7 @@
         <w:pStyle w:val="para"/>
         <w:numPr>
           <w:ilvl w:val="1"/>
-          <w:numId w:val="25"/>
+          <w:numId w:val="24"/>
         </w:numPr>
       </w:pPr>
       <w:r>
@@ -33277,7 +33134,7 @@
         <w:pStyle w:val="para"/>
         <w:numPr>
           <w:ilvl w:val="0"/>
-          <w:numId w:val="25"/>
+          <w:numId w:val="24"/>
         </w:numPr>
       </w:pPr>
       <w:r>
@@ -33313,7 +33170,7 @@
         <w:pStyle w:val="para"/>
         <w:numPr>
           <w:ilvl w:val="0"/>
-          <w:numId w:val="25"/>
+          <w:numId w:val="24"/>
         </w:numPr>
       </w:pPr>
       <w:r>
@@ -33337,7 +33194,7 @@
         <w:pStyle w:val="para"/>
         <w:numPr>
           <w:ilvl w:val="1"/>
-          <w:numId w:val="25"/>
+          <w:numId w:val="24"/>
         </w:numPr>
       </w:pPr>
       <w:r>
@@ -33397,7 +33254,7 @@
         <w:pStyle w:val="para"/>
         <w:numPr>
           <w:ilvl w:val="0"/>
-          <w:numId w:val="25"/>
+          <w:numId w:val="24"/>
         </w:numPr>
       </w:pPr>
       <w:r>
@@ -33434,7 +33291,7 @@
         <w:pStyle w:val="para"/>
         <w:numPr>
           <w:ilvl w:val="0"/>
-          <w:numId w:val="25"/>
+          <w:numId w:val="24"/>
         </w:numPr>
       </w:pPr>
       <w:r>
@@ -33446,7 +33303,7 @@
         <w:pStyle w:val="para"/>
         <w:numPr>
           <w:ilvl w:val="0"/>
-          <w:numId w:val="25"/>
+          <w:numId w:val="24"/>
         </w:numPr>
       </w:pPr>
       <w:r>
@@ -33458,7 +33315,7 @@
         <w:pStyle w:val="para"/>
         <w:numPr>
           <w:ilvl w:val="0"/>
-          <w:numId w:val="25"/>
+          <w:numId w:val="24"/>
         </w:numPr>
       </w:pPr>
       <w:r>
@@ -33488,7 +33345,7 @@
         <w:pStyle w:val="para"/>
         <w:numPr>
           <w:ilvl w:val="1"/>
-          <w:numId w:val="25"/>
+          <w:numId w:val="24"/>
         </w:numPr>
       </w:pPr>
       <w:r>
@@ -33500,7 +33357,7 @@
         <w:pStyle w:val="para"/>
         <w:numPr>
           <w:ilvl w:val="0"/>
-          <w:numId w:val="25"/>
+          <w:numId w:val="24"/>
         </w:numPr>
       </w:pPr>
       <w:r>
@@ -33512,7 +33369,7 @@
         <w:pStyle w:val="para"/>
         <w:numPr>
           <w:ilvl w:val="0"/>
-          <w:numId w:val="25"/>
+          <w:numId w:val="24"/>
         </w:numPr>
       </w:pPr>
       <w:r>
@@ -33530,7 +33387,7 @@
         <w:pStyle w:val="para"/>
         <w:numPr>
           <w:ilvl w:val="0"/>
-          <w:numId w:val="25"/>
+          <w:numId w:val="24"/>
         </w:numPr>
       </w:pPr>
       <w:r>
@@ -33593,7 +33450,7 @@
         <w:pStyle w:val="para"/>
         <w:numPr>
           <w:ilvl w:val="0"/>
-          <w:numId w:val="25"/>
+          <w:numId w:val="24"/>
         </w:numPr>
       </w:pPr>
       <w:r>
@@ -33615,7 +33472,7 @@
         <w:pStyle w:val="para"/>
         <w:numPr>
           <w:ilvl w:val="0"/>
-          <w:numId w:val="25"/>
+          <w:numId w:val="24"/>
         </w:numPr>
       </w:pPr>
       <w:r>
@@ -33687,7 +33544,7 @@
         <w:pStyle w:val="para"/>
         <w:numPr>
           <w:ilvl w:val="0"/>
-          <w:numId w:val="25"/>
+          <w:numId w:val="24"/>
         </w:numPr>
       </w:pPr>
       <w:r>
@@ -33705,7 +33562,7 @@
         <w:pStyle w:val="para"/>
         <w:numPr>
           <w:ilvl w:val="0"/>
-          <w:numId w:val="25"/>
+          <w:numId w:val="24"/>
         </w:numPr>
       </w:pPr>
       <w:r>
@@ -33747,7 +33604,7 @@
         <w:pStyle w:val="para"/>
         <w:numPr>
           <w:ilvl w:val="0"/>
-          <w:numId w:val="25"/>
+          <w:numId w:val="24"/>
         </w:numPr>
       </w:pPr>
       <w:r>
@@ -33759,7 +33616,7 @@
         <w:pStyle w:val="para"/>
         <w:numPr>
           <w:ilvl w:val="0"/>
-          <w:numId w:val="25"/>
+          <w:numId w:val="24"/>
         </w:numPr>
       </w:pPr>
       <w:r>
@@ -33849,7 +33706,7 @@
         <w:pStyle w:val="para"/>
         <w:numPr>
           <w:ilvl w:val="0"/>
-          <w:numId w:val="25"/>
+          <w:numId w:val="24"/>
         </w:numPr>
       </w:pPr>
       <w:r>
@@ -33861,7 +33718,7 @@
         <w:pStyle w:val="xmsolistparagraph"/>
         <w:numPr>
           <w:ilvl w:val="0"/>
-          <w:numId w:val="25"/>
+          <w:numId w:val="24"/>
         </w:numPr>
         <w:shd w:val="clear" w:color="auto" w:fill="FFFFFF"/>
         <w:spacing w:before="120" w:beforeAutospacing="0" w:after="0" w:afterAutospacing="0"/>
@@ -33887,7 +33744,7 @@
         <w:pStyle w:val="para"/>
         <w:numPr>
           <w:ilvl w:val="0"/>
-          <w:numId w:val="25"/>
+          <w:numId w:val="24"/>
         </w:numPr>
       </w:pPr>
       <w:r>
@@ -33902,7 +33759,7 @@
         <w:pStyle w:val="para"/>
         <w:numPr>
           <w:ilvl w:val="0"/>
-          <w:numId w:val="25"/>
+          <w:numId w:val="24"/>
         </w:numPr>
       </w:pPr>
       <w:r>
@@ -33914,7 +33771,7 @@
         <w:pStyle w:val="para"/>
         <w:numPr>
           <w:ilvl w:val="0"/>
-          <w:numId w:val="25"/>
+          <w:numId w:val="24"/>
         </w:numPr>
       </w:pPr>
       <w:r>
@@ -33926,7 +33783,7 @@
         <w:pStyle w:val="para"/>
         <w:numPr>
           <w:ilvl w:val="0"/>
-          <w:numId w:val="25"/>
+          <w:numId w:val="24"/>
         </w:numPr>
       </w:pPr>
       <w:r>
@@ -33938,7 +33795,7 @@
         <w:pStyle w:val="para"/>
         <w:numPr>
           <w:ilvl w:val="0"/>
-          <w:numId w:val="25"/>
+          <w:numId w:val="24"/>
         </w:numPr>
       </w:pPr>
       <w:r>
@@ -33950,7 +33807,7 @@
         <w:pStyle w:val="para"/>
         <w:numPr>
           <w:ilvl w:val="0"/>
-          <w:numId w:val="25"/>
+          <w:numId w:val="24"/>
         </w:numPr>
       </w:pPr>
       <w:r>
@@ -33962,7 +33819,7 @@
         <w:pStyle w:val="para"/>
         <w:numPr>
           <w:ilvl w:val="0"/>
-          <w:numId w:val="25"/>
+          <w:numId w:val="24"/>
         </w:numPr>
       </w:pPr>
       <w:r>
@@ -33974,7 +33831,7 @@
         <w:pStyle w:val="para"/>
         <w:numPr>
           <w:ilvl w:val="0"/>
-          <w:numId w:val="25"/>
+          <w:numId w:val="24"/>
         </w:numPr>
       </w:pPr>
       <w:r>
@@ -33986,7 +33843,7 @@
         <w:pStyle w:val="para"/>
         <w:numPr>
           <w:ilvl w:val="0"/>
-          <w:numId w:val="25"/>
+          <w:numId w:val="24"/>
         </w:numPr>
       </w:pPr>
       <w:r>
@@ -33998,7 +33855,7 @@
         <w:pStyle w:val="para"/>
         <w:numPr>
           <w:ilvl w:val="0"/>
-          <w:numId w:val="25"/>
+          <w:numId w:val="24"/>
         </w:numPr>
       </w:pPr>
       <w:r>
@@ -34083,7 +33940,7 @@
         <w:pStyle w:val="para"/>
         <w:numPr>
           <w:ilvl w:val="0"/>
-          <w:numId w:val="25"/>
+          <w:numId w:val="24"/>
         </w:numPr>
       </w:pPr>
       <w:r>
@@ -34095,7 +33952,7 @@
         <w:pStyle w:val="xmsolistparagraph"/>
         <w:numPr>
           <w:ilvl w:val="0"/>
-          <w:numId w:val="25"/>
+          <w:numId w:val="24"/>
         </w:numPr>
         <w:shd w:val="clear" w:color="auto" w:fill="FFFFFF"/>
         <w:spacing w:before="120" w:beforeAutospacing="0" w:after="0" w:afterAutospacing="0"/>
@@ -34121,7 +33978,7 @@
         <w:pStyle w:val="para"/>
         <w:numPr>
           <w:ilvl w:val="0"/>
-          <w:numId w:val="25"/>
+          <w:numId w:val="24"/>
         </w:numPr>
       </w:pPr>
       <w:r>
@@ -34133,7 +33990,7 @@
         <w:pStyle w:val="para"/>
         <w:numPr>
           <w:ilvl w:val="0"/>
-          <w:numId w:val="25"/>
+          <w:numId w:val="24"/>
         </w:numPr>
         <w:rPr>
           <w:b/>
@@ -34189,51 +34046,25 @@
       <w:r>
         <w:t xml:space="preserve">Table </w:t>
       </w:r>
-      <w:r>
-        <w:fldChar w:fldCharType="begin"/>
-      </w:r>
-      <w:r>
-        <w:instrText xml:space="preserve"> STYLEREF 1 \s </w:instrText>
-      </w:r>
-      <w:r>
-        <w:fldChar w:fldCharType="separate"/>
-      </w:r>
-      <w:r>
-        <w:rPr>
-          <w:noProof/>
-        </w:rPr>
-        <w:t>4</w:t>
-      </w:r>
-      <w:r>
-        <w:rPr>
-          <w:noProof/>
-        </w:rPr>
-        <w:fldChar w:fldCharType="end"/>
-      </w:r>
+      <w:fldSimple w:instr=" STYLEREF 1 \s ">
+        <w:r>
+          <w:rPr>
+            <w:noProof/>
+          </w:rPr>
+          <w:t>4</w:t>
+        </w:r>
+      </w:fldSimple>
       <w:r>
         <w:noBreakHyphen/>
       </w:r>
-      <w:r>
-        <w:fldChar w:fldCharType="begin"/>
-      </w:r>
-      <w:r>
-        <w:instrText xml:space="preserve"> SEQ Table \* ARABIC \s 1 </w:instrText>
-      </w:r>
-      <w:r>
-        <w:fldChar w:fldCharType="separate"/>
-      </w:r>
-      <w:r>
-        <w:rPr>
-          <w:noProof/>
-        </w:rPr>
-        <w:t>3</w:t>
-      </w:r>
-      <w:r>
-        <w:rPr>
-          <w:noProof/>
-        </w:rPr>
-        <w:fldChar w:fldCharType="end"/>
-      </w:r>
+      <w:fldSimple w:instr=" SEQ Table \* ARABIC \s 1 ">
+        <w:r>
+          <w:rPr>
+            <w:noProof/>
+          </w:rPr>
+          <w:t>3</w:t>
+        </w:r>
+      </w:fldSimple>
       <w:bookmarkEnd w:id="308"/>
       <w:r>
         <w:t>, Display Head Part Number Memory Format</w:t>
@@ -34912,7 +34743,7 @@
         <w:pStyle w:val="para"/>
         <w:numPr>
           <w:ilvl w:val="0"/>
-          <w:numId w:val="25"/>
+          <w:numId w:val="24"/>
         </w:numPr>
       </w:pPr>
       <w:r>
@@ -34927,7 +34758,7 @@
         <w:pStyle w:val="xmsolistparagraph"/>
         <w:numPr>
           <w:ilvl w:val="0"/>
-          <w:numId w:val="25"/>
+          <w:numId w:val="24"/>
         </w:numPr>
         <w:shd w:val="clear" w:color="auto" w:fill="FFFFFF"/>
         <w:spacing w:before="120" w:beforeAutospacing="0" w:after="0" w:afterAutospacing="0"/>
@@ -34953,7 +34784,7 @@
         <w:pStyle w:val="para"/>
         <w:numPr>
           <w:ilvl w:val="0"/>
-          <w:numId w:val="25"/>
+          <w:numId w:val="24"/>
         </w:numPr>
       </w:pPr>
       <w:r>
@@ -34968,7 +34799,7 @@
         <w:pStyle w:val="para"/>
         <w:numPr>
           <w:ilvl w:val="0"/>
-          <w:numId w:val="25"/>
+          <w:numId w:val="24"/>
         </w:numPr>
       </w:pPr>
       <w:r>
@@ -34980,7 +34811,7 @@
         <w:pStyle w:val="para"/>
         <w:numPr>
           <w:ilvl w:val="0"/>
-          <w:numId w:val="25"/>
+          <w:numId w:val="24"/>
         </w:numPr>
       </w:pPr>
       <w:r>
@@ -34992,7 +34823,7 @@
         <w:pStyle w:val="para"/>
         <w:numPr>
           <w:ilvl w:val="0"/>
-          <w:numId w:val="25"/>
+          <w:numId w:val="24"/>
         </w:numPr>
       </w:pPr>
       <w:r>
@@ -35004,7 +34835,7 @@
         <w:pStyle w:val="para"/>
         <w:numPr>
           <w:ilvl w:val="0"/>
-          <w:numId w:val="25"/>
+          <w:numId w:val="24"/>
         </w:numPr>
       </w:pPr>
       <w:r>
@@ -35016,7 +34847,7 @@
         <w:pStyle w:val="para"/>
         <w:numPr>
           <w:ilvl w:val="0"/>
-          <w:numId w:val="25"/>
+          <w:numId w:val="24"/>
         </w:numPr>
       </w:pPr>
       <w:r>
@@ -35028,7 +34859,7 @@
         <w:pStyle w:val="para"/>
         <w:numPr>
           <w:ilvl w:val="0"/>
-          <w:numId w:val="25"/>
+          <w:numId w:val="24"/>
         </w:numPr>
       </w:pPr>
       <w:r>
@@ -35040,7 +34871,7 @@
         <w:pStyle w:val="para"/>
         <w:numPr>
           <w:ilvl w:val="0"/>
-          <w:numId w:val="25"/>
+          <w:numId w:val="24"/>
         </w:numPr>
       </w:pPr>
       <w:r>
@@ -35058,7 +34889,7 @@
         <w:pStyle w:val="para"/>
         <w:numPr>
           <w:ilvl w:val="1"/>
-          <w:numId w:val="25"/>
+          <w:numId w:val="24"/>
         </w:numPr>
       </w:pPr>
       <w:r>
@@ -35070,7 +34901,7 @@
         <w:pStyle w:val="para"/>
         <w:numPr>
           <w:ilvl w:val="1"/>
-          <w:numId w:val="25"/>
+          <w:numId w:val="24"/>
         </w:numPr>
       </w:pPr>
       <w:r>
@@ -35091,7 +34922,7 @@
         <w:pStyle w:val="para"/>
         <w:numPr>
           <w:ilvl w:val="0"/>
-          <w:numId w:val="25"/>
+          <w:numId w:val="24"/>
         </w:numPr>
       </w:pPr>
       <w:r>
@@ -35103,7 +34934,7 @@
         <w:pStyle w:val="para"/>
         <w:numPr>
           <w:ilvl w:val="0"/>
-          <w:numId w:val="25"/>
+          <w:numId w:val="24"/>
         </w:numPr>
       </w:pPr>
       <w:r>
@@ -35115,7 +34946,7 @@
         <w:pStyle w:val="para"/>
         <w:numPr>
           <w:ilvl w:val="0"/>
-          <w:numId w:val="25"/>
+          <w:numId w:val="24"/>
         </w:numPr>
       </w:pPr>
       <w:r>
@@ -35127,7 +34958,7 @@
         <w:pStyle w:val="para"/>
         <w:numPr>
           <w:ilvl w:val="0"/>
-          <w:numId w:val="25"/>
+          <w:numId w:val="24"/>
         </w:numPr>
       </w:pPr>
       <w:r>
@@ -35145,7 +34976,7 @@
         <w:pStyle w:val="para"/>
         <w:numPr>
           <w:ilvl w:val="0"/>
-          <w:numId w:val="25"/>
+          <w:numId w:val="24"/>
         </w:numPr>
       </w:pPr>
       <w:r>
@@ -35639,23 +35470,6 @@
     </w:lvl>
   </w:abstractNum>
   <w:abstractNum w:abstractNumId="2" w15:restartNumberingAfterBreak="0">
-    <w:nsid w:val="FFFFFF7E"/>
-    <w:multiLevelType w:val="singleLevel"/>
-    <w:tmpl w:val="04090001"/>
-    <w:lvl w:ilvl="0">
-      <w:start w:val="1"/>
-      <w:numFmt w:val="bullet"/>
-      <w:lvlText w:val=""/>
-      <w:lvlJc w:val="left"/>
-      <w:pPr>
-        <w:ind w:left="1440" w:hanging="360"/>
-      </w:pPr>
-      <w:rPr>
-        <w:rFonts w:ascii="Symbol" w:hAnsi="Symbol" w:hint="default"/>
-      </w:rPr>
-    </w:lvl>
-  </w:abstractNum>
-  <w:abstractNum w:abstractNumId="3" w15:restartNumberingAfterBreak="0">
     <w:nsid w:val="FFFFFF7F"/>
     <w:multiLevelType w:val="singleLevel"/>
     <w:tmpl w:val="CAD83492"/>
@@ -35673,7 +35487,7 @@
       </w:pPr>
     </w:lvl>
   </w:abstractNum>
-  <w:abstractNum w:abstractNumId="4" w15:restartNumberingAfterBreak="0">
+  <w:abstractNum w:abstractNumId="3" w15:restartNumberingAfterBreak="0">
     <w:nsid w:val="FFFFFF88"/>
     <w:multiLevelType w:val="singleLevel"/>
     <w:tmpl w:val="5E845C62"/>
@@ -35691,7 +35505,7 @@
       </w:pPr>
     </w:lvl>
   </w:abstractNum>
-  <w:abstractNum w:abstractNumId="5" w15:restartNumberingAfterBreak="0">
+  <w:abstractNum w:abstractNumId="4" w15:restartNumberingAfterBreak="0">
     <w:nsid w:val="FFFFFFFE"/>
     <w:multiLevelType w:val="singleLevel"/>
     <w:tmpl w:val="DE723848"/>
@@ -35702,7 +35516,7 @@
       <w:lvlJc w:val="left"/>
     </w:lvl>
   </w:abstractNum>
-  <w:abstractNum w:abstractNumId="6" w15:restartNumberingAfterBreak="0">
+  <w:abstractNum w:abstractNumId="5" w15:restartNumberingAfterBreak="0">
     <w:nsid w:val="05EA13C0"/>
     <w:multiLevelType w:val="multilevel"/>
     <w:tmpl w:val="13365136"/>
@@ -35844,7 +35658,7 @@
       </w:rPr>
     </w:lvl>
   </w:abstractNum>
-  <w:abstractNum w:abstractNumId="7" w15:restartNumberingAfterBreak="0">
+  <w:abstractNum w:abstractNumId="6" w15:restartNumberingAfterBreak="0">
     <w:nsid w:val="08E84F41"/>
     <w:multiLevelType w:val="multilevel"/>
     <w:tmpl w:val="B046208E"/>
@@ -35992,7 +35806,7 @@
       </w:rPr>
     </w:lvl>
   </w:abstractNum>
-  <w:abstractNum w:abstractNumId="8" w15:restartNumberingAfterBreak="0">
+  <w:abstractNum w:abstractNumId="7" w15:restartNumberingAfterBreak="0">
     <w:nsid w:val="097B5D32"/>
     <w:multiLevelType w:val="hybridMultilevel"/>
     <w:tmpl w:val="67E05764"/>
@@ -36114,7 +35928,7 @@
       </w:pPr>
     </w:lvl>
   </w:abstractNum>
-  <w:abstractNum w:abstractNumId="9" w15:restartNumberingAfterBreak="0">
+  <w:abstractNum w:abstractNumId="8" w15:restartNumberingAfterBreak="0">
     <w:nsid w:val="0A9068DC"/>
     <w:multiLevelType w:val="hybridMultilevel"/>
     <w:tmpl w:val="278A4E30"/>
@@ -36227,7 +36041,7 @@
       </w:rPr>
     </w:lvl>
   </w:abstractNum>
-  <w:abstractNum w:abstractNumId="10" w15:restartNumberingAfterBreak="0">
+  <w:abstractNum w:abstractNumId="9" w15:restartNumberingAfterBreak="0">
     <w:nsid w:val="0BE21DB7"/>
     <w:multiLevelType w:val="hybridMultilevel"/>
     <w:tmpl w:val="099864EC"/>
@@ -36347,233 +36161,7 @@
       </w:pPr>
     </w:lvl>
   </w:abstractNum>
-  <w:abstractNum w:abstractNumId="11" w15:restartNumberingAfterBreak="0">
-    <w:nsid w:val="0E017DCE"/>
-    <w:multiLevelType w:val="hybridMultilevel"/>
-    <w:tmpl w:val="200E28B8"/>
-    <w:lvl w:ilvl="0" w:tplc="04090001">
-      <w:start w:val="1"/>
-      <w:numFmt w:val="bullet"/>
-      <w:lvlText w:val=""/>
-      <w:lvlJc w:val="left"/>
-      <w:pPr>
-        <w:ind w:left="1440" w:hanging="360"/>
-      </w:pPr>
-      <w:rPr>
-        <w:rFonts w:ascii="Symbol" w:hAnsi="Symbol" w:hint="default"/>
-      </w:rPr>
-    </w:lvl>
-    <w:lvl w:ilvl="1" w:tplc="04090003">
-      <w:start w:val="1"/>
-      <w:numFmt w:val="bullet"/>
-      <w:lvlText w:val="o"/>
-      <w:lvlJc w:val="left"/>
-      <w:pPr>
-        <w:ind w:left="2160" w:hanging="360"/>
-      </w:pPr>
-      <w:rPr>
-        <w:rFonts w:ascii="Courier New" w:hAnsi="Courier New" w:cs="Courier New" w:hint="default"/>
-      </w:rPr>
-    </w:lvl>
-    <w:lvl w:ilvl="2" w:tplc="04090005" w:tentative="1">
-      <w:start w:val="1"/>
-      <w:numFmt w:val="bullet"/>
-      <w:lvlText w:val=""/>
-      <w:lvlJc w:val="left"/>
-      <w:pPr>
-        <w:ind w:left="2880" w:hanging="360"/>
-      </w:pPr>
-      <w:rPr>
-        <w:rFonts w:ascii="Wingdings" w:hAnsi="Wingdings" w:hint="default"/>
-      </w:rPr>
-    </w:lvl>
-    <w:lvl w:ilvl="3" w:tplc="04090001" w:tentative="1">
-      <w:start w:val="1"/>
-      <w:numFmt w:val="bullet"/>
-      <w:lvlText w:val=""/>
-      <w:lvlJc w:val="left"/>
-      <w:pPr>
-        <w:ind w:left="3600" w:hanging="360"/>
-      </w:pPr>
-      <w:rPr>
-        <w:rFonts w:ascii="Symbol" w:hAnsi="Symbol" w:hint="default"/>
-      </w:rPr>
-    </w:lvl>
-    <w:lvl w:ilvl="4" w:tplc="04090003" w:tentative="1">
-      <w:start w:val="1"/>
-      <w:numFmt w:val="bullet"/>
-      <w:lvlText w:val="o"/>
-      <w:lvlJc w:val="left"/>
-      <w:pPr>
-        <w:ind w:left="4320" w:hanging="360"/>
-      </w:pPr>
-      <w:rPr>
-        <w:rFonts w:ascii="Courier New" w:hAnsi="Courier New" w:cs="Courier New" w:hint="default"/>
-      </w:rPr>
-    </w:lvl>
-    <w:lvl w:ilvl="5" w:tplc="04090005" w:tentative="1">
-      <w:start w:val="1"/>
-      <w:numFmt w:val="bullet"/>
-      <w:lvlText w:val=""/>
-      <w:lvlJc w:val="left"/>
-      <w:pPr>
-        <w:ind w:left="5040" w:hanging="360"/>
-      </w:pPr>
-      <w:rPr>
-        <w:rFonts w:ascii="Wingdings" w:hAnsi="Wingdings" w:hint="default"/>
-      </w:rPr>
-    </w:lvl>
-    <w:lvl w:ilvl="6" w:tplc="04090001" w:tentative="1">
-      <w:start w:val="1"/>
-      <w:numFmt w:val="bullet"/>
-      <w:lvlText w:val=""/>
-      <w:lvlJc w:val="left"/>
-      <w:pPr>
-        <w:ind w:left="5760" w:hanging="360"/>
-      </w:pPr>
-      <w:rPr>
-        <w:rFonts w:ascii="Symbol" w:hAnsi="Symbol" w:hint="default"/>
-      </w:rPr>
-    </w:lvl>
-    <w:lvl w:ilvl="7" w:tplc="04090003" w:tentative="1">
-      <w:start w:val="1"/>
-      <w:numFmt w:val="bullet"/>
-      <w:lvlText w:val="o"/>
-      <w:lvlJc w:val="left"/>
-      <w:pPr>
-        <w:ind w:left="6480" w:hanging="360"/>
-      </w:pPr>
-      <w:rPr>
-        <w:rFonts w:ascii="Courier New" w:hAnsi="Courier New" w:cs="Courier New" w:hint="default"/>
-      </w:rPr>
-    </w:lvl>
-    <w:lvl w:ilvl="8" w:tplc="04090005" w:tentative="1">
-      <w:start w:val="1"/>
-      <w:numFmt w:val="bullet"/>
-      <w:lvlText w:val=""/>
-      <w:lvlJc w:val="left"/>
-      <w:pPr>
-        <w:ind w:left="7200" w:hanging="360"/>
-      </w:pPr>
-      <w:rPr>
-        <w:rFonts w:ascii="Wingdings" w:hAnsi="Wingdings" w:hint="default"/>
-      </w:rPr>
-    </w:lvl>
-  </w:abstractNum>
-  <w:abstractNum w:abstractNumId="12" w15:restartNumberingAfterBreak="0">
-    <w:nsid w:val="0E30710A"/>
-    <w:multiLevelType w:val="hybridMultilevel"/>
-    <w:tmpl w:val="B272595A"/>
-    <w:lvl w:ilvl="0" w:tplc="04090001">
-      <w:start w:val="1"/>
-      <w:numFmt w:val="bullet"/>
-      <w:lvlText w:val=""/>
-      <w:lvlJc w:val="left"/>
-      <w:pPr>
-        <w:ind w:left="720" w:hanging="360"/>
-      </w:pPr>
-      <w:rPr>
-        <w:rFonts w:ascii="Symbol" w:hAnsi="Symbol" w:hint="default"/>
-      </w:rPr>
-    </w:lvl>
-    <w:lvl w:ilvl="1" w:tplc="04090003" w:tentative="1">
-      <w:start w:val="1"/>
-      <w:numFmt w:val="bullet"/>
-      <w:lvlText w:val="o"/>
-      <w:lvlJc w:val="left"/>
-      <w:pPr>
-        <w:ind w:left="1440" w:hanging="360"/>
-      </w:pPr>
-      <w:rPr>
-        <w:rFonts w:ascii="Courier New" w:hAnsi="Courier New" w:cs="Courier New" w:hint="default"/>
-      </w:rPr>
-    </w:lvl>
-    <w:lvl w:ilvl="2" w:tplc="04090005" w:tentative="1">
-      <w:start w:val="1"/>
-      <w:numFmt w:val="bullet"/>
-      <w:lvlText w:val=""/>
-      <w:lvlJc w:val="left"/>
-      <w:pPr>
-        <w:ind w:left="2160" w:hanging="360"/>
-      </w:pPr>
-      <w:rPr>
-        <w:rFonts w:ascii="Wingdings" w:hAnsi="Wingdings" w:hint="default"/>
-      </w:rPr>
-    </w:lvl>
-    <w:lvl w:ilvl="3" w:tplc="04090001" w:tentative="1">
-      <w:start w:val="1"/>
-      <w:numFmt w:val="bullet"/>
-      <w:lvlText w:val=""/>
-      <w:lvlJc w:val="left"/>
-      <w:pPr>
-        <w:ind w:left="2880" w:hanging="360"/>
-      </w:pPr>
-      <w:rPr>
-        <w:rFonts w:ascii="Symbol" w:hAnsi="Symbol" w:hint="default"/>
-      </w:rPr>
-    </w:lvl>
-    <w:lvl w:ilvl="4" w:tplc="04090003" w:tentative="1">
-      <w:start w:val="1"/>
-      <w:numFmt w:val="bullet"/>
-      <w:lvlText w:val="o"/>
-      <w:lvlJc w:val="left"/>
-      <w:pPr>
-        <w:ind w:left="3600" w:hanging="360"/>
-      </w:pPr>
-      <w:rPr>
-        <w:rFonts w:ascii="Courier New" w:hAnsi="Courier New" w:cs="Courier New" w:hint="default"/>
-      </w:rPr>
-    </w:lvl>
-    <w:lvl w:ilvl="5" w:tplc="04090005" w:tentative="1">
-      <w:start w:val="1"/>
-      <w:numFmt w:val="bullet"/>
-      <w:lvlText w:val=""/>
-      <w:lvlJc w:val="left"/>
-      <w:pPr>
-        <w:ind w:left="4320" w:hanging="360"/>
-      </w:pPr>
-      <w:rPr>
-        <w:rFonts w:ascii="Wingdings" w:hAnsi="Wingdings" w:hint="default"/>
-      </w:rPr>
-    </w:lvl>
-    <w:lvl w:ilvl="6" w:tplc="04090001" w:tentative="1">
-      <w:start w:val="1"/>
-      <w:numFmt w:val="bullet"/>
-      <w:lvlText w:val=""/>
-      <w:lvlJc w:val="left"/>
-      <w:pPr>
-        <w:ind w:left="5040" w:hanging="360"/>
-      </w:pPr>
-      <w:rPr>
-        <w:rFonts w:ascii="Symbol" w:hAnsi="Symbol" w:hint="default"/>
-      </w:rPr>
-    </w:lvl>
-    <w:lvl w:ilvl="7" w:tplc="04090003" w:tentative="1">
-      <w:start w:val="1"/>
-      <w:numFmt w:val="bullet"/>
-      <w:lvlText w:val="o"/>
-      <w:lvlJc w:val="left"/>
-      <w:pPr>
-        <w:ind w:left="5760" w:hanging="360"/>
-      </w:pPr>
-      <w:rPr>
-        <w:rFonts w:ascii="Courier New" w:hAnsi="Courier New" w:cs="Courier New" w:hint="default"/>
-      </w:rPr>
-    </w:lvl>
-    <w:lvl w:ilvl="8" w:tplc="04090005" w:tentative="1">
-      <w:start w:val="1"/>
-      <w:numFmt w:val="bullet"/>
-      <w:lvlText w:val=""/>
-      <w:lvlJc w:val="left"/>
-      <w:pPr>
-        <w:ind w:left="6480" w:hanging="360"/>
-      </w:pPr>
-      <w:rPr>
-        <w:rFonts w:ascii="Wingdings" w:hAnsi="Wingdings" w:hint="default"/>
-      </w:rPr>
-    </w:lvl>
-  </w:abstractNum>
-  <w:abstractNum w:abstractNumId="13" w15:restartNumberingAfterBreak="0">
+  <w:abstractNum w:abstractNumId="10" w15:restartNumberingAfterBreak="0">
     <w:nsid w:val="102D52C1"/>
     <w:multiLevelType w:val="singleLevel"/>
     <w:tmpl w:val="5A0847A4"/>
@@ -36594,7 +36182,7 @@
       </w:rPr>
     </w:lvl>
   </w:abstractNum>
-  <w:abstractNum w:abstractNumId="14" w15:restartNumberingAfterBreak="0">
+  <w:abstractNum w:abstractNumId="11" w15:restartNumberingAfterBreak="0">
     <w:nsid w:val="12FF76A7"/>
     <w:multiLevelType w:val="singleLevel"/>
     <w:tmpl w:val="04090001"/>
@@ -36615,7 +36203,7 @@
       </w:rPr>
     </w:lvl>
   </w:abstractNum>
-  <w:abstractNum w:abstractNumId="15" w15:restartNumberingAfterBreak="0">
+  <w:abstractNum w:abstractNumId="12" w15:restartNumberingAfterBreak="0">
     <w:nsid w:val="13F302BD"/>
     <w:multiLevelType w:val="hybridMultilevel"/>
     <w:tmpl w:val="517C775E"/>
@@ -36704,382 +36292,7 @@
       </w:pPr>
     </w:lvl>
   </w:abstractNum>
-  <w:abstractNum w:abstractNumId="16" w15:restartNumberingAfterBreak="0">
-    <w:nsid w:val="14024460"/>
-    <w:multiLevelType w:val="hybridMultilevel"/>
-    <w:tmpl w:val="C4021EF2"/>
-    <w:lvl w:ilvl="0" w:tplc="04090001">
-      <w:start w:val="1"/>
-      <w:numFmt w:val="bullet"/>
-      <w:lvlText w:val=""/>
-      <w:lvlJc w:val="left"/>
-      <w:pPr>
-        <w:ind w:left="1440" w:hanging="360"/>
-      </w:pPr>
-      <w:rPr>
-        <w:rFonts w:ascii="Symbol" w:hAnsi="Symbol" w:hint="default"/>
-      </w:rPr>
-    </w:lvl>
-    <w:lvl w:ilvl="1" w:tplc="04090003">
-      <w:start w:val="1"/>
-      <w:numFmt w:val="bullet"/>
-      <w:lvlText w:val="o"/>
-      <w:lvlJc w:val="left"/>
-      <w:pPr>
-        <w:ind w:left="2160" w:hanging="360"/>
-      </w:pPr>
-      <w:rPr>
-        <w:rFonts w:ascii="Courier New" w:hAnsi="Courier New" w:cs="Courier New" w:hint="default"/>
-      </w:rPr>
-    </w:lvl>
-    <w:lvl w:ilvl="2" w:tplc="04090005" w:tentative="1">
-      <w:start w:val="1"/>
-      <w:numFmt w:val="bullet"/>
-      <w:lvlText w:val=""/>
-      <w:lvlJc w:val="left"/>
-      <w:pPr>
-        <w:ind w:left="2880" w:hanging="360"/>
-      </w:pPr>
-      <w:rPr>
-        <w:rFonts w:ascii="Wingdings" w:hAnsi="Wingdings" w:hint="default"/>
-      </w:rPr>
-    </w:lvl>
-    <w:lvl w:ilvl="3" w:tplc="04090001" w:tentative="1">
-      <w:start w:val="1"/>
-      <w:numFmt w:val="bullet"/>
-      <w:lvlText w:val=""/>
-      <w:lvlJc w:val="left"/>
-      <w:pPr>
-        <w:ind w:left="3600" w:hanging="360"/>
-      </w:pPr>
-      <w:rPr>
-        <w:rFonts w:ascii="Symbol" w:hAnsi="Symbol" w:hint="default"/>
-      </w:rPr>
-    </w:lvl>
-    <w:lvl w:ilvl="4" w:tplc="04090003" w:tentative="1">
-      <w:start w:val="1"/>
-      <w:numFmt w:val="bullet"/>
-      <w:lvlText w:val="o"/>
-      <w:lvlJc w:val="left"/>
-      <w:pPr>
-        <w:ind w:left="4320" w:hanging="360"/>
-      </w:pPr>
-      <w:rPr>
-        <w:rFonts w:ascii="Courier New" w:hAnsi="Courier New" w:cs="Courier New" w:hint="default"/>
-      </w:rPr>
-    </w:lvl>
-    <w:lvl w:ilvl="5" w:tplc="04090005" w:tentative="1">
-      <w:start w:val="1"/>
-      <w:numFmt w:val="bullet"/>
-      <w:lvlText w:val=""/>
-      <w:lvlJc w:val="left"/>
-      <w:pPr>
-        <w:ind w:left="5040" w:hanging="360"/>
-      </w:pPr>
-      <w:rPr>
-        <w:rFonts w:ascii="Wingdings" w:hAnsi="Wingdings" w:hint="default"/>
-      </w:rPr>
-    </w:lvl>
-    <w:lvl w:ilvl="6" w:tplc="04090001" w:tentative="1">
-      <w:start w:val="1"/>
-      <w:numFmt w:val="bullet"/>
-      <w:lvlText w:val=""/>
-      <w:lvlJc w:val="left"/>
-      <w:pPr>
-        <w:ind w:left="5760" w:hanging="360"/>
-      </w:pPr>
-      <w:rPr>
-        <w:rFonts w:ascii="Symbol" w:hAnsi="Symbol" w:hint="default"/>
-      </w:rPr>
-    </w:lvl>
-    <w:lvl w:ilvl="7" w:tplc="04090003" w:tentative="1">
-      <w:start w:val="1"/>
-      <w:numFmt w:val="bullet"/>
-      <w:lvlText w:val="o"/>
-      <w:lvlJc w:val="left"/>
-      <w:pPr>
-        <w:ind w:left="6480" w:hanging="360"/>
-      </w:pPr>
-      <w:rPr>
-        <w:rFonts w:ascii="Courier New" w:hAnsi="Courier New" w:cs="Courier New" w:hint="default"/>
-      </w:rPr>
-    </w:lvl>
-    <w:lvl w:ilvl="8" w:tplc="04090005" w:tentative="1">
-      <w:start w:val="1"/>
-      <w:numFmt w:val="bullet"/>
-      <w:lvlText w:val=""/>
-      <w:lvlJc w:val="left"/>
-      <w:pPr>
-        <w:ind w:left="7200" w:hanging="360"/>
-      </w:pPr>
-      <w:rPr>
-        <w:rFonts w:ascii="Wingdings" w:hAnsi="Wingdings" w:hint="default"/>
-      </w:rPr>
-    </w:lvl>
-  </w:abstractNum>
-  <w:abstractNum w:abstractNumId="17" w15:restartNumberingAfterBreak="0">
-    <w:nsid w:val="1409637F"/>
-    <w:multiLevelType w:val="hybridMultilevel"/>
-    <w:tmpl w:val="9C5E393E"/>
-    <w:lvl w:ilvl="0" w:tplc="04090001">
-      <w:start w:val="1"/>
-      <w:numFmt w:val="bullet"/>
-      <w:lvlText w:val=""/>
-      <w:lvlJc w:val="left"/>
-      <w:pPr>
-        <w:ind w:left="1440" w:hanging="360"/>
-      </w:pPr>
-      <w:rPr>
-        <w:rFonts w:ascii="Symbol" w:hAnsi="Symbol" w:hint="default"/>
-      </w:rPr>
-    </w:lvl>
-    <w:lvl w:ilvl="1" w:tplc="04090003" w:tentative="1">
-      <w:start w:val="1"/>
-      <w:numFmt w:val="bullet"/>
-      <w:lvlText w:val="o"/>
-      <w:lvlJc w:val="left"/>
-      <w:pPr>
-        <w:ind w:left="2160" w:hanging="360"/>
-      </w:pPr>
-      <w:rPr>
-        <w:rFonts w:ascii="Courier New" w:hAnsi="Courier New" w:cs="Courier New" w:hint="default"/>
-      </w:rPr>
-    </w:lvl>
-    <w:lvl w:ilvl="2" w:tplc="04090005" w:tentative="1">
-      <w:start w:val="1"/>
-      <w:numFmt w:val="bullet"/>
-      <w:lvlText w:val=""/>
-      <w:lvlJc w:val="left"/>
-      <w:pPr>
-        <w:ind w:left="2880" w:hanging="360"/>
-      </w:pPr>
-      <w:rPr>
-        <w:rFonts w:ascii="Wingdings" w:hAnsi="Wingdings" w:hint="default"/>
-      </w:rPr>
-    </w:lvl>
-    <w:lvl w:ilvl="3" w:tplc="04090001" w:tentative="1">
-      <w:start w:val="1"/>
-      <w:numFmt w:val="bullet"/>
-      <w:lvlText w:val=""/>
-      <w:lvlJc w:val="left"/>
-      <w:pPr>
-        <w:ind w:left="3600" w:hanging="360"/>
-      </w:pPr>
-      <w:rPr>
-        <w:rFonts w:ascii="Symbol" w:hAnsi="Symbol" w:hint="default"/>
-      </w:rPr>
-    </w:lvl>
-    <w:lvl w:ilvl="4" w:tplc="04090003" w:tentative="1">
-      <w:start w:val="1"/>
-      <w:numFmt w:val="bullet"/>
-      <w:lvlText w:val="o"/>
-      <w:lvlJc w:val="left"/>
-      <w:pPr>
-        <w:ind w:left="4320" w:hanging="360"/>
-      </w:pPr>
-      <w:rPr>
-        <w:rFonts w:ascii="Courier New" w:hAnsi="Courier New" w:cs="Courier New" w:hint="default"/>
-      </w:rPr>
-    </w:lvl>
-    <w:lvl w:ilvl="5" w:tplc="04090005" w:tentative="1">
-      <w:start w:val="1"/>
-      <w:numFmt w:val="bullet"/>
-      <w:lvlText w:val=""/>
-      <w:lvlJc w:val="left"/>
-      <w:pPr>
-        <w:ind w:left="5040" w:hanging="360"/>
-      </w:pPr>
-      <w:rPr>
-        <w:rFonts w:ascii="Wingdings" w:hAnsi="Wingdings" w:hint="default"/>
-      </w:rPr>
-    </w:lvl>
-    <w:lvl w:ilvl="6" w:tplc="04090001" w:tentative="1">
-      <w:start w:val="1"/>
-      <w:numFmt w:val="bullet"/>
-      <w:lvlText w:val=""/>
-      <w:lvlJc w:val="left"/>
-      <w:pPr>
-        <w:ind w:left="5760" w:hanging="360"/>
-      </w:pPr>
-      <w:rPr>
-        <w:rFonts w:ascii="Symbol" w:hAnsi="Symbol" w:hint="default"/>
-      </w:rPr>
-    </w:lvl>
-    <w:lvl w:ilvl="7" w:tplc="04090003" w:tentative="1">
-      <w:start w:val="1"/>
-      <w:numFmt w:val="bullet"/>
-      <w:lvlText w:val="o"/>
-      <w:lvlJc w:val="left"/>
-      <w:pPr>
-        <w:ind w:left="6480" w:hanging="360"/>
-      </w:pPr>
-      <w:rPr>
-        <w:rFonts w:ascii="Courier New" w:hAnsi="Courier New" w:cs="Courier New" w:hint="default"/>
-      </w:rPr>
-    </w:lvl>
-    <w:lvl w:ilvl="8" w:tplc="04090005" w:tentative="1">
-      <w:start w:val="1"/>
-      <w:numFmt w:val="bullet"/>
-      <w:lvlText w:val=""/>
-      <w:lvlJc w:val="left"/>
-      <w:pPr>
-        <w:ind w:left="7200" w:hanging="360"/>
-      </w:pPr>
-      <w:rPr>
-        <w:rFonts w:ascii="Wingdings" w:hAnsi="Wingdings" w:hint="default"/>
-      </w:rPr>
-    </w:lvl>
-  </w:abstractNum>
-  <w:abstractNum w:abstractNumId="18" w15:restartNumberingAfterBreak="0">
-    <w:nsid w:val="17827D2B"/>
-    <w:multiLevelType w:val="multilevel"/>
-    <w:tmpl w:val="4DD0B818"/>
-    <w:lvl w:ilvl="0">
-      <w:start w:val="1"/>
-      <w:numFmt w:val="bullet"/>
-      <w:lvlText w:val=""/>
-      <w:lvlJc w:val="left"/>
-      <w:pPr>
-        <w:tabs>
-          <w:tab w:val="num" w:pos="720"/>
-        </w:tabs>
-        <w:ind w:left="720" w:hanging="360"/>
-      </w:pPr>
-      <w:rPr>
-        <w:rFonts w:ascii="Symbol" w:hAnsi="Symbol" w:hint="default"/>
-        <w:sz w:val="20"/>
-      </w:rPr>
-    </w:lvl>
-    <w:lvl w:ilvl="1" w:tentative="1">
-      <w:start w:val="1"/>
-      <w:numFmt w:val="bullet"/>
-      <w:lvlText w:val=""/>
-      <w:lvlJc w:val="left"/>
-      <w:pPr>
-        <w:tabs>
-          <w:tab w:val="num" w:pos="1440"/>
-        </w:tabs>
-        <w:ind w:left="1440" w:hanging="360"/>
-      </w:pPr>
-      <w:rPr>
-        <w:rFonts w:ascii="Symbol" w:hAnsi="Symbol" w:hint="default"/>
-        <w:sz w:val="20"/>
-      </w:rPr>
-    </w:lvl>
-    <w:lvl w:ilvl="2" w:tentative="1">
-      <w:start w:val="1"/>
-      <w:numFmt w:val="bullet"/>
-      <w:lvlText w:val=""/>
-      <w:lvlJc w:val="left"/>
-      <w:pPr>
-        <w:tabs>
-          <w:tab w:val="num" w:pos="2160"/>
-        </w:tabs>
-        <w:ind w:left="2160" w:hanging="360"/>
-      </w:pPr>
-      <w:rPr>
-        <w:rFonts w:ascii="Symbol" w:hAnsi="Symbol" w:hint="default"/>
-        <w:sz w:val="20"/>
-      </w:rPr>
-    </w:lvl>
-    <w:lvl w:ilvl="3" w:tentative="1">
-      <w:start w:val="1"/>
-      <w:numFmt w:val="bullet"/>
-      <w:lvlText w:val=""/>
-      <w:lvlJc w:val="left"/>
-      <w:pPr>
-        <w:tabs>
-          <w:tab w:val="num" w:pos="2880"/>
-        </w:tabs>
-        <w:ind w:left="2880" w:hanging="360"/>
-      </w:pPr>
-      <w:rPr>
-        <w:rFonts w:ascii="Symbol" w:hAnsi="Symbol" w:hint="default"/>
-        <w:sz w:val="20"/>
-      </w:rPr>
-    </w:lvl>
-    <w:lvl w:ilvl="4" w:tentative="1">
-      <w:start w:val="1"/>
-      <w:numFmt w:val="bullet"/>
-      <w:lvlText w:val=""/>
-      <w:lvlJc w:val="left"/>
-      <w:pPr>
-        <w:tabs>
-          <w:tab w:val="num" w:pos="3600"/>
-        </w:tabs>
-        <w:ind w:left="3600" w:hanging="360"/>
-      </w:pPr>
-      <w:rPr>
-        <w:rFonts w:ascii="Symbol" w:hAnsi="Symbol" w:hint="default"/>
-        <w:sz w:val="20"/>
-      </w:rPr>
-    </w:lvl>
-    <w:lvl w:ilvl="5" w:tentative="1">
-      <w:start w:val="1"/>
-      <w:numFmt w:val="bullet"/>
-      <w:lvlText w:val=""/>
-      <w:lvlJc w:val="left"/>
-      <w:pPr>
-        <w:tabs>
-          <w:tab w:val="num" w:pos="4320"/>
-        </w:tabs>
-        <w:ind w:left="4320" w:hanging="360"/>
-      </w:pPr>
-      <w:rPr>
-        <w:rFonts w:ascii="Symbol" w:hAnsi="Symbol" w:hint="default"/>
-        <w:sz w:val="20"/>
-      </w:rPr>
-    </w:lvl>
-    <w:lvl w:ilvl="6" w:tentative="1">
-      <w:start w:val="1"/>
-      <w:numFmt w:val="bullet"/>
-      <w:lvlText w:val=""/>
-      <w:lvlJc w:val="left"/>
-      <w:pPr>
-        <w:tabs>
-          <w:tab w:val="num" w:pos="5040"/>
-        </w:tabs>
-        <w:ind w:left="5040" w:hanging="360"/>
-      </w:pPr>
-      <w:rPr>
-        <w:rFonts w:ascii="Symbol" w:hAnsi="Symbol" w:hint="default"/>
-        <w:sz w:val="20"/>
-      </w:rPr>
-    </w:lvl>
-    <w:lvl w:ilvl="7" w:tentative="1">
-      <w:start w:val="1"/>
-      <w:numFmt w:val="bullet"/>
-      <w:lvlText w:val=""/>
-      <w:lvlJc w:val="left"/>
-      <w:pPr>
-        <w:tabs>
-          <w:tab w:val="num" w:pos="5760"/>
-        </w:tabs>
-        <w:ind w:left="5760" w:hanging="360"/>
-      </w:pPr>
-      <w:rPr>
-        <w:rFonts w:ascii="Symbol" w:hAnsi="Symbol" w:hint="default"/>
-        <w:sz w:val="20"/>
-      </w:rPr>
-    </w:lvl>
-    <w:lvl w:ilvl="8" w:tentative="1">
-      <w:start w:val="1"/>
-      <w:numFmt w:val="bullet"/>
-      <w:lvlText w:val=""/>
-      <w:lvlJc w:val="left"/>
-      <w:pPr>
-        <w:tabs>
-          <w:tab w:val="num" w:pos="6480"/>
-        </w:tabs>
-        <w:ind w:left="6480" w:hanging="360"/>
-      </w:pPr>
-      <w:rPr>
-        <w:rFonts w:ascii="Symbol" w:hAnsi="Symbol" w:hint="default"/>
-        <w:sz w:val="20"/>
-      </w:rPr>
-    </w:lvl>
-  </w:abstractNum>
-  <w:abstractNum w:abstractNumId="19" w15:restartNumberingAfterBreak="0">
+  <w:abstractNum w:abstractNumId="13" w15:restartNumberingAfterBreak="0">
     <w:nsid w:val="17DF6B0F"/>
     <w:multiLevelType w:val="singleLevel"/>
     <w:tmpl w:val="91D4FD8E"/>
@@ -37097,7 +36310,7 @@
       </w:pPr>
     </w:lvl>
   </w:abstractNum>
-  <w:abstractNum w:abstractNumId="20" w15:restartNumberingAfterBreak="0">
+  <w:abstractNum w:abstractNumId="14" w15:restartNumberingAfterBreak="0">
     <w:nsid w:val="190037A7"/>
     <w:multiLevelType w:val="hybridMultilevel"/>
     <w:tmpl w:val="7876A212"/>
@@ -37218,10 +36431,10 @@
       </w:pPr>
     </w:lvl>
   </w:abstractNum>
-  <w:abstractNum w:abstractNumId="21" w15:restartNumberingAfterBreak="0">
-    <w:nsid w:val="1E5558EF"/>
+  <w:abstractNum w:abstractNumId="15" w15:restartNumberingAfterBreak="0">
+    <w:nsid w:val="1E6C5CE8"/>
     <w:multiLevelType w:val="hybridMultilevel"/>
-    <w:tmpl w:val="36A00302"/>
+    <w:tmpl w:val="DC1CC7CE"/>
     <w:lvl w:ilvl="0" w:tplc="04090001">
       <w:start w:val="1"/>
       <w:numFmt w:val="bullet"/>
@@ -37331,10 +36544,10 @@
       </w:rPr>
     </w:lvl>
   </w:abstractNum>
-  <w:abstractNum w:abstractNumId="22" w15:restartNumberingAfterBreak="0">
-    <w:nsid w:val="1E6C5CE8"/>
+  <w:abstractNum w:abstractNumId="16" w15:restartNumberingAfterBreak="0">
+    <w:nsid w:val="24D402A8"/>
     <w:multiLevelType w:val="hybridMultilevel"/>
-    <w:tmpl w:val="DC1CC7CE"/>
+    <w:tmpl w:val="3104BA30"/>
     <w:lvl w:ilvl="0" w:tplc="04090001">
       <w:start w:val="1"/>
       <w:numFmt w:val="bullet"/>
@@ -37444,346 +36657,7 @@
       </w:rPr>
     </w:lvl>
   </w:abstractNum>
-  <w:abstractNum w:abstractNumId="23" w15:restartNumberingAfterBreak="0">
-    <w:nsid w:val="1F0424EA"/>
-    <w:multiLevelType w:val="hybridMultilevel"/>
-    <w:tmpl w:val="9F506696"/>
-    <w:lvl w:ilvl="0" w:tplc="04090001">
-      <w:start w:val="1"/>
-      <w:numFmt w:val="bullet"/>
-      <w:lvlText w:val=""/>
-      <w:lvlJc w:val="left"/>
-      <w:pPr>
-        <w:ind w:left="1440" w:hanging="360"/>
-      </w:pPr>
-      <w:rPr>
-        <w:rFonts w:ascii="Symbol" w:hAnsi="Symbol" w:hint="default"/>
-      </w:rPr>
-    </w:lvl>
-    <w:lvl w:ilvl="1" w:tplc="04090003" w:tentative="1">
-      <w:start w:val="1"/>
-      <w:numFmt w:val="bullet"/>
-      <w:lvlText w:val="o"/>
-      <w:lvlJc w:val="left"/>
-      <w:pPr>
-        <w:ind w:left="2160" w:hanging="360"/>
-      </w:pPr>
-      <w:rPr>
-        <w:rFonts w:ascii="Courier New" w:hAnsi="Courier New" w:cs="Courier New" w:hint="default"/>
-      </w:rPr>
-    </w:lvl>
-    <w:lvl w:ilvl="2" w:tplc="04090005" w:tentative="1">
-      <w:start w:val="1"/>
-      <w:numFmt w:val="bullet"/>
-      <w:lvlText w:val=""/>
-      <w:lvlJc w:val="left"/>
-      <w:pPr>
-        <w:ind w:left="2880" w:hanging="360"/>
-      </w:pPr>
-      <w:rPr>
-        <w:rFonts w:ascii="Wingdings" w:hAnsi="Wingdings" w:hint="default"/>
-      </w:rPr>
-    </w:lvl>
-    <w:lvl w:ilvl="3" w:tplc="04090001" w:tentative="1">
-      <w:start w:val="1"/>
-      <w:numFmt w:val="bullet"/>
-      <w:lvlText w:val=""/>
-      <w:lvlJc w:val="left"/>
-      <w:pPr>
-        <w:ind w:left="3600" w:hanging="360"/>
-      </w:pPr>
-      <w:rPr>
-        <w:rFonts w:ascii="Symbol" w:hAnsi="Symbol" w:hint="default"/>
-      </w:rPr>
-    </w:lvl>
-    <w:lvl w:ilvl="4" w:tplc="04090003" w:tentative="1">
-      <w:start w:val="1"/>
-      <w:numFmt w:val="bullet"/>
-      <w:lvlText w:val="o"/>
-      <w:lvlJc w:val="left"/>
-      <w:pPr>
-        <w:ind w:left="4320" w:hanging="360"/>
-      </w:pPr>
-      <w:rPr>
-        <w:rFonts w:ascii="Courier New" w:hAnsi="Courier New" w:cs="Courier New" w:hint="default"/>
-      </w:rPr>
-    </w:lvl>
-    <w:lvl w:ilvl="5" w:tplc="04090005" w:tentative="1">
-      <w:start w:val="1"/>
-      <w:numFmt w:val="bullet"/>
-      <w:lvlText w:val=""/>
-      <w:lvlJc w:val="left"/>
-      <w:pPr>
-        <w:ind w:left="5040" w:hanging="360"/>
-      </w:pPr>
-      <w:rPr>
-        <w:rFonts w:ascii="Wingdings" w:hAnsi="Wingdings" w:hint="default"/>
-      </w:rPr>
-    </w:lvl>
-    <w:lvl w:ilvl="6" w:tplc="04090001" w:tentative="1">
-      <w:start w:val="1"/>
-      <w:numFmt w:val="bullet"/>
-      <w:lvlText w:val=""/>
-      <w:lvlJc w:val="left"/>
-      <w:pPr>
-        <w:ind w:left="5760" w:hanging="360"/>
-      </w:pPr>
-      <w:rPr>
-        <w:rFonts w:ascii="Symbol" w:hAnsi="Symbol" w:hint="default"/>
-      </w:rPr>
-    </w:lvl>
-    <w:lvl w:ilvl="7" w:tplc="04090003" w:tentative="1">
-      <w:start w:val="1"/>
-      <w:numFmt w:val="bullet"/>
-      <w:lvlText w:val="o"/>
-      <w:lvlJc w:val="left"/>
-      <w:pPr>
-        <w:ind w:left="6480" w:hanging="360"/>
-      </w:pPr>
-      <w:rPr>
-        <w:rFonts w:ascii="Courier New" w:hAnsi="Courier New" w:cs="Courier New" w:hint="default"/>
-      </w:rPr>
-    </w:lvl>
-    <w:lvl w:ilvl="8" w:tplc="04090005" w:tentative="1">
-      <w:start w:val="1"/>
-      <w:numFmt w:val="bullet"/>
-      <w:lvlText w:val=""/>
-      <w:lvlJc w:val="left"/>
-      <w:pPr>
-        <w:ind w:left="7200" w:hanging="360"/>
-      </w:pPr>
-      <w:rPr>
-        <w:rFonts w:ascii="Wingdings" w:hAnsi="Wingdings" w:hint="default"/>
-      </w:rPr>
-    </w:lvl>
-  </w:abstractNum>
-  <w:abstractNum w:abstractNumId="24" w15:restartNumberingAfterBreak="0">
-    <w:nsid w:val="23DD1EB7"/>
-    <w:multiLevelType w:val="hybridMultilevel"/>
-    <w:tmpl w:val="1F6E481A"/>
-    <w:lvl w:ilvl="0" w:tplc="04090001">
-      <w:start w:val="1"/>
-      <w:numFmt w:val="bullet"/>
-      <w:lvlText w:val=""/>
-      <w:lvlJc w:val="left"/>
-      <w:pPr>
-        <w:ind w:left="1440" w:hanging="360"/>
-      </w:pPr>
-      <w:rPr>
-        <w:rFonts w:ascii="Symbol" w:hAnsi="Symbol" w:hint="default"/>
-      </w:rPr>
-    </w:lvl>
-    <w:lvl w:ilvl="1" w:tplc="04090003" w:tentative="1">
-      <w:start w:val="1"/>
-      <w:numFmt w:val="bullet"/>
-      <w:lvlText w:val="o"/>
-      <w:lvlJc w:val="left"/>
-      <w:pPr>
-        <w:ind w:left="2160" w:hanging="360"/>
-      </w:pPr>
-      <w:rPr>
-        <w:rFonts w:ascii="Courier New" w:hAnsi="Courier New" w:cs="Courier New" w:hint="default"/>
-      </w:rPr>
-    </w:lvl>
-    <w:lvl w:ilvl="2" w:tplc="04090005" w:tentative="1">
-      <w:start w:val="1"/>
-      <w:numFmt w:val="bullet"/>
-      <w:lvlText w:val=""/>
-      <w:lvlJc w:val="left"/>
-      <w:pPr>
-        <w:ind w:left="2880" w:hanging="360"/>
-      </w:pPr>
-      <w:rPr>
-        <w:rFonts w:ascii="Wingdings" w:hAnsi="Wingdings" w:hint="default"/>
-      </w:rPr>
-    </w:lvl>
-    <w:lvl w:ilvl="3" w:tplc="04090001" w:tentative="1">
-      <w:start w:val="1"/>
-      <w:numFmt w:val="bullet"/>
-      <w:lvlText w:val=""/>
-      <w:lvlJc w:val="left"/>
-      <w:pPr>
-        <w:ind w:left="3600" w:hanging="360"/>
-      </w:pPr>
-      <w:rPr>
-        <w:rFonts w:ascii="Symbol" w:hAnsi="Symbol" w:hint="default"/>
-      </w:rPr>
-    </w:lvl>
-    <w:lvl w:ilvl="4" w:tplc="04090003" w:tentative="1">
-      <w:start w:val="1"/>
-      <w:numFmt w:val="bullet"/>
-      <w:lvlText w:val="o"/>
-      <w:lvlJc w:val="left"/>
-      <w:pPr>
-        <w:ind w:left="4320" w:hanging="360"/>
-      </w:pPr>
-      <w:rPr>
-        <w:rFonts w:ascii="Courier New" w:hAnsi="Courier New" w:cs="Courier New" w:hint="default"/>
-      </w:rPr>
-    </w:lvl>
-    <w:lvl w:ilvl="5" w:tplc="04090005" w:tentative="1">
-      <w:start w:val="1"/>
-      <w:numFmt w:val="bullet"/>
-      <w:lvlText w:val=""/>
-      <w:lvlJc w:val="left"/>
-      <w:pPr>
-        <w:ind w:left="5040" w:hanging="360"/>
-      </w:pPr>
-      <w:rPr>
-        <w:rFonts w:ascii="Wingdings" w:hAnsi="Wingdings" w:hint="default"/>
-      </w:rPr>
-    </w:lvl>
-    <w:lvl w:ilvl="6" w:tplc="04090001" w:tentative="1">
-      <w:start w:val="1"/>
-      <w:numFmt w:val="bullet"/>
-      <w:lvlText w:val=""/>
-      <w:lvlJc w:val="left"/>
-      <w:pPr>
-        <w:ind w:left="5760" w:hanging="360"/>
-      </w:pPr>
-      <w:rPr>
-        <w:rFonts w:ascii="Symbol" w:hAnsi="Symbol" w:hint="default"/>
-      </w:rPr>
-    </w:lvl>
-    <w:lvl w:ilvl="7" w:tplc="04090003" w:tentative="1">
-      <w:start w:val="1"/>
-      <w:numFmt w:val="bullet"/>
-      <w:lvlText w:val="o"/>
-      <w:lvlJc w:val="left"/>
-      <w:pPr>
-        <w:ind w:left="6480" w:hanging="360"/>
-      </w:pPr>
-      <w:rPr>
-        <w:rFonts w:ascii="Courier New" w:hAnsi="Courier New" w:cs="Courier New" w:hint="default"/>
-      </w:rPr>
-    </w:lvl>
-    <w:lvl w:ilvl="8" w:tplc="04090005" w:tentative="1">
-      <w:start w:val="1"/>
-      <w:numFmt w:val="bullet"/>
-      <w:lvlText w:val=""/>
-      <w:lvlJc w:val="left"/>
-      <w:pPr>
-        <w:ind w:left="7200" w:hanging="360"/>
-      </w:pPr>
-      <w:rPr>
-        <w:rFonts w:ascii="Wingdings" w:hAnsi="Wingdings" w:hint="default"/>
-      </w:rPr>
-    </w:lvl>
-  </w:abstractNum>
-  <w:abstractNum w:abstractNumId="25" w15:restartNumberingAfterBreak="0">
-    <w:nsid w:val="24D402A8"/>
-    <w:multiLevelType w:val="hybridMultilevel"/>
-    <w:tmpl w:val="3104BA30"/>
-    <w:lvl w:ilvl="0" w:tplc="04090001">
-      <w:start w:val="1"/>
-      <w:numFmt w:val="bullet"/>
-      <w:lvlText w:val=""/>
-      <w:lvlJc w:val="left"/>
-      <w:pPr>
-        <w:ind w:left="1440" w:hanging="360"/>
-      </w:pPr>
-      <w:rPr>
-        <w:rFonts w:ascii="Symbol" w:hAnsi="Symbol" w:hint="default"/>
-      </w:rPr>
-    </w:lvl>
-    <w:lvl w:ilvl="1" w:tplc="04090003" w:tentative="1">
-      <w:start w:val="1"/>
-      <w:numFmt w:val="bullet"/>
-      <w:lvlText w:val="o"/>
-      <w:lvlJc w:val="left"/>
-      <w:pPr>
-        <w:ind w:left="2160" w:hanging="360"/>
-      </w:pPr>
-      <w:rPr>
-        <w:rFonts w:ascii="Courier New" w:hAnsi="Courier New" w:cs="Courier New" w:hint="default"/>
-      </w:rPr>
-    </w:lvl>
-    <w:lvl w:ilvl="2" w:tplc="04090005" w:tentative="1">
-      <w:start w:val="1"/>
-      <w:numFmt w:val="bullet"/>
-      <w:lvlText w:val=""/>
-      <w:lvlJc w:val="left"/>
-      <w:pPr>
-        <w:ind w:left="2880" w:hanging="360"/>
-      </w:pPr>
-      <w:rPr>
-        <w:rFonts w:ascii="Wingdings" w:hAnsi="Wingdings" w:hint="default"/>
-      </w:rPr>
-    </w:lvl>
-    <w:lvl w:ilvl="3" w:tplc="04090001" w:tentative="1">
-      <w:start w:val="1"/>
-      <w:numFmt w:val="bullet"/>
-      <w:lvlText w:val=""/>
-      <w:lvlJc w:val="left"/>
-      <w:pPr>
-        <w:ind w:left="3600" w:hanging="360"/>
-      </w:pPr>
-      <w:rPr>
-        <w:rFonts w:ascii="Symbol" w:hAnsi="Symbol" w:hint="default"/>
-      </w:rPr>
-    </w:lvl>
-    <w:lvl w:ilvl="4" w:tplc="04090003" w:tentative="1">
-      <w:start w:val="1"/>
-      <w:numFmt w:val="bullet"/>
-      <w:lvlText w:val="o"/>
-      <w:lvlJc w:val="left"/>
-      <w:pPr>
-        <w:ind w:left="4320" w:hanging="360"/>
-      </w:pPr>
-      <w:rPr>
-        <w:rFonts w:ascii="Courier New" w:hAnsi="Courier New" w:cs="Courier New" w:hint="default"/>
-      </w:rPr>
-    </w:lvl>
-    <w:lvl w:ilvl="5" w:tplc="04090005" w:tentative="1">
-      <w:start w:val="1"/>
-      <w:numFmt w:val="bullet"/>
-      <w:lvlText w:val=""/>
-      <w:lvlJc w:val="left"/>
-      <w:pPr>
-        <w:ind w:left="5040" w:hanging="360"/>
-      </w:pPr>
-      <w:rPr>
-        <w:rFonts w:ascii="Wingdings" w:hAnsi="Wingdings" w:hint="default"/>
-      </w:rPr>
-    </w:lvl>
-    <w:lvl w:ilvl="6" w:tplc="04090001" w:tentative="1">
-      <w:start w:val="1"/>
-      <w:numFmt w:val="bullet"/>
-      <w:lvlText w:val=""/>
-      <w:lvlJc w:val="left"/>
-      <w:pPr>
-        <w:ind w:left="5760" w:hanging="360"/>
-      </w:pPr>
-      <w:rPr>
-        <w:rFonts w:ascii="Symbol" w:hAnsi="Symbol" w:hint="default"/>
-      </w:rPr>
-    </w:lvl>
-    <w:lvl w:ilvl="7" w:tplc="04090003" w:tentative="1">
-      <w:start w:val="1"/>
-      <w:numFmt w:val="bullet"/>
-      <w:lvlText w:val="o"/>
-      <w:lvlJc w:val="left"/>
-      <w:pPr>
-        <w:ind w:left="6480" w:hanging="360"/>
-      </w:pPr>
-      <w:rPr>
-        <w:rFonts w:ascii="Courier New" w:hAnsi="Courier New" w:cs="Courier New" w:hint="default"/>
-      </w:rPr>
-    </w:lvl>
-    <w:lvl w:ilvl="8" w:tplc="04090005" w:tentative="1">
-      <w:start w:val="1"/>
-      <w:numFmt w:val="bullet"/>
-      <w:lvlText w:val=""/>
-      <w:lvlJc w:val="left"/>
-      <w:pPr>
-        <w:ind w:left="7200" w:hanging="360"/>
-      </w:pPr>
-      <w:rPr>
-        <w:rFonts w:ascii="Wingdings" w:hAnsi="Wingdings" w:hint="default"/>
-      </w:rPr>
-    </w:lvl>
-  </w:abstractNum>
-  <w:abstractNum w:abstractNumId="26" w15:restartNumberingAfterBreak="0">
+  <w:abstractNum w:abstractNumId="17" w15:restartNumberingAfterBreak="0">
     <w:nsid w:val="34736F46"/>
     <w:multiLevelType w:val="hybridMultilevel"/>
     <w:tmpl w:val="35600250"/>
@@ -37904,7 +36778,7 @@
       </w:pPr>
     </w:lvl>
   </w:abstractNum>
-  <w:abstractNum w:abstractNumId="27" w15:restartNumberingAfterBreak="0">
+  <w:abstractNum w:abstractNumId="18" w15:restartNumberingAfterBreak="0">
     <w:nsid w:val="36AA4A9A"/>
     <w:multiLevelType w:val="hybridMultilevel"/>
     <w:tmpl w:val="70C46FC0"/>
@@ -38026,10 +36900,10 @@
       </w:pPr>
     </w:lvl>
   </w:abstractNum>
-  <w:abstractNum w:abstractNumId="28" w15:restartNumberingAfterBreak="0">
-    <w:nsid w:val="377C601C"/>
+  <w:abstractNum w:abstractNumId="19" w15:restartNumberingAfterBreak="0">
+    <w:nsid w:val="38D511E6"/>
     <w:multiLevelType w:val="hybridMultilevel"/>
-    <w:tmpl w:val="98162CB0"/>
+    <w:tmpl w:val="BB9A7F3E"/>
     <w:lvl w:ilvl="0" w:tplc="04090001">
       <w:start w:val="1"/>
       <w:numFmt w:val="bullet"/>
@@ -38139,373 +37013,7 @@
       </w:rPr>
     </w:lvl>
   </w:abstractNum>
-  <w:abstractNum w:abstractNumId="29" w15:restartNumberingAfterBreak="0">
-    <w:nsid w:val="385A2597"/>
-    <w:multiLevelType w:val="hybridMultilevel"/>
-    <w:tmpl w:val="AB4ABEDA"/>
-    <w:lvl w:ilvl="0" w:tplc="04090001">
-      <w:start w:val="1"/>
-      <w:numFmt w:val="bullet"/>
-      <w:lvlText w:val=""/>
-      <w:lvlJc w:val="left"/>
-      <w:pPr>
-        <w:tabs>
-          <w:tab w:val="num" w:pos="2160"/>
-        </w:tabs>
-        <w:ind w:left="2160" w:hanging="360"/>
-      </w:pPr>
-      <w:rPr>
-        <w:rFonts w:ascii="Symbol" w:hAnsi="Symbol" w:hint="default"/>
-      </w:rPr>
-    </w:lvl>
-    <w:lvl w:ilvl="1" w:tplc="04090003" w:tentative="1">
-      <w:start w:val="1"/>
-      <w:numFmt w:val="bullet"/>
-      <w:lvlText w:val="o"/>
-      <w:lvlJc w:val="left"/>
-      <w:pPr>
-        <w:tabs>
-          <w:tab w:val="num" w:pos="2880"/>
-        </w:tabs>
-        <w:ind w:left="2880" w:hanging="360"/>
-      </w:pPr>
-      <w:rPr>
-        <w:rFonts w:ascii="Courier New" w:hAnsi="Courier New" w:cs="Courier New" w:hint="default"/>
-      </w:rPr>
-    </w:lvl>
-    <w:lvl w:ilvl="2" w:tplc="04090005" w:tentative="1">
-      <w:start w:val="1"/>
-      <w:numFmt w:val="bullet"/>
-      <w:lvlText w:val=""/>
-      <w:lvlJc w:val="left"/>
-      <w:pPr>
-        <w:tabs>
-          <w:tab w:val="num" w:pos="3600"/>
-        </w:tabs>
-        <w:ind w:left="3600" w:hanging="360"/>
-      </w:pPr>
-      <w:rPr>
-        <w:rFonts w:ascii="Wingdings" w:hAnsi="Wingdings" w:hint="default"/>
-      </w:rPr>
-    </w:lvl>
-    <w:lvl w:ilvl="3" w:tplc="04090001" w:tentative="1">
-      <w:start w:val="1"/>
-      <w:numFmt w:val="bullet"/>
-      <w:lvlText w:val=""/>
-      <w:lvlJc w:val="left"/>
-      <w:pPr>
-        <w:tabs>
-          <w:tab w:val="num" w:pos="4320"/>
-        </w:tabs>
-        <w:ind w:left="4320" w:hanging="360"/>
-      </w:pPr>
-      <w:rPr>
-        <w:rFonts w:ascii="Symbol" w:hAnsi="Symbol" w:hint="default"/>
-      </w:rPr>
-    </w:lvl>
-    <w:lvl w:ilvl="4" w:tplc="04090003" w:tentative="1">
-      <w:start w:val="1"/>
-      <w:numFmt w:val="bullet"/>
-      <w:lvlText w:val="o"/>
-      <w:lvlJc w:val="left"/>
-      <w:pPr>
-        <w:tabs>
-          <w:tab w:val="num" w:pos="5040"/>
-        </w:tabs>
-        <w:ind w:left="5040" w:hanging="360"/>
-      </w:pPr>
-      <w:rPr>
-        <w:rFonts w:ascii="Courier New" w:hAnsi="Courier New" w:cs="Courier New" w:hint="default"/>
-      </w:rPr>
-    </w:lvl>
-    <w:lvl w:ilvl="5" w:tplc="04090005" w:tentative="1">
-      <w:start w:val="1"/>
-      <w:numFmt w:val="bullet"/>
-      <w:lvlText w:val=""/>
-      <w:lvlJc w:val="left"/>
-      <w:pPr>
-        <w:tabs>
-          <w:tab w:val="num" w:pos="5760"/>
-        </w:tabs>
-        <w:ind w:left="5760" w:hanging="360"/>
-      </w:pPr>
-      <w:rPr>
-        <w:rFonts w:ascii="Wingdings" w:hAnsi="Wingdings" w:hint="default"/>
-      </w:rPr>
-    </w:lvl>
-    <w:lvl w:ilvl="6" w:tplc="04090001" w:tentative="1">
-      <w:start w:val="1"/>
-      <w:numFmt w:val="bullet"/>
-      <w:lvlText w:val=""/>
-      <w:lvlJc w:val="left"/>
-      <w:pPr>
-        <w:tabs>
-          <w:tab w:val="num" w:pos="6480"/>
-        </w:tabs>
-        <w:ind w:left="6480" w:hanging="360"/>
-      </w:pPr>
-      <w:rPr>
-        <w:rFonts w:ascii="Symbol" w:hAnsi="Symbol" w:hint="default"/>
-      </w:rPr>
-    </w:lvl>
-    <w:lvl w:ilvl="7" w:tplc="04090003" w:tentative="1">
-      <w:start w:val="1"/>
-      <w:numFmt w:val="bullet"/>
-      <w:lvlText w:val="o"/>
-      <w:lvlJc w:val="left"/>
-      <w:pPr>
-        <w:tabs>
-          <w:tab w:val="num" w:pos="7200"/>
-        </w:tabs>
-        <w:ind w:left="7200" w:hanging="360"/>
-      </w:pPr>
-      <w:rPr>
-        <w:rFonts w:ascii="Courier New" w:hAnsi="Courier New" w:cs="Courier New" w:hint="default"/>
-      </w:rPr>
-    </w:lvl>
-    <w:lvl w:ilvl="8" w:tplc="04090005" w:tentative="1">
-      <w:start w:val="1"/>
-      <w:numFmt w:val="bullet"/>
-      <w:lvlText w:val=""/>
-      <w:lvlJc w:val="left"/>
-      <w:pPr>
-        <w:tabs>
-          <w:tab w:val="num" w:pos="7920"/>
-        </w:tabs>
-        <w:ind w:left="7920" w:hanging="360"/>
-      </w:pPr>
-      <w:rPr>
-        <w:rFonts w:ascii="Wingdings" w:hAnsi="Wingdings" w:hint="default"/>
-      </w:rPr>
-    </w:lvl>
-  </w:abstractNum>
-  <w:abstractNum w:abstractNumId="30" w15:restartNumberingAfterBreak="0">
-    <w:nsid w:val="38D511E6"/>
-    <w:multiLevelType w:val="hybridMultilevel"/>
-    <w:tmpl w:val="BB9A7F3E"/>
-    <w:lvl w:ilvl="0" w:tplc="04090001">
-      <w:start w:val="1"/>
-      <w:numFmt w:val="bullet"/>
-      <w:lvlText w:val=""/>
-      <w:lvlJc w:val="left"/>
-      <w:pPr>
-        <w:ind w:left="1440" w:hanging="360"/>
-      </w:pPr>
-      <w:rPr>
-        <w:rFonts w:ascii="Symbol" w:hAnsi="Symbol" w:hint="default"/>
-      </w:rPr>
-    </w:lvl>
-    <w:lvl w:ilvl="1" w:tplc="04090003" w:tentative="1">
-      <w:start w:val="1"/>
-      <w:numFmt w:val="bullet"/>
-      <w:lvlText w:val="o"/>
-      <w:lvlJc w:val="left"/>
-      <w:pPr>
-        <w:ind w:left="2160" w:hanging="360"/>
-      </w:pPr>
-      <w:rPr>
-        <w:rFonts w:ascii="Courier New" w:hAnsi="Courier New" w:cs="Courier New" w:hint="default"/>
-      </w:rPr>
-    </w:lvl>
-    <w:lvl w:ilvl="2" w:tplc="04090005" w:tentative="1">
-      <w:start w:val="1"/>
-      <w:numFmt w:val="bullet"/>
-      <w:lvlText w:val=""/>
-      <w:lvlJc w:val="left"/>
-      <w:pPr>
-        <w:ind w:left="2880" w:hanging="360"/>
-      </w:pPr>
-      <w:rPr>
-        <w:rFonts w:ascii="Wingdings" w:hAnsi="Wingdings" w:hint="default"/>
-      </w:rPr>
-    </w:lvl>
-    <w:lvl w:ilvl="3" w:tplc="04090001" w:tentative="1">
-      <w:start w:val="1"/>
-      <w:numFmt w:val="bullet"/>
-      <w:lvlText w:val=""/>
-      <w:lvlJc w:val="left"/>
-      <w:pPr>
-        <w:ind w:left="3600" w:hanging="360"/>
-      </w:pPr>
-      <w:rPr>
-        <w:rFonts w:ascii="Symbol" w:hAnsi="Symbol" w:hint="default"/>
-      </w:rPr>
-    </w:lvl>
-    <w:lvl w:ilvl="4" w:tplc="04090003" w:tentative="1">
-      <w:start w:val="1"/>
-      <w:numFmt w:val="bullet"/>
-      <w:lvlText w:val="o"/>
-      <w:lvlJc w:val="left"/>
-      <w:pPr>
-        <w:ind w:left="4320" w:hanging="360"/>
-      </w:pPr>
-      <w:rPr>
-        <w:rFonts w:ascii="Courier New" w:hAnsi="Courier New" w:cs="Courier New" w:hint="default"/>
-      </w:rPr>
-    </w:lvl>
-    <w:lvl w:ilvl="5" w:tplc="04090005" w:tentative="1">
-      <w:start w:val="1"/>
-      <w:numFmt w:val="bullet"/>
-      <w:lvlText w:val=""/>
-      <w:lvlJc w:val="left"/>
-      <w:pPr>
-        <w:ind w:left="5040" w:hanging="360"/>
-      </w:pPr>
-      <w:rPr>
-        <w:rFonts w:ascii="Wingdings" w:hAnsi="Wingdings" w:hint="default"/>
-      </w:rPr>
-    </w:lvl>
-    <w:lvl w:ilvl="6" w:tplc="04090001" w:tentative="1">
-      <w:start w:val="1"/>
-      <w:numFmt w:val="bullet"/>
-      <w:lvlText w:val=""/>
-      <w:lvlJc w:val="left"/>
-      <w:pPr>
-        <w:ind w:left="5760" w:hanging="360"/>
-      </w:pPr>
-      <w:rPr>
-        <w:rFonts w:ascii="Symbol" w:hAnsi="Symbol" w:hint="default"/>
-      </w:rPr>
-    </w:lvl>
-    <w:lvl w:ilvl="7" w:tplc="04090003" w:tentative="1">
-      <w:start w:val="1"/>
-      <w:numFmt w:val="bullet"/>
-      <w:lvlText w:val="o"/>
-      <w:lvlJc w:val="left"/>
-      <w:pPr>
-        <w:ind w:left="6480" w:hanging="360"/>
-      </w:pPr>
-      <w:rPr>
-        <w:rFonts w:ascii="Courier New" w:hAnsi="Courier New" w:cs="Courier New" w:hint="default"/>
-      </w:rPr>
-    </w:lvl>
-    <w:lvl w:ilvl="8" w:tplc="04090005" w:tentative="1">
-      <w:start w:val="1"/>
-      <w:numFmt w:val="bullet"/>
-      <w:lvlText w:val=""/>
-      <w:lvlJc w:val="left"/>
-      <w:pPr>
-        <w:ind w:left="7200" w:hanging="360"/>
-      </w:pPr>
-      <w:rPr>
-        <w:rFonts w:ascii="Wingdings" w:hAnsi="Wingdings" w:hint="default"/>
-      </w:rPr>
-    </w:lvl>
-  </w:abstractNum>
-  <w:abstractNum w:abstractNumId="31" w15:restartNumberingAfterBreak="0">
-    <w:nsid w:val="3A7435EC"/>
-    <w:multiLevelType w:val="hybridMultilevel"/>
-    <w:tmpl w:val="C360E8B8"/>
-    <w:lvl w:ilvl="0" w:tplc="04090001">
-      <w:start w:val="1"/>
-      <w:numFmt w:val="bullet"/>
-      <w:lvlText w:val=""/>
-      <w:lvlJc w:val="left"/>
-      <w:pPr>
-        <w:ind w:left="1800" w:hanging="360"/>
-      </w:pPr>
-      <w:rPr>
-        <w:rFonts w:ascii="Symbol" w:hAnsi="Symbol" w:hint="default"/>
-      </w:rPr>
-    </w:lvl>
-    <w:lvl w:ilvl="1" w:tplc="04090003" w:tentative="1">
-      <w:start w:val="1"/>
-      <w:numFmt w:val="bullet"/>
-      <w:lvlText w:val="o"/>
-      <w:lvlJc w:val="left"/>
-      <w:pPr>
-        <w:ind w:left="2520" w:hanging="360"/>
-      </w:pPr>
-      <w:rPr>
-        <w:rFonts w:ascii="Courier New" w:hAnsi="Courier New" w:cs="Courier New" w:hint="default"/>
-      </w:rPr>
-    </w:lvl>
-    <w:lvl w:ilvl="2" w:tplc="04090005" w:tentative="1">
-      <w:start w:val="1"/>
-      <w:numFmt w:val="bullet"/>
-      <w:lvlText w:val=""/>
-      <w:lvlJc w:val="left"/>
-      <w:pPr>
-        <w:ind w:left="3240" w:hanging="360"/>
-      </w:pPr>
-      <w:rPr>
-        <w:rFonts w:ascii="Wingdings" w:hAnsi="Wingdings" w:hint="default"/>
-      </w:rPr>
-    </w:lvl>
-    <w:lvl w:ilvl="3" w:tplc="04090001" w:tentative="1">
-      <w:start w:val="1"/>
-      <w:numFmt w:val="bullet"/>
-      <w:lvlText w:val=""/>
-      <w:lvlJc w:val="left"/>
-      <w:pPr>
-        <w:ind w:left="3960" w:hanging="360"/>
-      </w:pPr>
-      <w:rPr>
-        <w:rFonts w:ascii="Symbol" w:hAnsi="Symbol" w:hint="default"/>
-      </w:rPr>
-    </w:lvl>
-    <w:lvl w:ilvl="4" w:tplc="04090003" w:tentative="1">
-      <w:start w:val="1"/>
-      <w:numFmt w:val="bullet"/>
-      <w:lvlText w:val="o"/>
-      <w:lvlJc w:val="left"/>
-      <w:pPr>
-        <w:ind w:left="4680" w:hanging="360"/>
-      </w:pPr>
-      <w:rPr>
-        <w:rFonts w:ascii="Courier New" w:hAnsi="Courier New" w:cs="Courier New" w:hint="default"/>
-      </w:rPr>
-    </w:lvl>
-    <w:lvl w:ilvl="5" w:tplc="04090005" w:tentative="1">
-      <w:start w:val="1"/>
-      <w:numFmt w:val="bullet"/>
-      <w:lvlText w:val=""/>
-      <w:lvlJc w:val="left"/>
-      <w:pPr>
-        <w:ind w:left="5400" w:hanging="360"/>
-      </w:pPr>
-      <w:rPr>
-        <w:rFonts w:ascii="Wingdings" w:hAnsi="Wingdings" w:hint="default"/>
-      </w:rPr>
-    </w:lvl>
-    <w:lvl w:ilvl="6" w:tplc="04090001" w:tentative="1">
-      <w:start w:val="1"/>
-      <w:numFmt w:val="bullet"/>
-      <w:lvlText w:val=""/>
-      <w:lvlJc w:val="left"/>
-      <w:pPr>
-        <w:ind w:left="6120" w:hanging="360"/>
-      </w:pPr>
-      <w:rPr>
-        <w:rFonts w:ascii="Symbol" w:hAnsi="Symbol" w:hint="default"/>
-      </w:rPr>
-    </w:lvl>
-    <w:lvl w:ilvl="7" w:tplc="04090003" w:tentative="1">
-      <w:start w:val="1"/>
-      <w:numFmt w:val="bullet"/>
-      <w:lvlText w:val="o"/>
-      <w:lvlJc w:val="left"/>
-      <w:pPr>
-        <w:ind w:left="6840" w:hanging="360"/>
-      </w:pPr>
-      <w:rPr>
-        <w:rFonts w:ascii="Courier New" w:hAnsi="Courier New" w:cs="Courier New" w:hint="default"/>
-      </w:rPr>
-    </w:lvl>
-    <w:lvl w:ilvl="8" w:tplc="04090005" w:tentative="1">
-      <w:start w:val="1"/>
-      <w:numFmt w:val="bullet"/>
-      <w:lvlText w:val=""/>
-      <w:lvlJc w:val="left"/>
-      <w:pPr>
-        <w:ind w:left="7560" w:hanging="360"/>
-      </w:pPr>
-      <w:rPr>
-        <w:rFonts w:ascii="Wingdings" w:hAnsi="Wingdings" w:hint="default"/>
-      </w:rPr>
-    </w:lvl>
-  </w:abstractNum>
-  <w:abstractNum w:abstractNumId="32" w15:restartNumberingAfterBreak="0">
+  <w:abstractNum w:abstractNumId="20" w15:restartNumberingAfterBreak="0">
     <w:nsid w:val="42045C58"/>
     <w:multiLevelType w:val="hybridMultilevel"/>
     <w:tmpl w:val="F648D8C0"/>
@@ -38625,233 +37133,7 @@
       </w:pPr>
     </w:lvl>
   </w:abstractNum>
-  <w:abstractNum w:abstractNumId="33" w15:restartNumberingAfterBreak="0">
-    <w:nsid w:val="48EF4CD7"/>
-    <w:multiLevelType w:val="hybridMultilevel"/>
-    <w:tmpl w:val="5164FC34"/>
-    <w:lvl w:ilvl="0" w:tplc="04090001">
-      <w:start w:val="1"/>
-      <w:numFmt w:val="bullet"/>
-      <w:lvlText w:val=""/>
-      <w:lvlJc w:val="left"/>
-      <w:pPr>
-        <w:ind w:left="1440" w:hanging="360"/>
-      </w:pPr>
-      <w:rPr>
-        <w:rFonts w:ascii="Symbol" w:hAnsi="Symbol" w:hint="default"/>
-      </w:rPr>
-    </w:lvl>
-    <w:lvl w:ilvl="1" w:tplc="04090003" w:tentative="1">
-      <w:start w:val="1"/>
-      <w:numFmt w:val="bullet"/>
-      <w:lvlText w:val="o"/>
-      <w:lvlJc w:val="left"/>
-      <w:pPr>
-        <w:ind w:left="2160" w:hanging="360"/>
-      </w:pPr>
-      <w:rPr>
-        <w:rFonts w:ascii="Courier New" w:hAnsi="Courier New" w:cs="Courier New" w:hint="default"/>
-      </w:rPr>
-    </w:lvl>
-    <w:lvl w:ilvl="2" w:tplc="04090005" w:tentative="1">
-      <w:start w:val="1"/>
-      <w:numFmt w:val="bullet"/>
-      <w:lvlText w:val=""/>
-      <w:lvlJc w:val="left"/>
-      <w:pPr>
-        <w:ind w:left="2880" w:hanging="360"/>
-      </w:pPr>
-      <w:rPr>
-        <w:rFonts w:ascii="Wingdings" w:hAnsi="Wingdings" w:hint="default"/>
-      </w:rPr>
-    </w:lvl>
-    <w:lvl w:ilvl="3" w:tplc="04090001" w:tentative="1">
-      <w:start w:val="1"/>
-      <w:numFmt w:val="bullet"/>
-      <w:lvlText w:val=""/>
-      <w:lvlJc w:val="left"/>
-      <w:pPr>
-        <w:ind w:left="3600" w:hanging="360"/>
-      </w:pPr>
-      <w:rPr>
-        <w:rFonts w:ascii="Symbol" w:hAnsi="Symbol" w:hint="default"/>
-      </w:rPr>
-    </w:lvl>
-    <w:lvl w:ilvl="4" w:tplc="04090003" w:tentative="1">
-      <w:start w:val="1"/>
-      <w:numFmt w:val="bullet"/>
-      <w:lvlText w:val="o"/>
-      <w:lvlJc w:val="left"/>
-      <w:pPr>
-        <w:ind w:left="4320" w:hanging="360"/>
-      </w:pPr>
-      <w:rPr>
-        <w:rFonts w:ascii="Courier New" w:hAnsi="Courier New" w:cs="Courier New" w:hint="default"/>
-      </w:rPr>
-    </w:lvl>
-    <w:lvl w:ilvl="5" w:tplc="04090005" w:tentative="1">
-      <w:start w:val="1"/>
-      <w:numFmt w:val="bullet"/>
-      <w:lvlText w:val=""/>
-      <w:lvlJc w:val="left"/>
-      <w:pPr>
-        <w:ind w:left="5040" w:hanging="360"/>
-      </w:pPr>
-      <w:rPr>
-        <w:rFonts w:ascii="Wingdings" w:hAnsi="Wingdings" w:hint="default"/>
-      </w:rPr>
-    </w:lvl>
-    <w:lvl w:ilvl="6" w:tplc="04090001" w:tentative="1">
-      <w:start w:val="1"/>
-      <w:numFmt w:val="bullet"/>
-      <w:lvlText w:val=""/>
-      <w:lvlJc w:val="left"/>
-      <w:pPr>
-        <w:ind w:left="5760" w:hanging="360"/>
-      </w:pPr>
-      <w:rPr>
-        <w:rFonts w:ascii="Symbol" w:hAnsi="Symbol" w:hint="default"/>
-      </w:rPr>
-    </w:lvl>
-    <w:lvl w:ilvl="7" w:tplc="04090003" w:tentative="1">
-      <w:start w:val="1"/>
-      <w:numFmt w:val="bullet"/>
-      <w:lvlText w:val="o"/>
-      <w:lvlJc w:val="left"/>
-      <w:pPr>
-        <w:ind w:left="6480" w:hanging="360"/>
-      </w:pPr>
-      <w:rPr>
-        <w:rFonts w:ascii="Courier New" w:hAnsi="Courier New" w:cs="Courier New" w:hint="default"/>
-      </w:rPr>
-    </w:lvl>
-    <w:lvl w:ilvl="8" w:tplc="04090005" w:tentative="1">
-      <w:start w:val="1"/>
-      <w:numFmt w:val="bullet"/>
-      <w:lvlText w:val=""/>
-      <w:lvlJc w:val="left"/>
-      <w:pPr>
-        <w:ind w:left="7200" w:hanging="360"/>
-      </w:pPr>
-      <w:rPr>
-        <w:rFonts w:ascii="Wingdings" w:hAnsi="Wingdings" w:hint="default"/>
-      </w:rPr>
-    </w:lvl>
-  </w:abstractNum>
-  <w:abstractNum w:abstractNumId="34" w15:restartNumberingAfterBreak="0">
-    <w:nsid w:val="490C0EF1"/>
-    <w:multiLevelType w:val="hybridMultilevel"/>
-    <w:tmpl w:val="E28EF532"/>
-    <w:lvl w:ilvl="0" w:tplc="04090001">
-      <w:start w:val="1"/>
-      <w:numFmt w:val="bullet"/>
-      <w:lvlText w:val=""/>
-      <w:lvlJc w:val="left"/>
-      <w:pPr>
-        <w:ind w:left="1440" w:hanging="360"/>
-      </w:pPr>
-      <w:rPr>
-        <w:rFonts w:ascii="Symbol" w:hAnsi="Symbol" w:hint="default"/>
-      </w:rPr>
-    </w:lvl>
-    <w:lvl w:ilvl="1" w:tplc="04090003" w:tentative="1">
-      <w:start w:val="1"/>
-      <w:numFmt w:val="bullet"/>
-      <w:lvlText w:val="o"/>
-      <w:lvlJc w:val="left"/>
-      <w:pPr>
-        <w:ind w:left="2160" w:hanging="360"/>
-      </w:pPr>
-      <w:rPr>
-        <w:rFonts w:ascii="Courier New" w:hAnsi="Courier New" w:cs="Courier New" w:hint="default"/>
-      </w:rPr>
-    </w:lvl>
-    <w:lvl w:ilvl="2" w:tplc="04090005" w:tentative="1">
-      <w:start w:val="1"/>
-      <w:numFmt w:val="bullet"/>
-      <w:lvlText w:val=""/>
-      <w:lvlJc w:val="left"/>
-      <w:pPr>
-        <w:ind w:left="2880" w:hanging="360"/>
-      </w:pPr>
-      <w:rPr>
-        <w:rFonts w:ascii="Wingdings" w:hAnsi="Wingdings" w:hint="default"/>
-      </w:rPr>
-    </w:lvl>
-    <w:lvl w:ilvl="3" w:tplc="04090001" w:tentative="1">
-      <w:start w:val="1"/>
-      <w:numFmt w:val="bullet"/>
-      <w:lvlText w:val=""/>
-      <w:lvlJc w:val="left"/>
-      <w:pPr>
-        <w:ind w:left="3600" w:hanging="360"/>
-      </w:pPr>
-      <w:rPr>
-        <w:rFonts w:ascii="Symbol" w:hAnsi="Symbol" w:hint="default"/>
-      </w:rPr>
-    </w:lvl>
-    <w:lvl w:ilvl="4" w:tplc="04090003" w:tentative="1">
-      <w:start w:val="1"/>
-      <w:numFmt w:val="bullet"/>
-      <w:lvlText w:val="o"/>
-      <w:lvlJc w:val="left"/>
-      <w:pPr>
-        <w:ind w:left="4320" w:hanging="360"/>
-      </w:pPr>
-      <w:rPr>
-        <w:rFonts w:ascii="Courier New" w:hAnsi="Courier New" w:cs="Courier New" w:hint="default"/>
-      </w:rPr>
-    </w:lvl>
-    <w:lvl w:ilvl="5" w:tplc="04090005" w:tentative="1">
-      <w:start w:val="1"/>
-      <w:numFmt w:val="bullet"/>
-      <w:lvlText w:val=""/>
-      <w:lvlJc w:val="left"/>
-      <w:pPr>
-        <w:ind w:left="5040" w:hanging="360"/>
-      </w:pPr>
-      <w:rPr>
-        <w:rFonts w:ascii="Wingdings" w:hAnsi="Wingdings" w:hint="default"/>
-      </w:rPr>
-    </w:lvl>
-    <w:lvl w:ilvl="6" w:tplc="04090001" w:tentative="1">
-      <w:start w:val="1"/>
-      <w:numFmt w:val="bullet"/>
-      <w:lvlText w:val=""/>
-      <w:lvlJc w:val="left"/>
-      <w:pPr>
-        <w:ind w:left="5760" w:hanging="360"/>
-      </w:pPr>
-      <w:rPr>
-        <w:rFonts w:ascii="Symbol" w:hAnsi="Symbol" w:hint="default"/>
-      </w:rPr>
-    </w:lvl>
-    <w:lvl w:ilvl="7" w:tplc="04090003" w:tentative="1">
-      <w:start w:val="1"/>
-      <w:numFmt w:val="bullet"/>
-      <w:lvlText w:val="o"/>
-      <w:lvlJc w:val="left"/>
-      <w:pPr>
-        <w:ind w:left="6480" w:hanging="360"/>
-      </w:pPr>
-      <w:rPr>
-        <w:rFonts w:ascii="Courier New" w:hAnsi="Courier New" w:cs="Courier New" w:hint="default"/>
-      </w:rPr>
-    </w:lvl>
-    <w:lvl w:ilvl="8" w:tplc="04090005" w:tentative="1">
-      <w:start w:val="1"/>
-      <w:numFmt w:val="bullet"/>
-      <w:lvlText w:val=""/>
-      <w:lvlJc w:val="left"/>
-      <w:pPr>
-        <w:ind w:left="7200" w:hanging="360"/>
-      </w:pPr>
-      <w:rPr>
-        <w:rFonts w:ascii="Wingdings" w:hAnsi="Wingdings" w:hint="default"/>
-      </w:rPr>
-    </w:lvl>
-  </w:abstractNum>
-  <w:abstractNum w:abstractNumId="35" w15:restartNumberingAfterBreak="0">
+  <w:abstractNum w:abstractNumId="21" w15:restartNumberingAfterBreak="0">
     <w:nsid w:val="4B8312CC"/>
     <w:multiLevelType w:val="multilevel"/>
     <w:tmpl w:val="2D126450"/>
@@ -38992,120 +37274,7 @@
       </w:rPr>
     </w:lvl>
   </w:abstractNum>
-  <w:abstractNum w:abstractNumId="36" w15:restartNumberingAfterBreak="0">
-    <w:nsid w:val="55E87F9F"/>
-    <w:multiLevelType w:val="hybridMultilevel"/>
-    <w:tmpl w:val="8AD453FA"/>
-    <w:lvl w:ilvl="0" w:tplc="04090001">
-      <w:start w:val="1"/>
-      <w:numFmt w:val="bullet"/>
-      <w:lvlText w:val=""/>
-      <w:lvlJc w:val="left"/>
-      <w:pPr>
-        <w:ind w:left="1440" w:hanging="360"/>
-      </w:pPr>
-      <w:rPr>
-        <w:rFonts w:ascii="Symbol" w:hAnsi="Symbol" w:hint="default"/>
-      </w:rPr>
-    </w:lvl>
-    <w:lvl w:ilvl="1" w:tplc="04090003" w:tentative="1">
-      <w:start w:val="1"/>
-      <w:numFmt w:val="bullet"/>
-      <w:lvlText w:val="o"/>
-      <w:lvlJc w:val="left"/>
-      <w:pPr>
-        <w:ind w:left="2160" w:hanging="360"/>
-      </w:pPr>
-      <w:rPr>
-        <w:rFonts w:ascii="Courier New" w:hAnsi="Courier New" w:cs="Courier New" w:hint="default"/>
-      </w:rPr>
-    </w:lvl>
-    <w:lvl w:ilvl="2" w:tplc="04090005" w:tentative="1">
-      <w:start w:val="1"/>
-      <w:numFmt w:val="bullet"/>
-      <w:lvlText w:val=""/>
-      <w:lvlJc w:val="left"/>
-      <w:pPr>
-        <w:ind w:left="2880" w:hanging="360"/>
-      </w:pPr>
-      <w:rPr>
-        <w:rFonts w:ascii="Wingdings" w:hAnsi="Wingdings" w:hint="default"/>
-      </w:rPr>
-    </w:lvl>
-    <w:lvl w:ilvl="3" w:tplc="04090001" w:tentative="1">
-      <w:start w:val="1"/>
-      <w:numFmt w:val="bullet"/>
-      <w:lvlText w:val=""/>
-      <w:lvlJc w:val="left"/>
-      <w:pPr>
-        <w:ind w:left="3600" w:hanging="360"/>
-      </w:pPr>
-      <w:rPr>
-        <w:rFonts w:ascii="Symbol" w:hAnsi="Symbol" w:hint="default"/>
-      </w:rPr>
-    </w:lvl>
-    <w:lvl w:ilvl="4" w:tplc="04090003" w:tentative="1">
-      <w:start w:val="1"/>
-      <w:numFmt w:val="bullet"/>
-      <w:lvlText w:val="o"/>
-      <w:lvlJc w:val="left"/>
-      <w:pPr>
-        <w:ind w:left="4320" w:hanging="360"/>
-      </w:pPr>
-      <w:rPr>
-        <w:rFonts w:ascii="Courier New" w:hAnsi="Courier New" w:cs="Courier New" w:hint="default"/>
-      </w:rPr>
-    </w:lvl>
-    <w:lvl w:ilvl="5" w:tplc="04090005" w:tentative="1">
-      <w:start w:val="1"/>
-      <w:numFmt w:val="bullet"/>
-      <w:lvlText w:val=""/>
-      <w:lvlJc w:val="left"/>
-      <w:pPr>
-        <w:ind w:left="5040" w:hanging="360"/>
-      </w:pPr>
-      <w:rPr>
-        <w:rFonts w:ascii="Wingdings" w:hAnsi="Wingdings" w:hint="default"/>
-      </w:rPr>
-    </w:lvl>
-    <w:lvl w:ilvl="6" w:tplc="04090001" w:tentative="1">
-      <w:start w:val="1"/>
-      <w:numFmt w:val="bullet"/>
-      <w:lvlText w:val=""/>
-      <w:lvlJc w:val="left"/>
-      <w:pPr>
-        <w:ind w:left="5760" w:hanging="360"/>
-      </w:pPr>
-      <w:rPr>
-        <w:rFonts w:ascii="Symbol" w:hAnsi="Symbol" w:hint="default"/>
-      </w:rPr>
-    </w:lvl>
-    <w:lvl w:ilvl="7" w:tplc="04090003" w:tentative="1">
-      <w:start w:val="1"/>
-      <w:numFmt w:val="bullet"/>
-      <w:lvlText w:val="o"/>
-      <w:lvlJc w:val="left"/>
-      <w:pPr>
-        <w:ind w:left="6480" w:hanging="360"/>
-      </w:pPr>
-      <w:rPr>
-        <w:rFonts w:ascii="Courier New" w:hAnsi="Courier New" w:cs="Courier New" w:hint="default"/>
-      </w:rPr>
-    </w:lvl>
-    <w:lvl w:ilvl="8" w:tplc="04090005" w:tentative="1">
-      <w:start w:val="1"/>
-      <w:numFmt w:val="bullet"/>
-      <w:lvlText w:val=""/>
-      <w:lvlJc w:val="left"/>
-      <w:pPr>
-        <w:ind w:left="7200" w:hanging="360"/>
-      </w:pPr>
-      <w:rPr>
-        <w:rFonts w:ascii="Wingdings" w:hAnsi="Wingdings" w:hint="default"/>
-      </w:rPr>
-    </w:lvl>
-  </w:abstractNum>
-  <w:abstractNum w:abstractNumId="37" w15:restartNumberingAfterBreak="0">
+  <w:abstractNum w:abstractNumId="22" w15:restartNumberingAfterBreak="0">
     <w:nsid w:val="58487933"/>
     <w:multiLevelType w:val="hybridMultilevel"/>
     <w:tmpl w:val="0EA05CE8"/>
@@ -39226,7 +37395,7 @@
       </w:pPr>
     </w:lvl>
   </w:abstractNum>
-  <w:abstractNum w:abstractNumId="38" w15:restartNumberingAfterBreak="0">
+  <w:abstractNum w:abstractNumId="23" w15:restartNumberingAfterBreak="0">
     <w:nsid w:val="5A472E3D"/>
     <w:multiLevelType w:val="multilevel"/>
     <w:tmpl w:val="0E1EE5D4"/>
@@ -39371,120 +37540,7 @@
       </w:rPr>
     </w:lvl>
   </w:abstractNum>
-  <w:abstractNum w:abstractNumId="39" w15:restartNumberingAfterBreak="0">
-    <w:nsid w:val="5AAD789D"/>
-    <w:multiLevelType w:val="hybridMultilevel"/>
-    <w:tmpl w:val="F9722AC4"/>
-    <w:lvl w:ilvl="0" w:tplc="04090001">
-      <w:start w:val="1"/>
-      <w:numFmt w:val="bullet"/>
-      <w:lvlText w:val=""/>
-      <w:lvlJc w:val="left"/>
-      <w:pPr>
-        <w:ind w:left="1440" w:hanging="360"/>
-      </w:pPr>
-      <w:rPr>
-        <w:rFonts w:ascii="Symbol" w:hAnsi="Symbol" w:hint="default"/>
-      </w:rPr>
-    </w:lvl>
-    <w:lvl w:ilvl="1" w:tplc="04090003">
-      <w:start w:val="1"/>
-      <w:numFmt w:val="bullet"/>
-      <w:lvlText w:val="o"/>
-      <w:lvlJc w:val="left"/>
-      <w:pPr>
-        <w:ind w:left="2160" w:hanging="360"/>
-      </w:pPr>
-      <w:rPr>
-        <w:rFonts w:ascii="Courier New" w:hAnsi="Courier New" w:cs="Courier New" w:hint="default"/>
-      </w:rPr>
-    </w:lvl>
-    <w:lvl w:ilvl="2" w:tplc="04090005" w:tentative="1">
-      <w:start w:val="1"/>
-      <w:numFmt w:val="bullet"/>
-      <w:lvlText w:val=""/>
-      <w:lvlJc w:val="left"/>
-      <w:pPr>
-        <w:ind w:left="2880" w:hanging="360"/>
-      </w:pPr>
-      <w:rPr>
-        <w:rFonts w:ascii="Wingdings" w:hAnsi="Wingdings" w:hint="default"/>
-      </w:rPr>
-    </w:lvl>
-    <w:lvl w:ilvl="3" w:tplc="04090001" w:tentative="1">
-      <w:start w:val="1"/>
-      <w:numFmt w:val="bullet"/>
-      <w:lvlText w:val=""/>
-      <w:lvlJc w:val="left"/>
-      <w:pPr>
-        <w:ind w:left="3600" w:hanging="360"/>
-      </w:pPr>
-      <w:rPr>
-        <w:rFonts w:ascii="Symbol" w:hAnsi="Symbol" w:hint="default"/>
-      </w:rPr>
-    </w:lvl>
-    <w:lvl w:ilvl="4" w:tplc="04090003" w:tentative="1">
-      <w:start w:val="1"/>
-      <w:numFmt w:val="bullet"/>
-      <w:lvlText w:val="o"/>
-      <w:lvlJc w:val="left"/>
-      <w:pPr>
-        <w:ind w:left="4320" w:hanging="360"/>
-      </w:pPr>
-      <w:rPr>
-        <w:rFonts w:ascii="Courier New" w:hAnsi="Courier New" w:cs="Courier New" w:hint="default"/>
-      </w:rPr>
-    </w:lvl>
-    <w:lvl w:ilvl="5" w:tplc="04090005" w:tentative="1">
-      <w:start w:val="1"/>
-      <w:numFmt w:val="bullet"/>
-      <w:lvlText w:val=""/>
-      <w:lvlJc w:val="left"/>
-      <w:pPr>
-        <w:ind w:left="5040" w:hanging="360"/>
-      </w:pPr>
-      <w:rPr>
-        <w:rFonts w:ascii="Wingdings" w:hAnsi="Wingdings" w:hint="default"/>
-      </w:rPr>
-    </w:lvl>
-    <w:lvl w:ilvl="6" w:tplc="04090001" w:tentative="1">
-      <w:start w:val="1"/>
-      <w:numFmt w:val="bullet"/>
-      <w:lvlText w:val=""/>
-      <w:lvlJc w:val="left"/>
-      <w:pPr>
-        <w:ind w:left="5760" w:hanging="360"/>
-      </w:pPr>
-      <w:rPr>
-        <w:rFonts w:ascii="Symbol" w:hAnsi="Symbol" w:hint="default"/>
-      </w:rPr>
-    </w:lvl>
-    <w:lvl w:ilvl="7" w:tplc="04090003" w:tentative="1">
-      <w:start w:val="1"/>
-      <w:numFmt w:val="bullet"/>
-      <w:lvlText w:val="o"/>
-      <w:lvlJc w:val="left"/>
-      <w:pPr>
-        <w:ind w:left="6480" w:hanging="360"/>
-      </w:pPr>
-      <w:rPr>
-        <w:rFonts w:ascii="Courier New" w:hAnsi="Courier New" w:cs="Courier New" w:hint="default"/>
-      </w:rPr>
-    </w:lvl>
-    <w:lvl w:ilvl="8" w:tplc="04090005" w:tentative="1">
-      <w:start w:val="1"/>
-      <w:numFmt w:val="bullet"/>
-      <w:lvlText w:val=""/>
-      <w:lvlJc w:val="left"/>
-      <w:pPr>
-        <w:ind w:left="7200" w:hanging="360"/>
-      </w:pPr>
-      <w:rPr>
-        <w:rFonts w:ascii="Wingdings" w:hAnsi="Wingdings" w:hint="default"/>
-      </w:rPr>
-    </w:lvl>
-  </w:abstractNum>
-  <w:abstractNum w:abstractNumId="40" w15:restartNumberingAfterBreak="0">
+  <w:abstractNum w:abstractNumId="24" w15:restartNumberingAfterBreak="0">
     <w:nsid w:val="5BE953BA"/>
     <w:multiLevelType w:val="hybridMultilevel"/>
     <w:tmpl w:val="6D9A0D26"/>
@@ -39605,120 +37661,7 @@
       </w:pPr>
     </w:lvl>
   </w:abstractNum>
-  <w:abstractNum w:abstractNumId="41" w15:restartNumberingAfterBreak="0">
-    <w:nsid w:val="60D33D5E"/>
-    <w:multiLevelType w:val="hybridMultilevel"/>
-    <w:tmpl w:val="11A65AA4"/>
-    <w:lvl w:ilvl="0" w:tplc="04090001">
-      <w:start w:val="1"/>
-      <w:numFmt w:val="bullet"/>
-      <w:lvlText w:val=""/>
-      <w:lvlJc w:val="left"/>
-      <w:pPr>
-        <w:ind w:left="1800" w:hanging="360"/>
-      </w:pPr>
-      <w:rPr>
-        <w:rFonts w:ascii="Symbol" w:hAnsi="Symbol" w:hint="default"/>
-      </w:rPr>
-    </w:lvl>
-    <w:lvl w:ilvl="1" w:tplc="04090003" w:tentative="1">
-      <w:start w:val="1"/>
-      <w:numFmt w:val="bullet"/>
-      <w:lvlText w:val="o"/>
-      <w:lvlJc w:val="left"/>
-      <w:pPr>
-        <w:ind w:left="2520" w:hanging="360"/>
-      </w:pPr>
-      <w:rPr>
-        <w:rFonts w:ascii="Courier New" w:hAnsi="Courier New" w:cs="Courier New" w:hint="default"/>
-      </w:rPr>
-    </w:lvl>
-    <w:lvl w:ilvl="2" w:tplc="04090005" w:tentative="1">
-      <w:start w:val="1"/>
-      <w:numFmt w:val="bullet"/>
-      <w:lvlText w:val=""/>
-      <w:lvlJc w:val="left"/>
-      <w:pPr>
-        <w:ind w:left="3240" w:hanging="360"/>
-      </w:pPr>
-      <w:rPr>
-        <w:rFonts w:ascii="Wingdings" w:hAnsi="Wingdings" w:hint="default"/>
-      </w:rPr>
-    </w:lvl>
-    <w:lvl w:ilvl="3" w:tplc="04090001" w:tentative="1">
-      <w:start w:val="1"/>
-      <w:numFmt w:val="bullet"/>
-      <w:lvlText w:val=""/>
-      <w:lvlJc w:val="left"/>
-      <w:pPr>
-        <w:ind w:left="3960" w:hanging="360"/>
-      </w:pPr>
-      <w:rPr>
-        <w:rFonts w:ascii="Symbol" w:hAnsi="Symbol" w:hint="default"/>
-      </w:rPr>
-    </w:lvl>
-    <w:lvl w:ilvl="4" w:tplc="04090003" w:tentative="1">
-      <w:start w:val="1"/>
-      <w:numFmt w:val="bullet"/>
-      <w:lvlText w:val="o"/>
-      <w:lvlJc w:val="left"/>
-      <w:pPr>
-        <w:ind w:left="4680" w:hanging="360"/>
-      </w:pPr>
-      <w:rPr>
-        <w:rFonts w:ascii="Courier New" w:hAnsi="Courier New" w:cs="Courier New" w:hint="default"/>
-      </w:rPr>
-    </w:lvl>
-    <w:lvl w:ilvl="5" w:tplc="04090005" w:tentative="1">
-      <w:start w:val="1"/>
-      <w:numFmt w:val="bullet"/>
-      <w:lvlText w:val=""/>
-      <w:lvlJc w:val="left"/>
-      <w:pPr>
-        <w:ind w:left="5400" w:hanging="360"/>
-      </w:pPr>
-      <w:rPr>
-        <w:rFonts w:ascii="Wingdings" w:hAnsi="Wingdings" w:hint="default"/>
-      </w:rPr>
-    </w:lvl>
-    <w:lvl w:ilvl="6" w:tplc="04090001" w:tentative="1">
-      <w:start w:val="1"/>
-      <w:numFmt w:val="bullet"/>
-      <w:lvlText w:val=""/>
-      <w:lvlJc w:val="left"/>
-      <w:pPr>
-        <w:ind w:left="6120" w:hanging="360"/>
-      </w:pPr>
-      <w:rPr>
-        <w:rFonts w:ascii="Symbol" w:hAnsi="Symbol" w:hint="default"/>
-      </w:rPr>
-    </w:lvl>
-    <w:lvl w:ilvl="7" w:tplc="04090003" w:tentative="1">
-      <w:start w:val="1"/>
-      <w:numFmt w:val="bullet"/>
-      <w:lvlText w:val="o"/>
-      <w:lvlJc w:val="left"/>
-      <w:pPr>
-        <w:ind w:left="6840" w:hanging="360"/>
-      </w:pPr>
-      <w:rPr>
-        <w:rFonts w:ascii="Courier New" w:hAnsi="Courier New" w:cs="Courier New" w:hint="default"/>
-      </w:rPr>
-    </w:lvl>
-    <w:lvl w:ilvl="8" w:tplc="04090005" w:tentative="1">
-      <w:start w:val="1"/>
-      <w:numFmt w:val="bullet"/>
-      <w:lvlText w:val=""/>
-      <w:lvlJc w:val="left"/>
-      <w:pPr>
-        <w:ind w:left="7560" w:hanging="360"/>
-      </w:pPr>
-      <w:rPr>
-        <w:rFonts w:ascii="Wingdings" w:hAnsi="Wingdings" w:hint="default"/>
-      </w:rPr>
-    </w:lvl>
-  </w:abstractNum>
-  <w:abstractNum w:abstractNumId="42" w15:restartNumberingAfterBreak="0">
+  <w:abstractNum w:abstractNumId="25" w15:restartNumberingAfterBreak="0">
     <w:nsid w:val="64BF40AB"/>
     <w:multiLevelType w:val="hybridMultilevel"/>
     <w:tmpl w:val="8F6CAD96"/>
@@ -39839,7 +37782,7 @@
       </w:pPr>
     </w:lvl>
   </w:abstractNum>
-  <w:abstractNum w:abstractNumId="43" w15:restartNumberingAfterBreak="0">
+  <w:abstractNum w:abstractNumId="26" w15:restartNumberingAfterBreak="0">
     <w:nsid w:val="64E276BB"/>
     <w:multiLevelType w:val="singleLevel"/>
     <w:tmpl w:val="783E46E6"/>
@@ -39860,41 +37803,41 @@
       </w:rPr>
     </w:lvl>
   </w:abstractNum>
-  <w:abstractNum w:abstractNumId="44" w15:restartNumberingAfterBreak="0">
-    <w:nsid w:val="6F4C1857"/>
+  <w:abstractNum w:abstractNumId="27" w15:restartNumberingAfterBreak="0">
+    <w:nsid w:val="727D7EBA"/>
     <w:multiLevelType w:val="hybridMultilevel"/>
-    <w:tmpl w:val="E70C512C"/>
+    <w:tmpl w:val="FAA2DD8A"/>
     <w:lvl w:ilvl="0" w:tplc="04090001">
       <w:start w:val="1"/>
       <w:numFmt w:val="bullet"/>
       <w:lvlText w:val=""/>
       <w:lvlJc w:val="left"/>
       <w:pPr>
-        <w:ind w:left="720" w:hanging="360"/>
+        <w:ind w:left="1440" w:hanging="360"/>
       </w:pPr>
       <w:rPr>
         <w:rFonts w:ascii="Symbol" w:hAnsi="Symbol" w:hint="default"/>
       </w:rPr>
     </w:lvl>
-    <w:lvl w:ilvl="1" w:tplc="04090003" w:tentative="1">
+    <w:lvl w:ilvl="1" w:tplc="04090003">
       <w:start w:val="1"/>
       <w:numFmt w:val="bullet"/>
       <w:lvlText w:val="o"/>
       <w:lvlJc w:val="left"/>
       <w:pPr>
-        <w:ind w:left="1440" w:hanging="360"/>
+        <w:ind w:left="2160" w:hanging="360"/>
       </w:pPr>
       <w:rPr>
         <w:rFonts w:ascii="Courier New" w:hAnsi="Courier New" w:cs="Courier New" w:hint="default"/>
       </w:rPr>
     </w:lvl>
-    <w:lvl w:ilvl="2" w:tplc="04090005" w:tentative="1">
+    <w:lvl w:ilvl="2" w:tplc="04090005">
       <w:start w:val="1"/>
       <w:numFmt w:val="bullet"/>
       <w:lvlText w:val=""/>
       <w:lvlJc w:val="left"/>
       <w:pPr>
-        <w:ind w:left="2160" w:hanging="360"/>
+        <w:ind w:left="2880" w:hanging="360"/>
       </w:pPr>
       <w:rPr>
         <w:rFonts w:ascii="Wingdings" w:hAnsi="Wingdings" w:hint="default"/>
@@ -39906,7 +37849,7 @@
       <w:lvlText w:val=""/>
       <w:lvlJc w:val="left"/>
       <w:pPr>
-        <w:ind w:left="2880" w:hanging="360"/>
+        <w:ind w:left="3600" w:hanging="360"/>
       </w:pPr>
       <w:rPr>
         <w:rFonts w:ascii="Symbol" w:hAnsi="Symbol" w:hint="default"/>
@@ -39918,7 +37861,7 @@
       <w:lvlText w:val="o"/>
       <w:lvlJc w:val="left"/>
       <w:pPr>
-        <w:ind w:left="3600" w:hanging="360"/>
+        <w:ind w:left="4320" w:hanging="360"/>
       </w:pPr>
       <w:rPr>
         <w:rFonts w:ascii="Courier New" w:hAnsi="Courier New" w:cs="Courier New" w:hint="default"/>
@@ -39930,7 +37873,7 @@
       <w:lvlText w:val=""/>
       <w:lvlJc w:val="left"/>
       <w:pPr>
-        <w:ind w:left="4320" w:hanging="360"/>
+        <w:ind w:left="5040" w:hanging="360"/>
       </w:pPr>
       <w:rPr>
         <w:rFonts w:ascii="Wingdings" w:hAnsi="Wingdings" w:hint="default"/>
@@ -39942,7 +37885,7 @@
       <w:lvlText w:val=""/>
       <w:lvlJc w:val="left"/>
       <w:pPr>
-        <w:ind w:left="5040" w:hanging="360"/>
+        <w:ind w:left="5760" w:hanging="360"/>
       </w:pPr>
       <w:rPr>
         <w:rFonts w:ascii="Symbol" w:hAnsi="Symbol" w:hint="default"/>
@@ -39954,7 +37897,7 @@
       <w:lvlText w:val="o"/>
       <w:lvlJc w:val="left"/>
       <w:pPr>
-        <w:ind w:left="5760" w:hanging="360"/>
+        <w:ind w:left="6480" w:hanging="360"/>
       </w:pPr>
       <w:rPr>
         <w:rFonts w:ascii="Courier New" w:hAnsi="Courier New" w:cs="Courier New" w:hint="default"/>
@@ -39966,502 +37909,14 @@
       <w:lvlText w:val=""/>
       <w:lvlJc w:val="left"/>
       <w:pPr>
-        <w:ind w:left="6480" w:hanging="360"/>
+        <w:ind w:left="7200" w:hanging="360"/>
       </w:pPr>
       <w:rPr>
         <w:rFonts w:ascii="Wingdings" w:hAnsi="Wingdings" w:hint="default"/>
       </w:rPr>
     </w:lvl>
   </w:abstractNum>
-  <w:abstractNum w:abstractNumId="45" w15:restartNumberingAfterBreak="0">
-    <w:nsid w:val="6FB82F5E"/>
-    <w:multiLevelType w:val="hybridMultilevel"/>
-    <w:tmpl w:val="D202430A"/>
-    <w:lvl w:ilvl="0" w:tplc="04090001">
-      <w:start w:val="1"/>
-      <w:numFmt w:val="bullet"/>
-      <w:lvlText w:val=""/>
-      <w:lvlJc w:val="left"/>
-      <w:pPr>
-        <w:ind w:left="1440" w:hanging="360"/>
-      </w:pPr>
-      <w:rPr>
-        <w:rFonts w:ascii="Symbol" w:hAnsi="Symbol" w:hint="default"/>
-      </w:rPr>
-    </w:lvl>
-    <w:lvl w:ilvl="1" w:tplc="04090003">
-      <w:start w:val="1"/>
-      <w:numFmt w:val="bullet"/>
-      <w:lvlText w:val="o"/>
-      <w:lvlJc w:val="left"/>
-      <w:pPr>
-        <w:ind w:left="2160" w:hanging="360"/>
-      </w:pPr>
-      <w:rPr>
-        <w:rFonts w:ascii="Courier New" w:hAnsi="Courier New" w:cs="Courier New" w:hint="default"/>
-      </w:rPr>
-    </w:lvl>
-    <w:lvl w:ilvl="2" w:tplc="04090005">
-      <w:start w:val="1"/>
-      <w:numFmt w:val="bullet"/>
-      <w:lvlText w:val=""/>
-      <w:lvlJc w:val="left"/>
-      <w:pPr>
-        <w:ind w:left="2880" w:hanging="360"/>
-      </w:pPr>
-      <w:rPr>
-        <w:rFonts w:ascii="Wingdings" w:hAnsi="Wingdings" w:hint="default"/>
-      </w:rPr>
-    </w:lvl>
-    <w:lvl w:ilvl="3" w:tplc="04090001" w:tentative="1">
-      <w:start w:val="1"/>
-      <w:numFmt w:val="bullet"/>
-      <w:lvlText w:val=""/>
-      <w:lvlJc w:val="left"/>
-      <w:pPr>
-        <w:ind w:left="3600" w:hanging="360"/>
-      </w:pPr>
-      <w:rPr>
-        <w:rFonts w:ascii="Symbol" w:hAnsi="Symbol" w:hint="default"/>
-      </w:rPr>
-    </w:lvl>
-    <w:lvl w:ilvl="4" w:tplc="04090003" w:tentative="1">
-      <w:start w:val="1"/>
-      <w:numFmt w:val="bullet"/>
-      <w:lvlText w:val="o"/>
-      <w:lvlJc w:val="left"/>
-      <w:pPr>
-        <w:ind w:left="4320" w:hanging="360"/>
-      </w:pPr>
-      <w:rPr>
-        <w:rFonts w:ascii="Courier New" w:hAnsi="Courier New" w:cs="Courier New" w:hint="default"/>
-      </w:rPr>
-    </w:lvl>
-    <w:lvl w:ilvl="5" w:tplc="04090005" w:tentative="1">
-      <w:start w:val="1"/>
-      <w:numFmt w:val="bullet"/>
-      <w:lvlText w:val=""/>
-      <w:lvlJc w:val="left"/>
-      <w:pPr>
-        <w:ind w:left="5040" w:hanging="360"/>
-      </w:pPr>
-      <w:rPr>
-        <w:rFonts w:ascii="Wingdings" w:hAnsi="Wingdings" w:hint="default"/>
-      </w:rPr>
-    </w:lvl>
-    <w:lvl w:ilvl="6" w:tplc="04090001" w:tentative="1">
-      <w:start w:val="1"/>
-      <w:numFmt w:val="bullet"/>
-      <w:lvlText w:val=""/>
-      <w:lvlJc w:val="left"/>
-      <w:pPr>
-        <w:ind w:left="5760" w:hanging="360"/>
-      </w:pPr>
-      <w:rPr>
-        <w:rFonts w:ascii="Symbol" w:hAnsi="Symbol" w:hint="default"/>
-      </w:rPr>
-    </w:lvl>
-    <w:lvl w:ilvl="7" w:tplc="04090003" w:tentative="1">
-      <w:start w:val="1"/>
-      <w:numFmt w:val="bullet"/>
-      <w:lvlText w:val="o"/>
-      <w:lvlJc w:val="left"/>
-      <w:pPr>
-        <w:ind w:left="6480" w:hanging="360"/>
-      </w:pPr>
-      <w:rPr>
-        <w:rFonts w:ascii="Courier New" w:hAnsi="Courier New" w:cs="Courier New" w:hint="default"/>
-      </w:rPr>
-    </w:lvl>
-    <w:lvl w:ilvl="8" w:tplc="04090005" w:tentative="1">
-      <w:start w:val="1"/>
-      <w:numFmt w:val="bullet"/>
-      <w:lvlText w:val=""/>
-      <w:lvlJc w:val="left"/>
-      <w:pPr>
-        <w:ind w:left="7200" w:hanging="360"/>
-      </w:pPr>
-      <w:rPr>
-        <w:rFonts w:ascii="Wingdings" w:hAnsi="Wingdings" w:hint="default"/>
-      </w:rPr>
-    </w:lvl>
-  </w:abstractNum>
-  <w:abstractNum w:abstractNumId="46" w15:restartNumberingAfterBreak="0">
-    <w:nsid w:val="727D7EBA"/>
-    <w:multiLevelType w:val="hybridMultilevel"/>
-    <w:tmpl w:val="FAA2DD8A"/>
-    <w:lvl w:ilvl="0" w:tplc="04090001">
-      <w:start w:val="1"/>
-      <w:numFmt w:val="bullet"/>
-      <w:lvlText w:val=""/>
-      <w:lvlJc w:val="left"/>
-      <w:pPr>
-        <w:ind w:left="1440" w:hanging="360"/>
-      </w:pPr>
-      <w:rPr>
-        <w:rFonts w:ascii="Symbol" w:hAnsi="Symbol" w:hint="default"/>
-      </w:rPr>
-    </w:lvl>
-    <w:lvl w:ilvl="1" w:tplc="04090003">
-      <w:start w:val="1"/>
-      <w:numFmt w:val="bullet"/>
-      <w:lvlText w:val="o"/>
-      <w:lvlJc w:val="left"/>
-      <w:pPr>
-        <w:ind w:left="2160" w:hanging="360"/>
-      </w:pPr>
-      <w:rPr>
-        <w:rFonts w:ascii="Courier New" w:hAnsi="Courier New" w:cs="Courier New" w:hint="default"/>
-      </w:rPr>
-    </w:lvl>
-    <w:lvl w:ilvl="2" w:tplc="04090005">
-      <w:start w:val="1"/>
-      <w:numFmt w:val="bullet"/>
-      <w:lvlText w:val=""/>
-      <w:lvlJc w:val="left"/>
-      <w:pPr>
-        <w:ind w:left="2880" w:hanging="360"/>
-      </w:pPr>
-      <w:rPr>
-        <w:rFonts w:ascii="Wingdings" w:hAnsi="Wingdings" w:hint="default"/>
-      </w:rPr>
-    </w:lvl>
-    <w:lvl w:ilvl="3" w:tplc="04090001" w:tentative="1">
-      <w:start w:val="1"/>
-      <w:numFmt w:val="bullet"/>
-      <w:lvlText w:val=""/>
-      <w:lvlJc w:val="left"/>
-      <w:pPr>
-        <w:ind w:left="3600" w:hanging="360"/>
-      </w:pPr>
-      <w:rPr>
-        <w:rFonts w:ascii="Symbol" w:hAnsi="Symbol" w:hint="default"/>
-      </w:rPr>
-    </w:lvl>
-    <w:lvl w:ilvl="4" w:tplc="04090003" w:tentative="1">
-      <w:start w:val="1"/>
-      <w:numFmt w:val="bullet"/>
-      <w:lvlText w:val="o"/>
-      <w:lvlJc w:val="left"/>
-      <w:pPr>
-        <w:ind w:left="4320" w:hanging="360"/>
-      </w:pPr>
-      <w:rPr>
-        <w:rFonts w:ascii="Courier New" w:hAnsi="Courier New" w:cs="Courier New" w:hint="default"/>
-      </w:rPr>
-    </w:lvl>
-    <w:lvl w:ilvl="5" w:tplc="04090005" w:tentative="1">
-      <w:start w:val="1"/>
-      <w:numFmt w:val="bullet"/>
-      <w:lvlText w:val=""/>
-      <w:lvlJc w:val="left"/>
-      <w:pPr>
-        <w:ind w:left="5040" w:hanging="360"/>
-      </w:pPr>
-      <w:rPr>
-        <w:rFonts w:ascii="Wingdings" w:hAnsi="Wingdings" w:hint="default"/>
-      </w:rPr>
-    </w:lvl>
-    <w:lvl w:ilvl="6" w:tplc="04090001" w:tentative="1">
-      <w:start w:val="1"/>
-      <w:numFmt w:val="bullet"/>
-      <w:lvlText w:val=""/>
-      <w:lvlJc w:val="left"/>
-      <w:pPr>
-        <w:ind w:left="5760" w:hanging="360"/>
-      </w:pPr>
-      <w:rPr>
-        <w:rFonts w:ascii="Symbol" w:hAnsi="Symbol" w:hint="default"/>
-      </w:rPr>
-    </w:lvl>
-    <w:lvl w:ilvl="7" w:tplc="04090003" w:tentative="1">
-      <w:start w:val="1"/>
-      <w:numFmt w:val="bullet"/>
-      <w:lvlText w:val="o"/>
-      <w:lvlJc w:val="left"/>
-      <w:pPr>
-        <w:ind w:left="6480" w:hanging="360"/>
-      </w:pPr>
-      <w:rPr>
-        <w:rFonts w:ascii="Courier New" w:hAnsi="Courier New" w:cs="Courier New" w:hint="default"/>
-      </w:rPr>
-    </w:lvl>
-    <w:lvl w:ilvl="8" w:tplc="04090005" w:tentative="1">
-      <w:start w:val="1"/>
-      <w:numFmt w:val="bullet"/>
-      <w:lvlText w:val=""/>
-      <w:lvlJc w:val="left"/>
-      <w:pPr>
-        <w:ind w:left="7200" w:hanging="360"/>
-      </w:pPr>
-      <w:rPr>
-        <w:rFonts w:ascii="Wingdings" w:hAnsi="Wingdings" w:hint="default"/>
-      </w:rPr>
-    </w:lvl>
-  </w:abstractNum>
-  <w:abstractNum w:abstractNumId="47" w15:restartNumberingAfterBreak="0">
-    <w:nsid w:val="72AD1869"/>
-    <w:multiLevelType w:val="multilevel"/>
-    <w:tmpl w:val="4894C1AE"/>
-    <w:lvl w:ilvl="0">
-      <w:start w:val="1"/>
-      <w:numFmt w:val="bullet"/>
-      <w:lvlText w:val=""/>
-      <w:lvlJc w:val="left"/>
-      <w:pPr>
-        <w:tabs>
-          <w:tab w:val="num" w:pos="720"/>
-        </w:tabs>
-        <w:ind w:left="720" w:hanging="360"/>
-      </w:pPr>
-      <w:rPr>
-        <w:rFonts w:ascii="Symbol" w:hAnsi="Symbol" w:hint="default"/>
-        <w:sz w:val="20"/>
-      </w:rPr>
-    </w:lvl>
-    <w:lvl w:ilvl="1" w:tentative="1">
-      <w:start w:val="1"/>
-      <w:numFmt w:val="bullet"/>
-      <w:lvlText w:val=""/>
-      <w:lvlJc w:val="left"/>
-      <w:pPr>
-        <w:tabs>
-          <w:tab w:val="num" w:pos="1440"/>
-        </w:tabs>
-        <w:ind w:left="1440" w:hanging="360"/>
-      </w:pPr>
-      <w:rPr>
-        <w:rFonts w:ascii="Symbol" w:hAnsi="Symbol" w:hint="default"/>
-        <w:sz w:val="20"/>
-      </w:rPr>
-    </w:lvl>
-    <w:lvl w:ilvl="2" w:tentative="1">
-      <w:start w:val="1"/>
-      <w:numFmt w:val="bullet"/>
-      <w:lvlText w:val=""/>
-      <w:lvlJc w:val="left"/>
-      <w:pPr>
-        <w:tabs>
-          <w:tab w:val="num" w:pos="2160"/>
-        </w:tabs>
-        <w:ind w:left="2160" w:hanging="360"/>
-      </w:pPr>
-      <w:rPr>
-        <w:rFonts w:ascii="Symbol" w:hAnsi="Symbol" w:hint="default"/>
-        <w:sz w:val="20"/>
-      </w:rPr>
-    </w:lvl>
-    <w:lvl w:ilvl="3" w:tentative="1">
-      <w:start w:val="1"/>
-      <w:numFmt w:val="bullet"/>
-      <w:lvlText w:val=""/>
-      <w:lvlJc w:val="left"/>
-      <w:pPr>
-        <w:tabs>
-          <w:tab w:val="num" w:pos="2880"/>
-        </w:tabs>
-        <w:ind w:left="2880" w:hanging="360"/>
-      </w:pPr>
-      <w:rPr>
-        <w:rFonts w:ascii="Symbol" w:hAnsi="Symbol" w:hint="default"/>
-        <w:sz w:val="20"/>
-      </w:rPr>
-    </w:lvl>
-    <w:lvl w:ilvl="4" w:tentative="1">
-      <w:start w:val="1"/>
-      <w:numFmt w:val="bullet"/>
-      <w:lvlText w:val=""/>
-      <w:lvlJc w:val="left"/>
-      <w:pPr>
-        <w:tabs>
-          <w:tab w:val="num" w:pos="3600"/>
-        </w:tabs>
-        <w:ind w:left="3600" w:hanging="360"/>
-      </w:pPr>
-      <w:rPr>
-        <w:rFonts w:ascii="Symbol" w:hAnsi="Symbol" w:hint="default"/>
-        <w:sz w:val="20"/>
-      </w:rPr>
-    </w:lvl>
-    <w:lvl w:ilvl="5" w:tentative="1">
-      <w:start w:val="1"/>
-      <w:numFmt w:val="bullet"/>
-      <w:lvlText w:val=""/>
-      <w:lvlJc w:val="left"/>
-      <w:pPr>
-        <w:tabs>
-          <w:tab w:val="num" w:pos="4320"/>
-        </w:tabs>
-        <w:ind w:left="4320" w:hanging="360"/>
-      </w:pPr>
-      <w:rPr>
-        <w:rFonts w:ascii="Symbol" w:hAnsi="Symbol" w:hint="default"/>
-        <w:sz w:val="20"/>
-      </w:rPr>
-    </w:lvl>
-    <w:lvl w:ilvl="6" w:tentative="1">
-      <w:start w:val="1"/>
-      <w:numFmt w:val="bullet"/>
-      <w:lvlText w:val=""/>
-      <w:lvlJc w:val="left"/>
-      <w:pPr>
-        <w:tabs>
-          <w:tab w:val="num" w:pos="5040"/>
-        </w:tabs>
-        <w:ind w:left="5040" w:hanging="360"/>
-      </w:pPr>
-      <w:rPr>
-        <w:rFonts w:ascii="Symbol" w:hAnsi="Symbol" w:hint="default"/>
-        <w:sz w:val="20"/>
-      </w:rPr>
-    </w:lvl>
-    <w:lvl w:ilvl="7" w:tentative="1">
-      <w:start w:val="1"/>
-      <w:numFmt w:val="bullet"/>
-      <w:lvlText w:val=""/>
-      <w:lvlJc w:val="left"/>
-      <w:pPr>
-        <w:tabs>
-          <w:tab w:val="num" w:pos="5760"/>
-        </w:tabs>
-        <w:ind w:left="5760" w:hanging="360"/>
-      </w:pPr>
-      <w:rPr>
-        <w:rFonts w:ascii="Symbol" w:hAnsi="Symbol" w:hint="default"/>
-        <w:sz w:val="20"/>
-      </w:rPr>
-    </w:lvl>
-    <w:lvl w:ilvl="8" w:tentative="1">
-      <w:start w:val="1"/>
-      <w:numFmt w:val="bullet"/>
-      <w:lvlText w:val=""/>
-      <w:lvlJc w:val="left"/>
-      <w:pPr>
-        <w:tabs>
-          <w:tab w:val="num" w:pos="6480"/>
-        </w:tabs>
-        <w:ind w:left="6480" w:hanging="360"/>
-      </w:pPr>
-      <w:rPr>
-        <w:rFonts w:ascii="Symbol" w:hAnsi="Symbol" w:hint="default"/>
-        <w:sz w:val="20"/>
-      </w:rPr>
-    </w:lvl>
-  </w:abstractNum>
-  <w:abstractNum w:abstractNumId="48" w15:restartNumberingAfterBreak="0">
-    <w:nsid w:val="74187E45"/>
-    <w:multiLevelType w:val="hybridMultilevel"/>
-    <w:tmpl w:val="7154FF9E"/>
-    <w:lvl w:ilvl="0" w:tplc="04090001">
-      <w:start w:val="1"/>
-      <w:numFmt w:val="bullet"/>
-      <w:lvlText w:val=""/>
-      <w:lvlJc w:val="left"/>
-      <w:pPr>
-        <w:ind w:left="1440" w:hanging="360"/>
-      </w:pPr>
-      <w:rPr>
-        <w:rFonts w:ascii="Symbol" w:hAnsi="Symbol" w:hint="default"/>
-      </w:rPr>
-    </w:lvl>
-    <w:lvl w:ilvl="1" w:tplc="04090003" w:tentative="1">
-      <w:start w:val="1"/>
-      <w:numFmt w:val="bullet"/>
-      <w:lvlText w:val="o"/>
-      <w:lvlJc w:val="left"/>
-      <w:pPr>
-        <w:ind w:left="2160" w:hanging="360"/>
-      </w:pPr>
-      <w:rPr>
-        <w:rFonts w:ascii="Courier New" w:hAnsi="Courier New" w:cs="Courier New" w:hint="default"/>
-      </w:rPr>
-    </w:lvl>
-    <w:lvl w:ilvl="2" w:tplc="04090005" w:tentative="1">
-      <w:start w:val="1"/>
-      <w:numFmt w:val="bullet"/>
-      <w:lvlText w:val=""/>
-      <w:lvlJc w:val="left"/>
-      <w:pPr>
-        <w:ind w:left="2880" w:hanging="360"/>
-      </w:pPr>
-      <w:rPr>
-        <w:rFonts w:ascii="Wingdings" w:hAnsi="Wingdings" w:hint="default"/>
-      </w:rPr>
-    </w:lvl>
-    <w:lvl w:ilvl="3" w:tplc="04090001" w:tentative="1">
-      <w:start w:val="1"/>
-      <w:numFmt w:val="bullet"/>
-      <w:lvlText w:val=""/>
-      <w:lvlJc w:val="left"/>
-      <w:pPr>
-        <w:ind w:left="3600" w:hanging="360"/>
-      </w:pPr>
-      <w:rPr>
-        <w:rFonts w:ascii="Symbol" w:hAnsi="Symbol" w:hint="default"/>
-      </w:rPr>
-    </w:lvl>
-    <w:lvl w:ilvl="4" w:tplc="04090003" w:tentative="1">
-      <w:start w:val="1"/>
-      <w:numFmt w:val="bullet"/>
-      <w:lvlText w:val="o"/>
-      <w:lvlJc w:val="left"/>
-      <w:pPr>
-        <w:ind w:left="4320" w:hanging="360"/>
-      </w:pPr>
-      <w:rPr>
-        <w:rFonts w:ascii="Courier New" w:hAnsi="Courier New" w:cs="Courier New" w:hint="default"/>
-      </w:rPr>
-    </w:lvl>
-    <w:lvl w:ilvl="5" w:tplc="04090005" w:tentative="1">
-      <w:start w:val="1"/>
-      <w:numFmt w:val="bullet"/>
-      <w:lvlText w:val=""/>
-      <w:lvlJc w:val="left"/>
-      <w:pPr>
-        <w:ind w:left="5040" w:hanging="360"/>
-      </w:pPr>
-      <w:rPr>
-        <w:rFonts w:ascii="Wingdings" w:hAnsi="Wingdings" w:hint="default"/>
-      </w:rPr>
-    </w:lvl>
-    <w:lvl w:ilvl="6" w:tplc="04090001" w:tentative="1">
-      <w:start w:val="1"/>
-      <w:numFmt w:val="bullet"/>
-      <w:lvlText w:val=""/>
-      <w:lvlJc w:val="left"/>
-      <w:pPr>
-        <w:ind w:left="5760" w:hanging="360"/>
-      </w:pPr>
-      <w:rPr>
-        <w:rFonts w:ascii="Symbol" w:hAnsi="Symbol" w:hint="default"/>
-      </w:rPr>
-    </w:lvl>
-    <w:lvl w:ilvl="7" w:tplc="04090003" w:tentative="1">
-      <w:start w:val="1"/>
-      <w:numFmt w:val="bullet"/>
-      <w:lvlText w:val="o"/>
-      <w:lvlJc w:val="left"/>
-      <w:pPr>
-        <w:ind w:left="6480" w:hanging="360"/>
-      </w:pPr>
-      <w:rPr>
-        <w:rFonts w:ascii="Courier New" w:hAnsi="Courier New" w:cs="Courier New" w:hint="default"/>
-      </w:rPr>
-    </w:lvl>
-    <w:lvl w:ilvl="8" w:tplc="04090005" w:tentative="1">
-      <w:start w:val="1"/>
-      <w:numFmt w:val="bullet"/>
-      <w:lvlText w:val=""/>
-      <w:lvlJc w:val="left"/>
-      <w:pPr>
-        <w:ind w:left="7200" w:hanging="360"/>
-      </w:pPr>
-      <w:rPr>
-        <w:rFonts w:ascii="Wingdings" w:hAnsi="Wingdings" w:hint="default"/>
-      </w:rPr>
-    </w:lvl>
-  </w:abstractNum>
-  <w:abstractNum w:abstractNumId="49" w15:restartNumberingAfterBreak="0">
+  <w:abstractNum w:abstractNumId="28" w15:restartNumberingAfterBreak="0">
     <w:nsid w:val="777A514D"/>
     <w:multiLevelType w:val="multilevel"/>
     <w:tmpl w:val="6B5C2C3E"/>
@@ -40583,7 +38038,7 @@
       </w:pPr>
     </w:lvl>
   </w:abstractNum>
-  <w:abstractNum w:abstractNumId="50" w15:restartNumberingAfterBreak="0">
+  <w:abstractNum w:abstractNumId="29" w15:restartNumberingAfterBreak="0">
     <w:nsid w:val="7D8241B6"/>
     <w:multiLevelType w:val="hybridMultilevel"/>
     <w:tmpl w:val="CCE862E2"/>
@@ -40707,7 +38162,7 @@
     </w:lvl>
   </w:abstractNum>
   <w:num w:numId="1" w16cid:durableId="757942509">
-    <w:abstractNumId w:val="5"/>
+    <w:abstractNumId w:val="4"/>
     <w:lvlOverride w:ilvl="0">
       <w:lvl w:ilvl="0">
         <w:start w:val="1"/>
@@ -40726,156 +38181,93 @@
     </w:lvlOverride>
   </w:num>
   <w:num w:numId="2" w16cid:durableId="1876234353">
+    <w:abstractNumId w:val="11"/>
+  </w:num>
+  <w:num w:numId="3" w16cid:durableId="328873021">
+    <w:abstractNumId w:val="28"/>
+  </w:num>
+  <w:num w:numId="4" w16cid:durableId="263464826">
+    <w:abstractNumId w:val="3"/>
+  </w:num>
+  <w:num w:numId="5" w16cid:durableId="268465996">
+    <w:abstractNumId w:val="2"/>
+  </w:num>
+  <w:num w:numId="6" w16cid:durableId="1906448617">
+    <w:abstractNumId w:val="1"/>
+  </w:num>
+  <w:num w:numId="7" w16cid:durableId="1596554524">
+    <w:abstractNumId w:val="0"/>
+  </w:num>
+  <w:num w:numId="8" w16cid:durableId="835926078">
+    <w:abstractNumId w:val="26"/>
+  </w:num>
+  <w:num w:numId="9" w16cid:durableId="345526960">
+    <w:abstractNumId w:val="25"/>
+  </w:num>
+  <w:num w:numId="10" w16cid:durableId="424880110">
+    <w:abstractNumId w:val="23"/>
+  </w:num>
+  <w:num w:numId="11" w16cid:durableId="439954339">
+    <w:abstractNumId w:val="7"/>
+  </w:num>
+  <w:num w:numId="12" w16cid:durableId="1953046038">
     <w:abstractNumId w:val="14"/>
   </w:num>
-  <w:num w:numId="3" w16cid:durableId="328873021">
-    <w:abstractNumId w:val="49"/>
+  <w:num w:numId="13" w16cid:durableId="139346910">
+    <w:abstractNumId w:val="24"/>
   </w:num>
-  <w:num w:numId="4" w16cid:durableId="263464826">
-    <w:abstractNumId w:val="4"/>
+  <w:num w:numId="14" w16cid:durableId="749498602">
+    <w:abstractNumId w:val="18"/>
   </w:num>
-  <w:num w:numId="5" w16cid:durableId="268465996">
-    <w:abstractNumId w:val="3"/>
+  <w:num w:numId="15" w16cid:durableId="669596843">
+    <w:abstractNumId w:val="17"/>
   </w:num>
-  <w:num w:numId="6" w16cid:durableId="223879051">
-    <w:abstractNumId w:val="2"/>
+  <w:num w:numId="16" w16cid:durableId="1813254520">
+    <w:abstractNumId w:val="13"/>
   </w:num>
-  <w:num w:numId="7" w16cid:durableId="1906448617">
-    <w:abstractNumId w:val="1"/>
+  <w:num w:numId="17" w16cid:durableId="905918571">
+    <w:abstractNumId w:val="22"/>
   </w:num>
-  <w:num w:numId="8" w16cid:durableId="1596554524">
-    <w:abstractNumId w:val="0"/>
+  <w:num w:numId="18" w16cid:durableId="1743914114">
+    <w:abstractNumId w:val="29"/>
   </w:num>
-  <w:num w:numId="9" w16cid:durableId="835926078">
-    <w:abstractNumId w:val="43"/>
+  <w:num w:numId="19" w16cid:durableId="647435693">
+    <w:abstractNumId w:val="9"/>
   </w:num>
-  <w:num w:numId="10" w16cid:durableId="345526960">
-    <w:abstractNumId w:val="42"/>
+  <w:num w:numId="20" w16cid:durableId="1721513486">
+    <w:abstractNumId w:val="5"/>
   </w:num>
-  <w:num w:numId="11" w16cid:durableId="424880110">
-    <w:abstractNumId w:val="38"/>
+  <w:num w:numId="21" w16cid:durableId="736710738">
+    <w:abstractNumId w:val="21"/>
   </w:num>
-  <w:num w:numId="12" w16cid:durableId="439954339">
+  <w:num w:numId="22" w16cid:durableId="342392696">
+    <w:abstractNumId w:val="20"/>
+  </w:num>
+  <w:num w:numId="23" w16cid:durableId="1326936547">
+    <w:abstractNumId w:val="6"/>
+  </w:num>
+  <w:num w:numId="24" w16cid:durableId="1118380415">
+    <w:abstractNumId w:val="27"/>
+  </w:num>
+  <w:num w:numId="25" w16cid:durableId="1807425974">
+    <w:abstractNumId w:val="10"/>
+  </w:num>
+  <w:num w:numId="26" w16cid:durableId="262108916">
+    <w:abstractNumId w:val="16"/>
+  </w:num>
+  <w:num w:numId="27" w16cid:durableId="1828595012">
     <w:abstractNumId w:val="8"/>
   </w:num>
-  <w:num w:numId="13" w16cid:durableId="1953046038">
-    <w:abstractNumId w:val="20"/>
-  </w:num>
-  <w:num w:numId="14" w16cid:durableId="139346910">
-    <w:abstractNumId w:val="40"/>
-  </w:num>
-  <w:num w:numId="15" w16cid:durableId="749498602">
-    <w:abstractNumId w:val="27"/>
-  </w:num>
-  <w:num w:numId="16" w16cid:durableId="669596843">
-    <w:abstractNumId w:val="26"/>
-  </w:num>
-  <w:num w:numId="17" w16cid:durableId="1813254520">
+  <w:num w:numId="28" w16cid:durableId="1769959241">
     <w:abstractNumId w:val="19"/>
   </w:num>
-  <w:num w:numId="18" w16cid:durableId="905918571">
-    <w:abstractNumId w:val="37"/>
-  </w:num>
-  <w:num w:numId="19" w16cid:durableId="1743914114">
-    <w:abstractNumId w:val="50"/>
-  </w:num>
-  <w:num w:numId="20" w16cid:durableId="647435693">
-    <w:abstractNumId w:val="10"/>
-  </w:num>
-  <w:num w:numId="21" w16cid:durableId="1721513486">
-    <w:abstractNumId w:val="6"/>
-  </w:num>
-  <w:num w:numId="22" w16cid:durableId="736710738">
-    <w:abstractNumId w:val="35"/>
-  </w:num>
-  <w:num w:numId="23" w16cid:durableId="342392696">
-    <w:abstractNumId w:val="32"/>
-  </w:num>
-  <w:num w:numId="24" w16cid:durableId="1326936547">
-    <w:abstractNumId w:val="7"/>
-  </w:num>
-  <w:num w:numId="25" w16cid:durableId="1118380415">
-    <w:abstractNumId w:val="46"/>
-  </w:num>
-  <w:num w:numId="26" w16cid:durableId="1390687540">
-    <w:abstractNumId w:val="16"/>
-  </w:num>
-  <w:num w:numId="27" w16cid:durableId="1339581016">
-    <w:abstractNumId w:val="39"/>
-  </w:num>
-  <w:num w:numId="28" w16cid:durableId="2059740532">
-    <w:abstractNumId w:val="11"/>
-  </w:num>
-  <w:num w:numId="29" w16cid:durableId="1973631166">
-    <w:abstractNumId w:val="17"/>
-  </w:num>
-  <w:num w:numId="30" w16cid:durableId="1906643887">
-    <w:abstractNumId w:val="28"/>
-  </w:num>
-  <w:num w:numId="31" w16cid:durableId="602156006">
-    <w:abstractNumId w:val="36"/>
-  </w:num>
-  <w:num w:numId="32" w16cid:durableId="1629824448">
+  <w:num w:numId="29" w16cid:durableId="1004698445">
     <w:abstractNumId w:val="12"/>
   </w:num>
-  <w:num w:numId="33" w16cid:durableId="1324744868">
-    <w:abstractNumId w:val="44"/>
-  </w:num>
-  <w:num w:numId="34" w16cid:durableId="1072893191">
-    <w:abstractNumId w:val="33"/>
-  </w:num>
-  <w:num w:numId="35" w16cid:durableId="2046368805">
-    <w:abstractNumId w:val="48"/>
-  </w:num>
-  <w:num w:numId="36" w16cid:durableId="471682010">
-    <w:abstractNumId w:val="34"/>
-  </w:num>
-  <w:num w:numId="37" w16cid:durableId="138310351">
-    <w:abstractNumId w:val="41"/>
-  </w:num>
-  <w:num w:numId="38" w16cid:durableId="125582877">
-    <w:abstractNumId w:val="24"/>
-  </w:num>
-  <w:num w:numId="39" w16cid:durableId="1807425974">
-    <w:abstractNumId w:val="13"/>
-  </w:num>
-  <w:num w:numId="40" w16cid:durableId="1333534937">
-    <w:abstractNumId w:val="29"/>
-  </w:num>
-  <w:num w:numId="41" w16cid:durableId="1859391620">
-    <w:abstractNumId w:val="31"/>
-  </w:num>
-  <w:num w:numId="42" w16cid:durableId="1439064364">
-    <w:abstractNumId w:val="45"/>
-  </w:num>
-  <w:num w:numId="43" w16cid:durableId="675376567">
-    <w:abstractNumId w:val="23"/>
-  </w:num>
-  <w:num w:numId="44" w16cid:durableId="262108916">
-    <w:abstractNumId w:val="25"/>
-  </w:num>
-  <w:num w:numId="45" w16cid:durableId="1828595012">
-    <w:abstractNumId w:val="9"/>
-  </w:num>
-  <w:num w:numId="46" w16cid:durableId="1769959241">
-    <w:abstractNumId w:val="30"/>
-  </w:num>
-  <w:num w:numId="47" w16cid:durableId="442649433">
-    <w:abstractNumId w:val="21"/>
-  </w:num>
-  <w:num w:numId="48" w16cid:durableId="1004698445">
+  <w:num w:numId="30" w16cid:durableId="910650889">
     <w:abstractNumId w:val="15"/>
   </w:num>
-  <w:num w:numId="49" w16cid:durableId="548540155">
-    <w:abstractNumId w:val="18"/>
-  </w:num>
-  <w:num w:numId="50" w16cid:durableId="675348684">
-    <w:abstractNumId w:val="47"/>
-  </w:num>
-  <w:num w:numId="51" w16cid:durableId="910650889">
-    <w:abstractNumId w:val="22"/>
-  </w:num>
-  <w:numIdMacAtCleanup w:val="38"/>
+  <w:numIdMacAtCleanup w:val="30"/>
 </w:numbering>
 </file>
 
@@ -41596,7 +38988,7 @@
     <w:rsid w:val="00704F00"/>
     <w:pPr>
       <w:numPr>
-        <w:numId w:val="19"/>
+        <w:numId w:val="18"/>
       </w:numPr>
       <w:spacing w:before="240"/>
       <w:ind w:left="0" w:firstLine="0"/>
@@ -42023,7 +39415,7 @@
       <w:keepNext/>
       <w:pageBreakBefore/>
       <w:numPr>
-        <w:numId w:val="11"/>
+        <w:numId w:val="10"/>
       </w:numPr>
       <w:outlineLvl w:val="0"/>
     </w:pPr>
@@ -42106,7 +39498,7 @@
     <w:rsid w:val="00CE1EB9"/>
     <w:pPr>
       <w:numPr>
-        <w:numId w:val="10"/>
+        <w:numId w:val="9"/>
       </w:numPr>
       <w:tabs>
         <w:tab w:val="left" w:pos="2160"/>
@@ -42202,7 +39594,7 @@
     <w:rsid w:val="001D32BD"/>
     <w:pPr>
       <w:numPr>
-        <w:numId w:val="9"/>
+        <w:numId w:val="8"/>
       </w:numPr>
       <w:tabs>
         <w:tab w:val="left" w:pos="4320"/>
@@ -42243,7 +39635,7 @@
     <w:rsid w:val="00FF3D86"/>
     <w:pPr>
       <w:numPr>
-        <w:numId w:val="20"/>
+        <w:numId w:val="19"/>
       </w:numPr>
       <w:tabs>
         <w:tab w:val="clear" w:pos="1944"/>
@@ -42472,7 +39864,7 @@
     <w:rsid w:val="00EF3288"/>
     <w:pPr>
       <w:numPr>
-        <w:numId w:val="7"/>
+        <w:numId w:val="6"/>
       </w:numPr>
       <w:spacing w:before="240"/>
       <w:contextualSpacing/>
@@ -42483,7 +39875,7 @@
     <w:basedOn w:val="Normal"/>
     <w:pPr>
       <w:numPr>
-        <w:numId w:val="8"/>
+        <w:numId w:val="7"/>
       </w:numPr>
     </w:pPr>
   </w:style>
@@ -42796,7 +40188,7 @@
     <w:rsid w:val="00987408"/>
     <w:pPr>
       <w:numPr>
-        <w:numId w:val="12"/>
+        <w:numId w:val="11"/>
       </w:numPr>
       <w:tabs>
         <w:tab w:val="left" w:pos="1584"/>
@@ -42820,7 +40212,7 @@
     <w:rsid w:val="00712717"/>
     <w:pPr>
       <w:numPr>
-        <w:numId w:val="13"/>
+        <w:numId w:val="12"/>
       </w:numPr>
       <w:tabs>
         <w:tab w:val="clear" w:pos="1800"/>
@@ -42844,7 +40236,7 @@
     <w:rsid w:val="00D85D2C"/>
     <w:pPr>
       <w:numPr>
-        <w:numId w:val="14"/>
+        <w:numId w:val="13"/>
       </w:numPr>
       <w:pBdr>
         <w:top w:val="single" w:sz="2" w:space="1" w:color="auto"/>
@@ -42876,7 +40268,7 @@
     <w:rsid w:val="0056136A"/>
     <w:pPr>
       <w:numPr>
-        <w:numId w:val="15"/>
+        <w:numId w:val="14"/>
       </w:numPr>
       <w:pBdr>
         <w:top w:val="single" w:sz="4" w:space="1" w:color="FF0000"/>
@@ -42927,7 +40319,7 @@
     <w:rsid w:val="00A74422"/>
     <w:pPr>
       <w:numPr>
-        <w:numId w:val="16"/>
+        <w:numId w:val="15"/>
       </w:numPr>
       <w:tabs>
         <w:tab w:val="left" w:pos="3600"/>
@@ -42968,7 +40360,7 @@
     <w:rsid w:val="00AF2EAB"/>
     <w:pPr>
       <w:numPr>
-        <w:numId w:val="17"/>
+        <w:numId w:val="16"/>
       </w:numPr>
       <w:tabs>
         <w:tab w:val="clear" w:pos="720"/>
@@ -42997,7 +40389,7 @@
     <w:rsid w:val="004451BF"/>
     <w:pPr>
       <w:numPr>
-        <w:numId w:val="18"/>
+        <w:numId w:val="17"/>
       </w:numPr>
       <w:spacing w:before="120"/>
     </w:pPr>
@@ -43022,7 +40414,7 @@
     <w:rsid w:val="008418B4"/>
     <w:pPr>
       <w:numPr>
-        <w:numId w:val="21"/>
+        <w:numId w:val="20"/>
       </w:numPr>
       <w:jc w:val="center"/>
     </w:pPr>
@@ -43097,7 +40489,7 @@
     <w:rsid w:val="005859D7"/>
     <w:pPr>
       <w:numPr>
-        <w:numId w:val="22"/>
+        <w:numId w:val="21"/>
       </w:numPr>
       <w:spacing w:before="120"/>
       <w:contextualSpacing/>
@@ -43359,7 +40751,7 @@
     <w:pPr>
       <w:numPr>
         <w:ilvl w:val="1"/>
-        <w:numId w:val="23"/>
+        <w:numId w:val="22"/>
       </w:numPr>
       <w:ind w:left="1080"/>
     </w:pPr>
@@ -43419,7 +40811,7 @@
     <w:pPr>
       <w:keepNext/>
       <w:numPr>
-        <w:numId w:val="24"/>
+        <w:numId w:val="23"/>
       </w:numPr>
       <w:spacing w:before="120" w:after="120"/>
     </w:pPr>
@@ -43593,7 +40985,7 @@
     <w:rsid w:val="00F51AAC"/>
     <w:pPr>
       <w:numPr>
-        <w:numId w:val="39"/>
+        <w:numId w:val="25"/>
       </w:numPr>
       <w:tabs>
         <w:tab w:val="clear" w:pos="360"/>
